--- a/S1-CL1-Cloud-Design-Build/delivery/S1_CL1_Delivery_Plan.docx
+++ b/S1-CL1-Cloud-Design-Build/delivery/S1_CL1_Delivery_Plan.docx
@@ -1,6 +1,6 @@
 
 <file path=word/document.xml><?xml version="1.0" encoding="utf-8"?>
-<w:document xmlns:wpc="http://schemas.microsoft.com/office/word/2010/wordprocessingCanvas" xmlns:cx="http://schemas.microsoft.com/office/drawing/2014/chartex" xmlns:cx1="http://schemas.microsoft.com/office/drawing/2015/9/8/chartex" xmlns:cx2="http://schemas.microsoft.com/office/drawing/2015/10/21/chartex" xmlns:cx3="http://schemas.microsoft.com/office/drawing/2016/5/9/chartex" xmlns:cx4="http://schemas.microsoft.com/office/drawing/2016/5/10/chartex" xmlns:cx5="http://schemas.microsoft.com/office/drawing/2016/5/11/chartex" xmlns:cx6="http://schemas.microsoft.com/office/drawing/2016/5/12/chartex" xmlns:cx7="http://schemas.microsoft.com/office/drawing/2016/5/13/chartex" xmlns:cx8="http://schemas.microsoft.com/office/drawing/2016/5/14/chartex" xmlns:mc="http://schemas.openxmlformats.org/markup-compatibility/2006" xmlns:aink="http://schemas.microsoft.com/office/drawing/2016/ink" xmlns:am3d="http://schemas.microsoft.com/office/drawing/2017/model3d" xmlns:o="urn:schemas-microsoft-com:office:office" xmlns:oel="http://schemas.microsoft.com/office/2019/extlst" xmlns:r="http://schemas.openxmlformats.org/officeDocument/2006/relationships" xmlns:m="http://schemas.openxmlformats.org/officeDocument/2006/math" xmlns:v="urn:schemas-microsoft-com:vml" xmlns:wp14="http://schemas.microsoft.com/office/word/2010/wordprocessingDrawing" xmlns:wp="http://schemas.openxmlformats.org/drawingml/2006/wordprocessingDrawing" xmlns:w10="urn:schemas-microsoft-com:office:word" xmlns:w="http://schemas.openxmlformats.org/wordprocessingml/2006/main" xmlns:w14="http://schemas.microsoft.com/office/word/2010/wordml" xmlns:w15="http://schemas.microsoft.com/office/word/2012/wordml" xmlns:w16cex="http://schemas.microsoft.com/office/word/2018/wordml/cex" xmlns:w16cid="http://schemas.microsoft.com/office/word/2016/wordml/cid" xmlns:w16="http://schemas.microsoft.com/office/word/2018/wordml" xmlns:w16du="http://schemas.microsoft.com/office/word/2023/wordml/word16du" xmlns:w16sdtdh="http://schemas.microsoft.com/office/word/2020/wordml/sdtdatahash" xmlns:w16sdtfl="http://schemas.microsoft.com/office/word/2024/wordml/sdtformatlock" xmlns:w16se="http://schemas.microsoft.com/office/word/2015/wordml/symex" xmlns:wpg="http://schemas.microsoft.com/office/word/2010/wordprocessingGroup" xmlns:wpi="http://schemas.microsoft.com/office/word/2010/wordprocessingInk" xmlns:wne="http://schemas.microsoft.com/office/word/2006/wordml" xmlns:wps="http://schemas.microsoft.com/office/word/2010/wordprocessingShape" mc:Ignorable="w14 w15 w16se w16cid w16 w16cex w16sdtdh w16sdtfl w16du wp14">
+<w:document xmlns:wpc="http://schemas.microsoft.com/office/word/2010/wordprocessingCanvas" xmlns:cx="http://schemas.microsoft.com/office/drawing/2014/chartex" xmlns:cx1="http://schemas.microsoft.com/office/drawing/2015/9/8/chartex" xmlns:cx2="http://schemas.microsoft.com/office/drawing/2015/10/21/chartex" xmlns:cx3="http://schemas.microsoft.com/office/drawing/2016/5/9/chartex" xmlns:cx4="http://schemas.microsoft.com/office/drawing/2016/5/10/chartex" xmlns:cx5="http://schemas.microsoft.com/office/drawing/2016/5/11/chartex" xmlns:cx6="http://schemas.microsoft.com/office/drawing/2016/5/12/chartex" xmlns:cx7="http://schemas.microsoft.com/office/drawing/2016/5/13/chartex" xmlns:cx8="http://schemas.microsoft.com/office/drawing/2016/5/14/chartex" xmlns:mc="http://schemas.openxmlformats.org/markup-compatibility/2006" xmlns:m="http://schemas.openxmlformats.org/officeDocument/2006/math" xmlns:aink="http://schemas.microsoft.com/office/drawing/2016/ink" xmlns:am3d="http://schemas.microsoft.com/office/drawing/2017/model3d" xmlns:oel="http://schemas.microsoft.com/office/2019/extlst" xmlns:r="http://schemas.openxmlformats.org/officeDocument/2006/relationships" xmlns:wp14="http://schemas.microsoft.com/office/word/2010/wordprocessingDrawing" xmlns:wp="http://schemas.openxmlformats.org/drawingml/2006/wordprocessingDrawing" xmlns:wpg="http://schemas.microsoft.com/office/word/2010/wordprocessingGroup" xmlns:wpi="http://schemas.microsoft.com/office/word/2010/wordprocessingInk" xmlns:wps="http://schemas.microsoft.com/office/word/2010/wordprocessingShape" xmlns:o="urn:schemas-microsoft-com:office:office" xmlns:v="urn:schemas-microsoft-com:vml" xmlns:w10="urn:schemas-microsoft-com:office:word" xmlns:w="http://schemas.openxmlformats.org/wordprocessingml/2006/main" xmlns:w14="http://schemas.microsoft.com/office/word/2010/wordml" xmlns:w15="http://schemas.microsoft.com/office/word/2012/wordml" xmlns:w16cex="http://schemas.microsoft.com/office/word/2018/wordml/cex" xmlns:w16cid="http://schemas.microsoft.com/office/word/2016/wordml/cid" xmlns:w16="http://schemas.microsoft.com/office/word/2018/wordml" xmlns:w16sdtdh="http://schemas.microsoft.com/office/word/2020/wordml/sdtdatahash" xmlns:w16sdtfl="http://schemas.microsoft.com/office/word/2024/wordml/sdtformatlock" xmlns:w16se="http://schemas.microsoft.com/office/word/2015/wordml/symex" xmlns:w16du="http://schemas.microsoft.com/office/word/2023/wordml/word16du" xmlns:wne="http://schemas.microsoft.com/office/word/2006/wordml" mc:Ignorable="w14 w15 w16se w16cid w16 w16cex w16sdtdh w16sdtfl w16du wp14">
   <w:body>
     <w:p>
       <w:pPr>
@@ -486,25 +486,7 @@
                 <w:bCs/>
                 <w:color w:val="auto"/>
               </w:rPr>
-              <w:t>YAT Accounting &amp; Office Administration (</w:t>
-            </w:r>
-            <w:proofErr w:type="spellStart"/>
-            <w:r>
-              <w:rPr>
-                <w:b/>
-                <w:bCs/>
-                <w:color w:val="auto"/>
-              </w:rPr>
-              <w:t>Ledgerline</w:t>
-            </w:r>
-            <w:proofErr w:type="spellEnd"/>
-            <w:r>
-              <w:rPr>
-                <w:b/>
-                <w:bCs/>
-                <w:color w:val="auto"/>
-              </w:rPr>
-              <w:t>) cloud migration</w:t>
+              <w:t>YAT Accounting &amp; Office Administration (Ledgerline) cloud migration</w:t>
             </w:r>
             <w:r>
               <w:rPr>
@@ -758,6 +740,71 @@
         </w:tc>
       </w:tr>
     </w:tbl>
+    <w:p>
+      <w:pPr>
+        <w:pStyle w:val="NoSpacing"/>
+      </w:pPr>
+    </w:p>
+    <w:p>
+      <w:pPr>
+        <w:pStyle w:val="NoSpacing"/>
+      </w:pPr>
+    </w:p>
+    <w:p>
+      <w:pPr>
+        <w:pStyle w:val="NoSpacing"/>
+      </w:pPr>
+    </w:p>
+    <w:p>
+      <w:pPr>
+        <w:pStyle w:val="NoSpacing"/>
+      </w:pPr>
+    </w:p>
+    <w:p>
+      <w:pPr>
+        <w:pStyle w:val="NoSpacing"/>
+      </w:pPr>
+    </w:p>
+    <w:p>
+      <w:pPr>
+        <w:pStyle w:val="NoSpacing"/>
+      </w:pPr>
+    </w:p>
+    <w:p>
+      <w:pPr>
+        <w:pStyle w:val="NoSpacing"/>
+      </w:pPr>
+    </w:p>
+    <w:p>
+      <w:pPr>
+        <w:pStyle w:val="NoSpacing"/>
+      </w:pPr>
+    </w:p>
+    <w:p>
+      <w:pPr>
+        <w:pStyle w:val="NoSpacing"/>
+      </w:pPr>
+    </w:p>
+    <w:p>
+      <w:pPr>
+        <w:pStyle w:val="NoSpacing"/>
+      </w:pPr>
+    </w:p>
+    <w:p>
+      <w:pPr>
+        <w:pStyle w:val="NoSpacing"/>
+      </w:pPr>
+    </w:p>
+    <w:p>
+      <w:pPr>
+        <w:pStyle w:val="NoSpacing"/>
+      </w:pPr>
+    </w:p>
+    <w:p>
+      <w:pPr>
+        <w:pStyle w:val="NoSpacing"/>
+      </w:pPr>
+    </w:p>
     <w:p>
       <w:pPr>
         <w:pStyle w:val="NoSpacing"/>
@@ -825,6 +872,7 @@
               <w:pStyle w:val="Heading2"/>
             </w:pPr>
             <w:r>
+              <w:lastRenderedPageBreak/>
               <w:t>LLN – Language, Literacy and Numeracy</w:t>
             </w:r>
           </w:p>
@@ -848,7 +896,6 @@
               <w:pStyle w:val="Heading3"/>
             </w:pPr>
             <w:r>
-              <w:lastRenderedPageBreak/>
               <w:t>Requirements</w:t>
             </w:r>
           </w:p>
@@ -1751,13 +1798,7 @@
         <w:t>Session 2</w:t>
       </w:r>
       <w:r>
-        <w:t xml:space="preserve"> </w:t>
-      </w:r>
-      <w:r>
-        <w:t>– Week 1.</w:t>
-      </w:r>
-      <w:r>
-        <w:t>2</w:t>
+        <w:t xml:space="preserve"> – Week 1.2</w:t>
       </w:r>
       <w:r>
         <w:t xml:space="preserve"> - Classroom</w:t>
@@ -2176,13 +2217,7 @@
         <w:t>Session 3</w:t>
       </w:r>
       <w:r>
-        <w:t xml:space="preserve"> </w:t>
-      </w:r>
-      <w:r>
-        <w:t>– Week 1.</w:t>
-      </w:r>
-      <w:r>
-        <w:t>3</w:t>
+        <w:t xml:space="preserve"> – Week 1.3</w:t>
       </w:r>
       <w:r>
         <w:t xml:space="preserve"> - Online</w:t>
@@ -2633,13 +2668,7 @@
         <w:t>Session 4</w:t>
       </w:r>
       <w:r>
-        <w:t xml:space="preserve"> </w:t>
-      </w:r>
-      <w:r>
-        <w:t>– Week 1.</w:t>
-      </w:r>
-      <w:r>
-        <w:t>4</w:t>
+        <w:t xml:space="preserve"> – Week 1.4</w:t>
       </w:r>
       <w:r>
         <w:t xml:space="preserve"> - Online</w:t>
@@ -3093,13 +3122,7 @@
         <w:t>Session 5</w:t>
       </w:r>
       <w:r>
-        <w:t xml:space="preserve"> </w:t>
-      </w:r>
-      <w:r>
-        <w:t>– Week 1.</w:t>
-      </w:r>
-      <w:r>
-        <w:t>5</w:t>
+        <w:t xml:space="preserve"> – Week 1.5</w:t>
       </w:r>
       <w:r>
         <w:t xml:space="preserve"> - Online</w:t>
@@ -3552,13 +3575,7 @@
         <w:t>Session 6</w:t>
       </w:r>
       <w:r>
-        <w:t xml:space="preserve"> </w:t>
-      </w:r>
-      <w:r>
-        <w:t xml:space="preserve">– Week </w:t>
-      </w:r>
-      <w:r>
-        <w:t>2.1</w:t>
+        <w:t xml:space="preserve"> – Week 2.1</w:t>
       </w:r>
       <w:r>
         <w:t xml:space="preserve"> - Classroom</w:t>
@@ -3993,10 +4010,7 @@
         <w:t>Session 7</w:t>
       </w:r>
       <w:r>
-        <w:t xml:space="preserve"> – Week 2.</w:t>
-      </w:r>
-      <w:r>
-        <w:t>2</w:t>
+        <w:t xml:space="preserve"> – Week 2.2</w:t>
       </w:r>
       <w:r>
         <w:t xml:space="preserve"> - Classroom</w:t>
@@ -4396,10 +4410,7 @@
         <w:t>Session 8</w:t>
       </w:r>
       <w:r>
-        <w:t xml:space="preserve"> – Week 2.</w:t>
-      </w:r>
-      <w:r>
-        <w:t>3</w:t>
+        <w:t xml:space="preserve"> – Week 2.3</w:t>
       </w:r>
       <w:r>
         <w:t xml:space="preserve"> - Online</w:t>
@@ -4800,10 +4811,7 @@
         <w:t>Session 9</w:t>
       </w:r>
       <w:r>
-        <w:t xml:space="preserve"> – Week 2.</w:t>
-      </w:r>
-      <w:r>
-        <w:t>4</w:t>
+        <w:t xml:space="preserve"> – Week 2.4</w:t>
       </w:r>
       <w:r>
         <w:t xml:space="preserve"> - Online</w:t>
@@ -5207,10 +5215,7 @@
         <w:t>Session 10</w:t>
       </w:r>
       <w:r>
-        <w:t xml:space="preserve"> – Week 2.</w:t>
-      </w:r>
-      <w:r>
-        <w:t>5</w:t>
+        <w:t xml:space="preserve"> – Week 2.5</w:t>
       </w:r>
       <w:r>
         <w:t xml:space="preserve"> - Online</w:t>
@@ -5610,13 +5615,7 @@
         <w:t>Session 11</w:t>
       </w:r>
       <w:r>
-        <w:t xml:space="preserve"> – Week </w:t>
-      </w:r>
-      <w:r>
-        <w:t>3</w:t>
-      </w:r>
-      <w:r>
-        <w:t>.1</w:t>
+        <w:t xml:space="preserve"> – Week 3.1</w:t>
       </w:r>
       <w:r>
         <w:t xml:space="preserve"> - Classroom</w:t>
@@ -6016,10 +6015,7 @@
         <w:t>Session 12</w:t>
       </w:r>
       <w:r>
-        <w:t xml:space="preserve"> – Week 3.</w:t>
-      </w:r>
-      <w:r>
-        <w:t>2</w:t>
+        <w:t xml:space="preserve"> – Week 3.2</w:t>
       </w:r>
       <w:r>
         <w:t xml:space="preserve"> - Classroom</w:t>
@@ -6426,10 +6422,7 @@
         <w:t>Session 13</w:t>
       </w:r>
       <w:r>
-        <w:t xml:space="preserve"> – Week 3.</w:t>
-      </w:r>
-      <w:r>
-        <w:t>3</w:t>
+        <w:t xml:space="preserve"> – Week 3.3</w:t>
       </w:r>
       <w:r>
         <w:t xml:space="preserve"> - Online</w:t>
@@ -6874,10 +6867,7 @@
         <w:t>Session 14</w:t>
       </w:r>
       <w:r>
-        <w:t xml:space="preserve"> – Week 3.</w:t>
-      </w:r>
-      <w:r>
-        <w:t>4</w:t>
+        <w:t xml:space="preserve"> – Week 3.4</w:t>
       </w:r>
       <w:r>
         <w:t xml:space="preserve"> - Online</w:t>
@@ -7321,10 +7311,7 @@
         <w:t>Session 15</w:t>
       </w:r>
       <w:r>
-        <w:t xml:space="preserve"> – Week 3.</w:t>
-      </w:r>
-      <w:r>
-        <w:t>5</w:t>
+        <w:t xml:space="preserve"> – Week 3.5</w:t>
       </w:r>
       <w:r>
         <w:t xml:space="preserve"> - Online</w:t>
@@ -7768,13 +7755,7 @@
         <w:t>Session 16</w:t>
       </w:r>
       <w:r>
-        <w:t xml:space="preserve"> – Week </w:t>
-      </w:r>
-      <w:r>
-        <w:t>4</w:t>
-      </w:r>
-      <w:r>
-        <w:t>.1</w:t>
+        <w:t xml:space="preserve"> – Week 4.1</w:t>
       </w:r>
       <w:r>
         <w:t xml:space="preserve"> - Classroom</w:t>
@@ -8219,10 +8200,7 @@
         <w:t>Session 17</w:t>
       </w:r>
       <w:r>
-        <w:t xml:space="preserve"> – Week 4.</w:t>
-      </w:r>
-      <w:r>
-        <w:t>2</w:t>
+        <w:t xml:space="preserve"> – Week 4.2</w:t>
       </w:r>
       <w:r>
         <w:t xml:space="preserve"> - Classroom</w:t>
@@ -8653,10 +8631,7 @@
         <w:t>Session 18</w:t>
       </w:r>
       <w:r>
-        <w:t xml:space="preserve"> – Week 4.</w:t>
-      </w:r>
-      <w:r>
-        <w:t>3</w:t>
+        <w:t xml:space="preserve"> – Week 4.3</w:t>
       </w:r>
       <w:r>
         <w:t xml:space="preserve"> - Online</w:t>
@@ -9105,10 +9080,7 @@
         <w:t>Session 19</w:t>
       </w:r>
       <w:r>
-        <w:t xml:space="preserve"> – Week 4.</w:t>
-      </w:r>
-      <w:r>
-        <w:t>4</w:t>
+        <w:t xml:space="preserve"> – Week 4.4</w:t>
       </w:r>
       <w:r>
         <w:t xml:space="preserve"> - Online</w:t>
@@ -9508,10 +9480,7 @@
         <w:t>Session 20</w:t>
       </w:r>
       <w:r>
-        <w:t xml:space="preserve"> – Week 4.</w:t>
-      </w:r>
-      <w:r>
-        <w:t>5</w:t>
+        <w:t xml:space="preserve"> – Week 4.5</w:t>
       </w:r>
       <w:r>
         <w:t xml:space="preserve"> - Online</w:t>
@@ -9927,13 +9896,7 @@
         <w:t>Session 21</w:t>
       </w:r>
       <w:r>
-        <w:t xml:space="preserve"> – Week </w:t>
-      </w:r>
-      <w:r>
-        <w:t>5</w:t>
-      </w:r>
-      <w:r>
-        <w:t>.1</w:t>
+        <w:t xml:space="preserve"> – Week 5.1</w:t>
       </w:r>
       <w:r>
         <w:t xml:space="preserve"> - Classroom</w:t>
@@ -10333,10 +10296,7 @@
         <w:t>Session 22</w:t>
       </w:r>
       <w:r>
-        <w:t xml:space="preserve"> – Week 5.</w:t>
-      </w:r>
-      <w:r>
-        <w:t>2</w:t>
+        <w:t xml:space="preserve"> – Week 5.2</w:t>
       </w:r>
       <w:r>
         <w:t xml:space="preserve"> - Classroom</w:t>
@@ -10684,18 +10644,10 @@
               <w:pStyle w:val="Heading3"/>
             </w:pPr>
             <w:r>
-              <w:t xml:space="preserve">AT2 </w:t>
-            </w:r>
-            <w:r>
-              <w:t>–</w:t>
-            </w:r>
-            <w:r>
-              <w:t xml:space="preserve"> Deployment</w:t>
+              <w:t>AT2 – Deployment</w:t>
             </w:r>
             <w:r>
               <w:br/>
-            </w:r>
-            <w:r>
               <w:t>AT 2 – Deployment Report</w:t>
             </w:r>
           </w:p>
@@ -10748,10 +10700,7 @@
         <w:t>Session 23</w:t>
       </w:r>
       <w:r>
-        <w:t xml:space="preserve"> – Week 5.</w:t>
-      </w:r>
-      <w:r>
-        <w:t>3</w:t>
+        <w:t xml:space="preserve"> – Week 5.3</w:t>
       </w:r>
       <w:r>
         <w:t xml:space="preserve"> - Online</w:t>
@@ -11151,10 +11100,7 @@
         <w:t>Session 24</w:t>
       </w:r>
       <w:r>
-        <w:t xml:space="preserve"> – Week 5.</w:t>
-      </w:r>
-      <w:r>
-        <w:t>4</w:t>
+        <w:t xml:space="preserve"> – Week 5.4</w:t>
       </w:r>
       <w:r>
         <w:t xml:space="preserve"> - Online</w:t>
@@ -11593,10 +11539,7 @@
         <w:t>Session 25</w:t>
       </w:r>
       <w:r>
-        <w:t xml:space="preserve"> – Week 5.</w:t>
-      </w:r>
-      <w:r>
-        <w:t>5</w:t>
+        <w:t xml:space="preserve"> – Week 5.5</w:t>
       </w:r>
       <w:r>
         <w:t xml:space="preserve"> - Online</w:t>
@@ -12027,13 +11970,7 @@
         <w:t>Session 26</w:t>
       </w:r>
       <w:r>
-        <w:t xml:space="preserve"> – Week </w:t>
-      </w:r>
-      <w:r>
-        <w:t>6</w:t>
-      </w:r>
-      <w:r>
-        <w:t>.1</w:t>
+        <w:t xml:space="preserve"> – Week 6.1</w:t>
       </w:r>
       <w:r>
         <w:t xml:space="preserve"> - Classroom</w:t>
@@ -12477,10 +12414,7 @@
         <w:t>Session 27</w:t>
       </w:r>
       <w:r>
-        <w:t xml:space="preserve"> – Week 6.</w:t>
-      </w:r>
-      <w:r>
-        <w:t>2</w:t>
+        <w:t xml:space="preserve"> – Week 6.2</w:t>
       </w:r>
       <w:r>
         <w:t xml:space="preserve"> - Classroom</w:t>
@@ -12924,10 +12858,7 @@
         <w:t>Session 28</w:t>
       </w:r>
       <w:r>
-        <w:t xml:space="preserve"> – Week 6.</w:t>
-      </w:r>
-      <w:r>
-        <w:t>3</w:t>
+        <w:t xml:space="preserve"> – Week 6.3</w:t>
       </w:r>
       <w:r>
         <w:t xml:space="preserve"> - Online</w:t>
@@ -13328,10 +13259,7 @@
         <w:t>Session 29</w:t>
       </w:r>
       <w:r>
-        <w:t xml:space="preserve"> – Week 6.</w:t>
-      </w:r>
-      <w:r>
-        <w:t>4</w:t>
+        <w:t xml:space="preserve"> – Week 6.4</w:t>
       </w:r>
       <w:r>
         <w:t xml:space="preserve"> - Online</w:t>
@@ -13731,10 +13659,7 @@
         <w:t>Session 30</w:t>
       </w:r>
       <w:r>
-        <w:t xml:space="preserve"> – Week 6.</w:t>
-      </w:r>
-      <w:r>
-        <w:t>5</w:t>
+        <w:t xml:space="preserve"> – Week 6.5</w:t>
       </w:r>
       <w:r>
         <w:t xml:space="preserve"> - Online</w:t>
@@ -14134,13 +14059,7 @@
         <w:t>Session 31</w:t>
       </w:r>
       <w:r>
-        <w:t xml:space="preserve"> – Week </w:t>
-      </w:r>
-      <w:r>
-        <w:t>7</w:t>
-      </w:r>
-      <w:r>
-        <w:t>.1</w:t>
+        <w:t xml:space="preserve"> – Week 7.1</w:t>
       </w:r>
       <w:r>
         <w:t xml:space="preserve"> - Classroom</w:t>
@@ -14540,10 +14459,7 @@
         <w:t>Session 32</w:t>
       </w:r>
       <w:r>
-        <w:t xml:space="preserve"> – Week 7.</w:t>
-      </w:r>
-      <w:r>
-        <w:t>2</w:t>
+        <w:t xml:space="preserve"> – Week 7.2</w:t>
       </w:r>
       <w:r>
         <w:t xml:space="preserve"> - Classroom</w:t>
@@ -14941,16 +14857,10 @@
       </w:pPr>
       <w:r>
         <w:lastRenderedPageBreak/>
-        <w:t>Session 3</w:t>
+        <w:t>Session 33</w:t>
       </w:r>
       <w:r>
-        <w:t>3</w:t>
-      </w:r>
-      <w:r>
-        <w:t xml:space="preserve"> – Week 7.</w:t>
-      </w:r>
-      <w:r>
-        <w:t>3</w:t>
+        <w:t xml:space="preserve"> – Week 7.3</w:t>
       </w:r>
       <w:r>
         <w:t xml:space="preserve"> - Online</w:t>
@@ -15343,16 +15253,10 @@
         <w:pStyle w:val="Heading1"/>
       </w:pPr>
       <w:r>
-        <w:t>Session 3</w:t>
+        <w:t>Session 34</w:t>
       </w:r>
       <w:r>
-        <w:t>4</w:t>
-      </w:r>
-      <w:r>
-        <w:t xml:space="preserve"> – Week 7.</w:t>
-      </w:r>
-      <w:r>
-        <w:t>4</w:t>
+        <w:t xml:space="preserve"> – Week 7.4</w:t>
       </w:r>
       <w:r>
         <w:t xml:space="preserve"> - Online</w:t>
@@ -15746,16 +15650,10 @@
         <w:pStyle w:val="Heading1"/>
       </w:pPr>
       <w:r>
-        <w:t>Session 3</w:t>
+        <w:t>Session 35</w:t>
       </w:r>
       <w:r>
-        <w:t>5</w:t>
-      </w:r>
-      <w:r>
-        <w:t xml:space="preserve"> – Week 7.</w:t>
-      </w:r>
-      <w:r>
-        <w:t>5</w:t>
+        <w:t xml:space="preserve"> – Week 7.5</w:t>
       </w:r>
       <w:r>
         <w:t xml:space="preserve"> - Online</w:t>
@@ -16148,19 +16046,10 @@
         <w:pStyle w:val="Heading1"/>
       </w:pPr>
       <w:r>
-        <w:t>Session 3</w:t>
+        <w:t>Session 36</w:t>
       </w:r>
       <w:r>
-        <w:t>6</w:t>
-      </w:r>
-      <w:r>
-        <w:t xml:space="preserve"> – Week </w:t>
-      </w:r>
-      <w:r>
-        <w:t>8</w:t>
-      </w:r>
-      <w:r>
-        <w:t>.1</w:t>
+        <w:t xml:space="preserve"> – Week 8.1</w:t>
       </w:r>
       <w:r>
         <w:t xml:space="preserve"> - Classroom</w:t>
@@ -16559,16 +16448,10 @@
       </w:pPr>
       <w:r>
         <w:lastRenderedPageBreak/>
-        <w:t>Session 3</w:t>
+        <w:t>Session 37</w:t>
       </w:r>
       <w:r>
-        <w:t>7</w:t>
-      </w:r>
-      <w:r>
-        <w:t xml:space="preserve"> – Week 8.</w:t>
-      </w:r>
-      <w:r>
-        <w:t>2</w:t>
+        <w:t xml:space="preserve"> – Week 8.2</w:t>
       </w:r>
       <w:r>
         <w:t xml:space="preserve"> - Classroom</w:t>
@@ -16961,16 +16844,10 @@
         <w:pStyle w:val="Heading1"/>
       </w:pPr>
       <w:r>
-        <w:t>Session 3</w:t>
+        <w:t>Session 38</w:t>
       </w:r>
       <w:r>
-        <w:t>8</w:t>
-      </w:r>
-      <w:r>
-        <w:t xml:space="preserve"> – Week 8.</w:t>
-      </w:r>
-      <w:r>
-        <w:t>3</w:t>
+        <w:t xml:space="preserve"> – Week 8.3</w:t>
       </w:r>
       <w:r>
         <w:t xml:space="preserve"> - Online</w:t>
@@ -17363,16 +17240,10 @@
         <w:pStyle w:val="Heading1"/>
       </w:pPr>
       <w:r>
-        <w:t>Session 3</w:t>
+        <w:t>Session 39</w:t>
       </w:r>
       <w:r>
-        <w:t>9</w:t>
-      </w:r>
-      <w:r>
-        <w:t xml:space="preserve"> – Week 8.</w:t>
-      </w:r>
-      <w:r>
-        <w:t>4</w:t>
+        <w:t xml:space="preserve"> – Week 8.4</w:t>
       </w:r>
       <w:r>
         <w:t xml:space="preserve"> - Online</w:t>
@@ -17773,16 +17644,10 @@
         <w:pStyle w:val="Heading1"/>
       </w:pPr>
       <w:r>
-        <w:t xml:space="preserve">Session </w:t>
+        <w:t>Session 40</w:t>
       </w:r>
       <w:r>
-        <w:t>40</w:t>
-      </w:r>
-      <w:r>
-        <w:t xml:space="preserve"> – Week 8.</w:t>
-      </w:r>
-      <w:r>
-        <w:t>5</w:t>
+        <w:t xml:space="preserve"> – Week 8.5</w:t>
       </w:r>
       <w:r>
         <w:t xml:space="preserve"> - Online</w:t>
@@ -18185,7 +18050,7 @@
 </file>
 
 <file path=word/endnotes.xml><?xml version="1.0" encoding="utf-8"?>
-<w:endnotes xmlns:wpc="http://schemas.microsoft.com/office/word/2010/wordprocessingCanvas" xmlns:cx="http://schemas.microsoft.com/office/drawing/2014/chartex" xmlns:cx1="http://schemas.microsoft.com/office/drawing/2015/9/8/chartex" xmlns:cx2="http://schemas.microsoft.com/office/drawing/2015/10/21/chartex" xmlns:cx3="http://schemas.microsoft.com/office/drawing/2016/5/9/chartex" xmlns:cx4="http://schemas.microsoft.com/office/drawing/2016/5/10/chartex" xmlns:cx5="http://schemas.microsoft.com/office/drawing/2016/5/11/chartex" xmlns:cx6="http://schemas.microsoft.com/office/drawing/2016/5/12/chartex" xmlns:cx7="http://schemas.microsoft.com/office/drawing/2016/5/13/chartex" xmlns:cx8="http://schemas.microsoft.com/office/drawing/2016/5/14/chartex" xmlns:mc="http://schemas.openxmlformats.org/markup-compatibility/2006" xmlns:aink="http://schemas.microsoft.com/office/drawing/2016/ink" xmlns:am3d="http://schemas.microsoft.com/office/drawing/2017/model3d" xmlns:o="urn:schemas-microsoft-com:office:office" xmlns:oel="http://schemas.microsoft.com/office/2019/extlst" xmlns:r="http://schemas.openxmlformats.org/officeDocument/2006/relationships" xmlns:m="http://schemas.openxmlformats.org/officeDocument/2006/math" xmlns:v="urn:schemas-microsoft-com:vml" xmlns:wp14="http://schemas.microsoft.com/office/word/2010/wordprocessingDrawing" xmlns:wp="http://schemas.openxmlformats.org/drawingml/2006/wordprocessingDrawing" xmlns:w10="urn:schemas-microsoft-com:office:word" xmlns:w="http://schemas.openxmlformats.org/wordprocessingml/2006/main" xmlns:w14="http://schemas.microsoft.com/office/word/2010/wordml" xmlns:w15="http://schemas.microsoft.com/office/word/2012/wordml" xmlns:w16cex="http://schemas.microsoft.com/office/word/2018/wordml/cex" xmlns:w16cid="http://schemas.microsoft.com/office/word/2016/wordml/cid" xmlns:w16="http://schemas.microsoft.com/office/word/2018/wordml" xmlns:w16du="http://schemas.microsoft.com/office/word/2023/wordml/word16du" xmlns:w16sdtdh="http://schemas.microsoft.com/office/word/2020/wordml/sdtdatahash" xmlns:w16sdtfl="http://schemas.microsoft.com/office/word/2024/wordml/sdtformatlock" xmlns:w16se="http://schemas.microsoft.com/office/word/2015/wordml/symex" xmlns:wpg="http://schemas.microsoft.com/office/word/2010/wordprocessingGroup" xmlns:wpi="http://schemas.microsoft.com/office/word/2010/wordprocessingInk" xmlns:wne="http://schemas.microsoft.com/office/word/2006/wordml" xmlns:wps="http://schemas.microsoft.com/office/word/2010/wordprocessingShape" mc:Ignorable="w14 w15 w16se w16cid w16 w16cex w16sdtdh w16sdtfl w16du wp14">
+<w:endnotes xmlns:wpc="http://schemas.microsoft.com/office/word/2010/wordprocessingCanvas" xmlns:cx="http://schemas.microsoft.com/office/drawing/2014/chartex" xmlns:cx1="http://schemas.microsoft.com/office/drawing/2015/9/8/chartex" xmlns:cx2="http://schemas.microsoft.com/office/drawing/2015/10/21/chartex" xmlns:cx3="http://schemas.microsoft.com/office/drawing/2016/5/9/chartex" xmlns:cx4="http://schemas.microsoft.com/office/drawing/2016/5/10/chartex" xmlns:cx5="http://schemas.microsoft.com/office/drawing/2016/5/11/chartex" xmlns:cx6="http://schemas.microsoft.com/office/drawing/2016/5/12/chartex" xmlns:cx7="http://schemas.microsoft.com/office/drawing/2016/5/13/chartex" xmlns:cx8="http://schemas.microsoft.com/office/drawing/2016/5/14/chartex" xmlns:mc="http://schemas.openxmlformats.org/markup-compatibility/2006" xmlns:m="http://schemas.openxmlformats.org/officeDocument/2006/math" xmlns:aink="http://schemas.microsoft.com/office/drawing/2016/ink" xmlns:am3d="http://schemas.microsoft.com/office/drawing/2017/model3d" xmlns:oel="http://schemas.microsoft.com/office/2019/extlst" xmlns:r="http://schemas.openxmlformats.org/officeDocument/2006/relationships" xmlns:wp14="http://schemas.microsoft.com/office/word/2010/wordprocessingDrawing" xmlns:wp="http://schemas.openxmlformats.org/drawingml/2006/wordprocessingDrawing" xmlns:wpg="http://schemas.microsoft.com/office/word/2010/wordprocessingGroup" xmlns:wpi="http://schemas.microsoft.com/office/word/2010/wordprocessingInk" xmlns:wps="http://schemas.microsoft.com/office/word/2010/wordprocessingShape" xmlns:o="urn:schemas-microsoft-com:office:office" xmlns:v="urn:schemas-microsoft-com:vml" xmlns:w10="urn:schemas-microsoft-com:office:word" xmlns:w="http://schemas.openxmlformats.org/wordprocessingml/2006/main" xmlns:w14="http://schemas.microsoft.com/office/word/2010/wordml" xmlns:w15="http://schemas.microsoft.com/office/word/2012/wordml" xmlns:w16cex="http://schemas.microsoft.com/office/word/2018/wordml/cex" xmlns:w16cid="http://schemas.microsoft.com/office/word/2016/wordml/cid" xmlns:w16="http://schemas.microsoft.com/office/word/2018/wordml" xmlns:w16sdtdh="http://schemas.microsoft.com/office/word/2020/wordml/sdtdatahash" xmlns:w16sdtfl="http://schemas.microsoft.com/office/word/2024/wordml/sdtformatlock" xmlns:w16se="http://schemas.microsoft.com/office/word/2015/wordml/symex" xmlns:w16du="http://schemas.microsoft.com/office/word/2023/wordml/word16du" xmlns:wne="http://schemas.microsoft.com/office/word/2006/wordml" mc:Ignorable="w14 w15 w16se w16cid w16 w16cex w16sdtdh w16sdtfl w16du wp14">
   <w:endnote w:type="separator" w:id="-1">
     <w:p>
       <w:r>
@@ -18204,7 +18069,7 @@
 </file>
 
 <file path=word/footer1.xml><?xml version="1.0" encoding="utf-8"?>
-<w:ftr xmlns:wpc="http://schemas.microsoft.com/office/word/2010/wordprocessingCanvas" xmlns:cx="http://schemas.microsoft.com/office/drawing/2014/chartex" xmlns:cx1="http://schemas.microsoft.com/office/drawing/2015/9/8/chartex" xmlns:cx2="http://schemas.microsoft.com/office/drawing/2015/10/21/chartex" xmlns:cx3="http://schemas.microsoft.com/office/drawing/2016/5/9/chartex" xmlns:cx4="http://schemas.microsoft.com/office/drawing/2016/5/10/chartex" xmlns:cx5="http://schemas.microsoft.com/office/drawing/2016/5/11/chartex" xmlns:cx6="http://schemas.microsoft.com/office/drawing/2016/5/12/chartex" xmlns:cx7="http://schemas.microsoft.com/office/drawing/2016/5/13/chartex" xmlns:cx8="http://schemas.microsoft.com/office/drawing/2016/5/14/chartex" xmlns:mc="http://schemas.openxmlformats.org/markup-compatibility/2006" xmlns:aink="http://schemas.microsoft.com/office/drawing/2016/ink" xmlns:am3d="http://schemas.microsoft.com/office/drawing/2017/model3d" xmlns:o="urn:schemas-microsoft-com:office:office" xmlns:oel="http://schemas.microsoft.com/office/2019/extlst" xmlns:r="http://schemas.openxmlformats.org/officeDocument/2006/relationships" xmlns:m="http://schemas.openxmlformats.org/officeDocument/2006/math" xmlns:v="urn:schemas-microsoft-com:vml" xmlns:wp14="http://schemas.microsoft.com/office/word/2010/wordprocessingDrawing" xmlns:wp="http://schemas.openxmlformats.org/drawingml/2006/wordprocessingDrawing" xmlns:w10="urn:schemas-microsoft-com:office:word" xmlns:w="http://schemas.openxmlformats.org/wordprocessingml/2006/main" xmlns:w14="http://schemas.microsoft.com/office/word/2010/wordml" xmlns:w15="http://schemas.microsoft.com/office/word/2012/wordml" xmlns:w16cex="http://schemas.microsoft.com/office/word/2018/wordml/cex" xmlns:w16cid="http://schemas.microsoft.com/office/word/2016/wordml/cid" xmlns:w16="http://schemas.microsoft.com/office/word/2018/wordml" xmlns:w16du="http://schemas.microsoft.com/office/word/2023/wordml/word16du" xmlns:w16sdtdh="http://schemas.microsoft.com/office/word/2020/wordml/sdtdatahash" xmlns:w16sdtfl="http://schemas.microsoft.com/office/word/2024/wordml/sdtformatlock" xmlns:w16se="http://schemas.microsoft.com/office/word/2015/wordml/symex" xmlns:wpg="http://schemas.microsoft.com/office/word/2010/wordprocessingGroup" xmlns:wpi="http://schemas.microsoft.com/office/word/2010/wordprocessingInk" xmlns:wne="http://schemas.microsoft.com/office/word/2006/wordml" xmlns:wps="http://schemas.microsoft.com/office/word/2010/wordprocessingShape" mc:Ignorable="w14 w15 w16se w16cid w16 w16cex w16sdtdh w16sdtfl w16du wp14">
+<w:ftr xmlns:wpc="http://schemas.microsoft.com/office/word/2010/wordprocessingCanvas" xmlns:cx="http://schemas.microsoft.com/office/drawing/2014/chartex" xmlns:cx1="http://schemas.microsoft.com/office/drawing/2015/9/8/chartex" xmlns:cx2="http://schemas.microsoft.com/office/drawing/2015/10/21/chartex" xmlns:cx3="http://schemas.microsoft.com/office/drawing/2016/5/9/chartex" xmlns:cx4="http://schemas.microsoft.com/office/drawing/2016/5/10/chartex" xmlns:cx5="http://schemas.microsoft.com/office/drawing/2016/5/11/chartex" xmlns:cx6="http://schemas.microsoft.com/office/drawing/2016/5/12/chartex" xmlns:cx7="http://schemas.microsoft.com/office/drawing/2016/5/13/chartex" xmlns:cx8="http://schemas.microsoft.com/office/drawing/2016/5/14/chartex" xmlns:mc="http://schemas.openxmlformats.org/markup-compatibility/2006" xmlns:m="http://schemas.openxmlformats.org/officeDocument/2006/math" xmlns:aink="http://schemas.microsoft.com/office/drawing/2016/ink" xmlns:am3d="http://schemas.microsoft.com/office/drawing/2017/model3d" xmlns:oel="http://schemas.microsoft.com/office/2019/extlst" xmlns:r="http://schemas.openxmlformats.org/officeDocument/2006/relationships" xmlns:wp14="http://schemas.microsoft.com/office/word/2010/wordprocessingDrawing" xmlns:wp="http://schemas.openxmlformats.org/drawingml/2006/wordprocessingDrawing" xmlns:wpg="http://schemas.microsoft.com/office/word/2010/wordprocessingGroup" xmlns:wpi="http://schemas.microsoft.com/office/word/2010/wordprocessingInk" xmlns:wps="http://schemas.microsoft.com/office/word/2010/wordprocessingShape" xmlns:o="urn:schemas-microsoft-com:office:office" xmlns:v="urn:schemas-microsoft-com:vml" xmlns:w10="urn:schemas-microsoft-com:office:word" xmlns:w="http://schemas.openxmlformats.org/wordprocessingml/2006/main" xmlns:w14="http://schemas.microsoft.com/office/word/2010/wordml" xmlns:w15="http://schemas.microsoft.com/office/word/2012/wordml" xmlns:w16cex="http://schemas.microsoft.com/office/word/2018/wordml/cex" xmlns:w16cid="http://schemas.microsoft.com/office/word/2016/wordml/cid" xmlns:w16="http://schemas.microsoft.com/office/word/2018/wordml" xmlns:w16sdtdh="http://schemas.microsoft.com/office/word/2020/wordml/sdtdatahash" xmlns:w16sdtfl="http://schemas.microsoft.com/office/word/2024/wordml/sdtformatlock" xmlns:w16se="http://schemas.microsoft.com/office/word/2015/wordml/symex" xmlns:w16du="http://schemas.microsoft.com/office/word/2023/wordml/word16du" xmlns:wne="http://schemas.microsoft.com/office/word/2006/wordml" mc:Ignorable="w14 w15 w16se w16cid w16 w16cex w16sdtdh w16sdtfl w16du wp14">
   <w:p>
     <w:pPr>
       <w:pStyle w:val="Footer"/>
@@ -18262,7 +18127,7 @@
       <w:rPr>
         <w:noProof/>
       </w:rPr>
-      <w:t>2 June 2026</w:t>
+      <w:t>25 June 2026</w:t>
     </w:r>
     <w:r>
       <w:fldChar w:fldCharType="end"/>
@@ -18305,7 +18170,7 @@
 </file>
 
 <file path=word/footnotes.xml><?xml version="1.0" encoding="utf-8"?>
-<w:footnotes xmlns:wpc="http://schemas.microsoft.com/office/word/2010/wordprocessingCanvas" xmlns:cx="http://schemas.microsoft.com/office/drawing/2014/chartex" xmlns:cx1="http://schemas.microsoft.com/office/drawing/2015/9/8/chartex" xmlns:cx2="http://schemas.microsoft.com/office/drawing/2015/10/21/chartex" xmlns:cx3="http://schemas.microsoft.com/office/drawing/2016/5/9/chartex" xmlns:cx4="http://schemas.microsoft.com/office/drawing/2016/5/10/chartex" xmlns:cx5="http://schemas.microsoft.com/office/drawing/2016/5/11/chartex" xmlns:cx6="http://schemas.microsoft.com/office/drawing/2016/5/12/chartex" xmlns:cx7="http://schemas.microsoft.com/office/drawing/2016/5/13/chartex" xmlns:cx8="http://schemas.microsoft.com/office/drawing/2016/5/14/chartex" xmlns:mc="http://schemas.openxmlformats.org/markup-compatibility/2006" xmlns:aink="http://schemas.microsoft.com/office/drawing/2016/ink" xmlns:am3d="http://schemas.microsoft.com/office/drawing/2017/model3d" xmlns:o="urn:schemas-microsoft-com:office:office" xmlns:oel="http://schemas.microsoft.com/office/2019/extlst" xmlns:r="http://schemas.openxmlformats.org/officeDocument/2006/relationships" xmlns:m="http://schemas.openxmlformats.org/officeDocument/2006/math" xmlns:v="urn:schemas-microsoft-com:vml" xmlns:wp14="http://schemas.microsoft.com/office/word/2010/wordprocessingDrawing" xmlns:wp="http://schemas.openxmlformats.org/drawingml/2006/wordprocessingDrawing" xmlns:w10="urn:schemas-microsoft-com:office:word" xmlns:w="http://schemas.openxmlformats.org/wordprocessingml/2006/main" xmlns:w14="http://schemas.microsoft.com/office/word/2010/wordml" xmlns:w15="http://schemas.microsoft.com/office/word/2012/wordml" xmlns:w16cex="http://schemas.microsoft.com/office/word/2018/wordml/cex" xmlns:w16cid="http://schemas.microsoft.com/office/word/2016/wordml/cid" xmlns:w16="http://schemas.microsoft.com/office/word/2018/wordml" xmlns:w16du="http://schemas.microsoft.com/office/word/2023/wordml/word16du" xmlns:w16sdtdh="http://schemas.microsoft.com/office/word/2020/wordml/sdtdatahash" xmlns:w16sdtfl="http://schemas.microsoft.com/office/word/2024/wordml/sdtformatlock" xmlns:w16se="http://schemas.microsoft.com/office/word/2015/wordml/symex" xmlns:wpg="http://schemas.microsoft.com/office/word/2010/wordprocessingGroup" xmlns:wpi="http://schemas.microsoft.com/office/word/2010/wordprocessingInk" xmlns:wne="http://schemas.microsoft.com/office/word/2006/wordml" xmlns:wps="http://schemas.microsoft.com/office/word/2010/wordprocessingShape" mc:Ignorable="w14 w15 w16se w16cid w16 w16cex w16sdtdh w16sdtfl w16du wp14">
+<w:footnotes xmlns:wpc="http://schemas.microsoft.com/office/word/2010/wordprocessingCanvas" xmlns:cx="http://schemas.microsoft.com/office/drawing/2014/chartex" xmlns:cx1="http://schemas.microsoft.com/office/drawing/2015/9/8/chartex" xmlns:cx2="http://schemas.microsoft.com/office/drawing/2015/10/21/chartex" xmlns:cx3="http://schemas.microsoft.com/office/drawing/2016/5/9/chartex" xmlns:cx4="http://schemas.microsoft.com/office/drawing/2016/5/10/chartex" xmlns:cx5="http://schemas.microsoft.com/office/drawing/2016/5/11/chartex" xmlns:cx6="http://schemas.microsoft.com/office/drawing/2016/5/12/chartex" xmlns:cx7="http://schemas.microsoft.com/office/drawing/2016/5/13/chartex" xmlns:cx8="http://schemas.microsoft.com/office/drawing/2016/5/14/chartex" xmlns:mc="http://schemas.openxmlformats.org/markup-compatibility/2006" xmlns:m="http://schemas.openxmlformats.org/officeDocument/2006/math" xmlns:aink="http://schemas.microsoft.com/office/drawing/2016/ink" xmlns:am3d="http://schemas.microsoft.com/office/drawing/2017/model3d" xmlns:oel="http://schemas.microsoft.com/office/2019/extlst" xmlns:r="http://schemas.openxmlformats.org/officeDocument/2006/relationships" xmlns:wp14="http://schemas.microsoft.com/office/word/2010/wordprocessingDrawing" xmlns:wp="http://schemas.openxmlformats.org/drawingml/2006/wordprocessingDrawing" xmlns:wpg="http://schemas.microsoft.com/office/word/2010/wordprocessingGroup" xmlns:wpi="http://schemas.microsoft.com/office/word/2010/wordprocessingInk" xmlns:wps="http://schemas.microsoft.com/office/word/2010/wordprocessingShape" xmlns:o="urn:schemas-microsoft-com:office:office" xmlns:v="urn:schemas-microsoft-com:vml" xmlns:w10="urn:schemas-microsoft-com:office:word" xmlns:w="http://schemas.openxmlformats.org/wordprocessingml/2006/main" xmlns:w14="http://schemas.microsoft.com/office/word/2010/wordml" xmlns:w15="http://schemas.microsoft.com/office/word/2012/wordml" xmlns:w16cex="http://schemas.microsoft.com/office/word/2018/wordml/cex" xmlns:w16cid="http://schemas.microsoft.com/office/word/2016/wordml/cid" xmlns:w16="http://schemas.microsoft.com/office/word/2018/wordml" xmlns:w16sdtdh="http://schemas.microsoft.com/office/word/2020/wordml/sdtdatahash" xmlns:w16sdtfl="http://schemas.microsoft.com/office/word/2024/wordml/sdtformatlock" xmlns:w16se="http://schemas.microsoft.com/office/word/2015/wordml/symex" xmlns:w16du="http://schemas.microsoft.com/office/word/2023/wordml/word16du" xmlns:wne="http://schemas.microsoft.com/office/word/2006/wordml" mc:Ignorable="w14 w15 w16se w16cid w16 w16cex w16sdtdh w16sdtfl w16du wp14">
   <w:footnote w:type="separator" w:id="-1">
     <w:p>
       <w:r>
@@ -18324,7 +18189,7 @@
 </file>
 
 <file path=word/header1.xml><?xml version="1.0" encoding="utf-8"?>
-<w:hdr xmlns:wpc="http://schemas.microsoft.com/office/word/2010/wordprocessingCanvas" xmlns:cx="http://schemas.microsoft.com/office/drawing/2014/chartex" xmlns:cx1="http://schemas.microsoft.com/office/drawing/2015/9/8/chartex" xmlns:cx2="http://schemas.microsoft.com/office/drawing/2015/10/21/chartex" xmlns:cx3="http://schemas.microsoft.com/office/drawing/2016/5/9/chartex" xmlns:cx4="http://schemas.microsoft.com/office/drawing/2016/5/10/chartex" xmlns:cx5="http://schemas.microsoft.com/office/drawing/2016/5/11/chartex" xmlns:cx6="http://schemas.microsoft.com/office/drawing/2016/5/12/chartex" xmlns:cx7="http://schemas.microsoft.com/office/drawing/2016/5/13/chartex" xmlns:cx8="http://schemas.microsoft.com/office/drawing/2016/5/14/chartex" xmlns:mc="http://schemas.openxmlformats.org/markup-compatibility/2006" xmlns:aink="http://schemas.microsoft.com/office/drawing/2016/ink" xmlns:am3d="http://schemas.microsoft.com/office/drawing/2017/model3d" xmlns:o="urn:schemas-microsoft-com:office:office" xmlns:oel="http://schemas.microsoft.com/office/2019/extlst" xmlns:r="http://schemas.openxmlformats.org/officeDocument/2006/relationships" xmlns:m="http://schemas.openxmlformats.org/officeDocument/2006/math" xmlns:v="urn:schemas-microsoft-com:vml" xmlns:wp14="http://schemas.microsoft.com/office/word/2010/wordprocessingDrawing" xmlns:wp="http://schemas.openxmlformats.org/drawingml/2006/wordprocessingDrawing" xmlns:w10="urn:schemas-microsoft-com:office:word" xmlns:w="http://schemas.openxmlformats.org/wordprocessingml/2006/main" xmlns:w14="http://schemas.microsoft.com/office/word/2010/wordml" xmlns:w15="http://schemas.microsoft.com/office/word/2012/wordml" xmlns:w16cex="http://schemas.microsoft.com/office/word/2018/wordml/cex" xmlns:w16cid="http://schemas.microsoft.com/office/word/2016/wordml/cid" xmlns:w16="http://schemas.microsoft.com/office/word/2018/wordml" xmlns:w16du="http://schemas.microsoft.com/office/word/2023/wordml/word16du" xmlns:w16sdtdh="http://schemas.microsoft.com/office/word/2020/wordml/sdtdatahash" xmlns:w16sdtfl="http://schemas.microsoft.com/office/word/2024/wordml/sdtformatlock" xmlns:w16se="http://schemas.microsoft.com/office/word/2015/wordml/symex" xmlns:wpg="http://schemas.microsoft.com/office/word/2010/wordprocessingGroup" xmlns:wpi="http://schemas.microsoft.com/office/word/2010/wordprocessingInk" xmlns:wne="http://schemas.microsoft.com/office/word/2006/wordml" xmlns:wps="http://schemas.microsoft.com/office/word/2010/wordprocessingShape" mc:Ignorable="w14 w15 w16se w16cid w16 w16cex w16sdtdh w16sdtfl w16du wp14">
+<w:hdr xmlns:wpc="http://schemas.microsoft.com/office/word/2010/wordprocessingCanvas" xmlns:cx="http://schemas.microsoft.com/office/drawing/2014/chartex" xmlns:cx1="http://schemas.microsoft.com/office/drawing/2015/9/8/chartex" xmlns:cx2="http://schemas.microsoft.com/office/drawing/2015/10/21/chartex" xmlns:cx3="http://schemas.microsoft.com/office/drawing/2016/5/9/chartex" xmlns:cx4="http://schemas.microsoft.com/office/drawing/2016/5/10/chartex" xmlns:cx5="http://schemas.microsoft.com/office/drawing/2016/5/11/chartex" xmlns:cx6="http://schemas.microsoft.com/office/drawing/2016/5/12/chartex" xmlns:cx7="http://schemas.microsoft.com/office/drawing/2016/5/13/chartex" xmlns:cx8="http://schemas.microsoft.com/office/drawing/2016/5/14/chartex" xmlns:mc="http://schemas.openxmlformats.org/markup-compatibility/2006" xmlns:m="http://schemas.openxmlformats.org/officeDocument/2006/math" xmlns:aink="http://schemas.microsoft.com/office/drawing/2016/ink" xmlns:am3d="http://schemas.microsoft.com/office/drawing/2017/model3d" xmlns:oel="http://schemas.microsoft.com/office/2019/extlst" xmlns:r="http://schemas.openxmlformats.org/officeDocument/2006/relationships" xmlns:wp14="http://schemas.microsoft.com/office/word/2010/wordprocessingDrawing" xmlns:wp="http://schemas.openxmlformats.org/drawingml/2006/wordprocessingDrawing" xmlns:wpg="http://schemas.microsoft.com/office/word/2010/wordprocessingGroup" xmlns:wpi="http://schemas.microsoft.com/office/word/2010/wordprocessingInk" xmlns:wps="http://schemas.microsoft.com/office/word/2010/wordprocessingShape" xmlns:o="urn:schemas-microsoft-com:office:office" xmlns:v="urn:schemas-microsoft-com:vml" xmlns:w10="urn:schemas-microsoft-com:office:word" xmlns:w="http://schemas.openxmlformats.org/wordprocessingml/2006/main" xmlns:w14="http://schemas.microsoft.com/office/word/2010/wordml" xmlns:w15="http://schemas.microsoft.com/office/word/2012/wordml" xmlns:w16cex="http://schemas.microsoft.com/office/word/2018/wordml/cex" xmlns:w16cid="http://schemas.microsoft.com/office/word/2016/wordml/cid" xmlns:w16="http://schemas.microsoft.com/office/word/2018/wordml" xmlns:w16sdtdh="http://schemas.microsoft.com/office/word/2020/wordml/sdtdatahash" xmlns:w16sdtfl="http://schemas.microsoft.com/office/word/2024/wordml/sdtformatlock" xmlns:w16se="http://schemas.microsoft.com/office/word/2015/wordml/symex" xmlns:w16du="http://schemas.microsoft.com/office/word/2023/wordml/word16du" xmlns:wne="http://schemas.microsoft.com/office/word/2006/wordml" mc:Ignorable="w14 w15 w16se w16cid w16 w16cex w16sdtdh w16sdtfl w16du wp14">
   <w:p>
     <w:pPr>
       <w:pStyle w:val="Header"/>
@@ -18452,7 +18317,7 @@
 </file>
 
 <file path=word/header2.xml><?xml version="1.0" encoding="utf-8"?>
-<w:hdr xmlns:wpc="http://schemas.microsoft.com/office/word/2010/wordprocessingCanvas" xmlns:cx="http://schemas.microsoft.com/office/drawing/2014/chartex" xmlns:cx1="http://schemas.microsoft.com/office/drawing/2015/9/8/chartex" xmlns:cx2="http://schemas.microsoft.com/office/drawing/2015/10/21/chartex" xmlns:cx3="http://schemas.microsoft.com/office/drawing/2016/5/9/chartex" xmlns:cx4="http://schemas.microsoft.com/office/drawing/2016/5/10/chartex" xmlns:cx5="http://schemas.microsoft.com/office/drawing/2016/5/11/chartex" xmlns:cx6="http://schemas.microsoft.com/office/drawing/2016/5/12/chartex" xmlns:cx7="http://schemas.microsoft.com/office/drawing/2016/5/13/chartex" xmlns:cx8="http://schemas.microsoft.com/office/drawing/2016/5/14/chartex" xmlns:mc="http://schemas.openxmlformats.org/markup-compatibility/2006" xmlns:aink="http://schemas.microsoft.com/office/drawing/2016/ink" xmlns:am3d="http://schemas.microsoft.com/office/drawing/2017/model3d" xmlns:o="urn:schemas-microsoft-com:office:office" xmlns:oel="http://schemas.microsoft.com/office/2019/extlst" xmlns:r="http://schemas.openxmlformats.org/officeDocument/2006/relationships" xmlns:m="http://schemas.openxmlformats.org/officeDocument/2006/math" xmlns:v="urn:schemas-microsoft-com:vml" xmlns:wp14="http://schemas.microsoft.com/office/word/2010/wordprocessingDrawing" xmlns:wp="http://schemas.openxmlformats.org/drawingml/2006/wordprocessingDrawing" xmlns:w10="urn:schemas-microsoft-com:office:word" xmlns:w="http://schemas.openxmlformats.org/wordprocessingml/2006/main" xmlns:w14="http://schemas.microsoft.com/office/word/2010/wordml" xmlns:w15="http://schemas.microsoft.com/office/word/2012/wordml" xmlns:w16cex="http://schemas.microsoft.com/office/word/2018/wordml/cex" xmlns:w16cid="http://schemas.microsoft.com/office/word/2016/wordml/cid" xmlns:w16="http://schemas.microsoft.com/office/word/2018/wordml" xmlns:w16du="http://schemas.microsoft.com/office/word/2023/wordml/word16du" xmlns:w16sdtdh="http://schemas.microsoft.com/office/word/2020/wordml/sdtdatahash" xmlns:w16sdtfl="http://schemas.microsoft.com/office/word/2024/wordml/sdtformatlock" xmlns:w16se="http://schemas.microsoft.com/office/word/2015/wordml/symex" xmlns:wpg="http://schemas.microsoft.com/office/word/2010/wordprocessingGroup" xmlns:wpi="http://schemas.microsoft.com/office/word/2010/wordprocessingInk" xmlns:wne="http://schemas.microsoft.com/office/word/2006/wordml" xmlns:wps="http://schemas.microsoft.com/office/word/2010/wordprocessingShape" mc:Ignorable="w14 w15 w16se w16cid w16 w16cex w16sdtdh w16sdtfl w16du wp14">
+<w:hdr xmlns:wpc="http://schemas.microsoft.com/office/word/2010/wordprocessingCanvas" xmlns:cx="http://schemas.microsoft.com/office/drawing/2014/chartex" xmlns:cx1="http://schemas.microsoft.com/office/drawing/2015/9/8/chartex" xmlns:cx2="http://schemas.microsoft.com/office/drawing/2015/10/21/chartex" xmlns:cx3="http://schemas.microsoft.com/office/drawing/2016/5/9/chartex" xmlns:cx4="http://schemas.microsoft.com/office/drawing/2016/5/10/chartex" xmlns:cx5="http://schemas.microsoft.com/office/drawing/2016/5/11/chartex" xmlns:cx6="http://schemas.microsoft.com/office/drawing/2016/5/12/chartex" xmlns:cx7="http://schemas.microsoft.com/office/drawing/2016/5/13/chartex" xmlns:cx8="http://schemas.microsoft.com/office/drawing/2016/5/14/chartex" xmlns:mc="http://schemas.openxmlformats.org/markup-compatibility/2006" xmlns:m="http://schemas.openxmlformats.org/officeDocument/2006/math" xmlns:aink="http://schemas.microsoft.com/office/drawing/2016/ink" xmlns:am3d="http://schemas.microsoft.com/office/drawing/2017/model3d" xmlns:oel="http://schemas.microsoft.com/office/2019/extlst" xmlns:r="http://schemas.openxmlformats.org/officeDocument/2006/relationships" xmlns:wp14="http://schemas.microsoft.com/office/word/2010/wordprocessingDrawing" xmlns:wp="http://schemas.openxmlformats.org/drawingml/2006/wordprocessingDrawing" xmlns:wpg="http://schemas.microsoft.com/office/word/2010/wordprocessingGroup" xmlns:wpi="http://schemas.microsoft.com/office/word/2010/wordprocessingInk" xmlns:wps="http://schemas.microsoft.com/office/word/2010/wordprocessingShape" xmlns:o="urn:schemas-microsoft-com:office:office" xmlns:v="urn:schemas-microsoft-com:vml" xmlns:w10="urn:schemas-microsoft-com:office:word" xmlns:w="http://schemas.openxmlformats.org/wordprocessingml/2006/main" xmlns:w14="http://schemas.microsoft.com/office/word/2010/wordml" xmlns:w15="http://schemas.microsoft.com/office/word/2012/wordml" xmlns:w16cex="http://schemas.microsoft.com/office/word/2018/wordml/cex" xmlns:w16cid="http://schemas.microsoft.com/office/word/2016/wordml/cid" xmlns:w16="http://schemas.microsoft.com/office/word/2018/wordml" xmlns:w16sdtdh="http://schemas.microsoft.com/office/word/2020/wordml/sdtdatahash" xmlns:w16sdtfl="http://schemas.microsoft.com/office/word/2024/wordml/sdtformatlock" xmlns:w16se="http://schemas.microsoft.com/office/word/2015/wordml/symex" xmlns:w16du="http://schemas.microsoft.com/office/word/2023/wordml/word16du" xmlns:wne="http://schemas.microsoft.com/office/word/2006/wordml" mc:Ignorable="w14 w15 w16se w16cid w16 w16cex w16sdtdh w16sdtfl w16du wp14">
   <w:p>
     <w:pPr>
       <w:pStyle w:val="Header"/>
@@ -18580,7 +18445,7 @@
 </file>
 
 <file path=word/header3.xml><?xml version="1.0" encoding="utf-8"?>
-<w:hdr xmlns:wpc="http://schemas.microsoft.com/office/word/2010/wordprocessingCanvas" xmlns:cx="http://schemas.microsoft.com/office/drawing/2014/chartex" xmlns:cx1="http://schemas.microsoft.com/office/drawing/2015/9/8/chartex" xmlns:cx2="http://schemas.microsoft.com/office/drawing/2015/10/21/chartex" xmlns:cx3="http://schemas.microsoft.com/office/drawing/2016/5/9/chartex" xmlns:cx4="http://schemas.microsoft.com/office/drawing/2016/5/10/chartex" xmlns:cx5="http://schemas.microsoft.com/office/drawing/2016/5/11/chartex" xmlns:cx6="http://schemas.microsoft.com/office/drawing/2016/5/12/chartex" xmlns:cx7="http://schemas.microsoft.com/office/drawing/2016/5/13/chartex" xmlns:cx8="http://schemas.microsoft.com/office/drawing/2016/5/14/chartex" xmlns:mc="http://schemas.openxmlformats.org/markup-compatibility/2006" xmlns:aink="http://schemas.microsoft.com/office/drawing/2016/ink" xmlns:am3d="http://schemas.microsoft.com/office/drawing/2017/model3d" xmlns:o="urn:schemas-microsoft-com:office:office" xmlns:oel="http://schemas.microsoft.com/office/2019/extlst" xmlns:r="http://schemas.openxmlformats.org/officeDocument/2006/relationships" xmlns:m="http://schemas.openxmlformats.org/officeDocument/2006/math" xmlns:v="urn:schemas-microsoft-com:vml" xmlns:wp14="http://schemas.microsoft.com/office/word/2010/wordprocessingDrawing" xmlns:wp="http://schemas.openxmlformats.org/drawingml/2006/wordprocessingDrawing" xmlns:w10="urn:schemas-microsoft-com:office:word" xmlns:w="http://schemas.openxmlformats.org/wordprocessingml/2006/main" xmlns:w14="http://schemas.microsoft.com/office/word/2010/wordml" xmlns:w15="http://schemas.microsoft.com/office/word/2012/wordml" xmlns:w16cex="http://schemas.microsoft.com/office/word/2018/wordml/cex" xmlns:w16cid="http://schemas.microsoft.com/office/word/2016/wordml/cid" xmlns:w16="http://schemas.microsoft.com/office/word/2018/wordml" xmlns:w16du="http://schemas.microsoft.com/office/word/2023/wordml/word16du" xmlns:w16sdtdh="http://schemas.microsoft.com/office/word/2020/wordml/sdtdatahash" xmlns:w16sdtfl="http://schemas.microsoft.com/office/word/2024/wordml/sdtformatlock" xmlns:w16se="http://schemas.microsoft.com/office/word/2015/wordml/symex" xmlns:wpg="http://schemas.microsoft.com/office/word/2010/wordprocessingGroup" xmlns:wpi="http://schemas.microsoft.com/office/word/2010/wordprocessingInk" xmlns:wne="http://schemas.microsoft.com/office/word/2006/wordml" xmlns:wps="http://schemas.microsoft.com/office/word/2010/wordprocessingShape" mc:Ignorable="w14 w15 w16se w16cid w16 w16cex w16sdtdh w16sdtfl w16du wp14">
+<w:hdr xmlns:wpc="http://schemas.microsoft.com/office/word/2010/wordprocessingCanvas" xmlns:cx="http://schemas.microsoft.com/office/drawing/2014/chartex" xmlns:cx1="http://schemas.microsoft.com/office/drawing/2015/9/8/chartex" xmlns:cx2="http://schemas.microsoft.com/office/drawing/2015/10/21/chartex" xmlns:cx3="http://schemas.microsoft.com/office/drawing/2016/5/9/chartex" xmlns:cx4="http://schemas.microsoft.com/office/drawing/2016/5/10/chartex" xmlns:cx5="http://schemas.microsoft.com/office/drawing/2016/5/11/chartex" xmlns:cx6="http://schemas.microsoft.com/office/drawing/2016/5/12/chartex" xmlns:cx7="http://schemas.microsoft.com/office/drawing/2016/5/13/chartex" xmlns:cx8="http://schemas.microsoft.com/office/drawing/2016/5/14/chartex" xmlns:mc="http://schemas.openxmlformats.org/markup-compatibility/2006" xmlns:m="http://schemas.openxmlformats.org/officeDocument/2006/math" xmlns:aink="http://schemas.microsoft.com/office/drawing/2016/ink" xmlns:am3d="http://schemas.microsoft.com/office/drawing/2017/model3d" xmlns:oel="http://schemas.microsoft.com/office/2019/extlst" xmlns:r="http://schemas.openxmlformats.org/officeDocument/2006/relationships" xmlns:wp14="http://schemas.microsoft.com/office/word/2010/wordprocessingDrawing" xmlns:wp="http://schemas.openxmlformats.org/drawingml/2006/wordprocessingDrawing" xmlns:wpg="http://schemas.microsoft.com/office/word/2010/wordprocessingGroup" xmlns:wpi="http://schemas.microsoft.com/office/word/2010/wordprocessingInk" xmlns:wps="http://schemas.microsoft.com/office/word/2010/wordprocessingShape" xmlns:o="urn:schemas-microsoft-com:office:office" xmlns:v="urn:schemas-microsoft-com:vml" xmlns:w10="urn:schemas-microsoft-com:office:word" xmlns:w="http://schemas.openxmlformats.org/wordprocessingml/2006/main" xmlns:w14="http://schemas.microsoft.com/office/word/2010/wordml" xmlns:w15="http://schemas.microsoft.com/office/word/2012/wordml" xmlns:w16cex="http://schemas.microsoft.com/office/word/2018/wordml/cex" xmlns:w16cid="http://schemas.microsoft.com/office/word/2016/wordml/cid" xmlns:w16="http://schemas.microsoft.com/office/word/2018/wordml" xmlns:w16sdtdh="http://schemas.microsoft.com/office/word/2020/wordml/sdtdatahash" xmlns:w16sdtfl="http://schemas.microsoft.com/office/word/2024/wordml/sdtformatlock" xmlns:w16se="http://schemas.microsoft.com/office/word/2015/wordml/symex" xmlns:w16du="http://schemas.microsoft.com/office/word/2023/wordml/word16du" xmlns:wne="http://schemas.microsoft.com/office/word/2006/wordml" mc:Ignorable="w14 w15 w16se w16cid w16 w16cex w16sdtdh w16sdtfl w16du wp14">
   <w:p>
     <w:pPr>
       <w:pStyle w:val="Header"/>
@@ -18708,7 +18573,7 @@
 </file>
 
 <file path=word/numbering.xml><?xml version="1.0" encoding="utf-8"?>
-<w:numbering xmlns:wpc="http://schemas.microsoft.com/office/word/2010/wordprocessingCanvas" xmlns:cx="http://schemas.microsoft.com/office/drawing/2014/chartex" xmlns:cx1="http://schemas.microsoft.com/office/drawing/2015/9/8/chartex" xmlns:cx2="http://schemas.microsoft.com/office/drawing/2015/10/21/chartex" xmlns:cx3="http://schemas.microsoft.com/office/drawing/2016/5/9/chartex" xmlns:cx4="http://schemas.microsoft.com/office/drawing/2016/5/10/chartex" xmlns:cx5="http://schemas.microsoft.com/office/drawing/2016/5/11/chartex" xmlns:cx6="http://schemas.microsoft.com/office/drawing/2016/5/12/chartex" xmlns:cx7="http://schemas.microsoft.com/office/drawing/2016/5/13/chartex" xmlns:cx8="http://schemas.microsoft.com/office/drawing/2016/5/14/chartex" xmlns:mc="http://schemas.openxmlformats.org/markup-compatibility/2006" xmlns:aink="http://schemas.microsoft.com/office/drawing/2016/ink" xmlns:am3d="http://schemas.microsoft.com/office/drawing/2017/model3d" xmlns:o="urn:schemas-microsoft-com:office:office" xmlns:oel="http://schemas.microsoft.com/office/2019/extlst" xmlns:r="http://schemas.openxmlformats.org/officeDocument/2006/relationships" xmlns:m="http://schemas.openxmlformats.org/officeDocument/2006/math" xmlns:v="urn:schemas-microsoft-com:vml" xmlns:wp14="http://schemas.microsoft.com/office/word/2010/wordprocessingDrawing" xmlns:wp="http://schemas.openxmlformats.org/drawingml/2006/wordprocessingDrawing" xmlns:w10="urn:schemas-microsoft-com:office:word" xmlns:w="http://schemas.openxmlformats.org/wordprocessingml/2006/main" xmlns:w14="http://schemas.microsoft.com/office/word/2010/wordml" xmlns:w15="http://schemas.microsoft.com/office/word/2012/wordml" xmlns:w16cex="http://schemas.microsoft.com/office/word/2018/wordml/cex" xmlns:w16cid="http://schemas.microsoft.com/office/word/2016/wordml/cid" xmlns:w16="http://schemas.microsoft.com/office/word/2018/wordml" xmlns:w16du="http://schemas.microsoft.com/office/word/2023/wordml/word16du" xmlns:w16sdtdh="http://schemas.microsoft.com/office/word/2020/wordml/sdtdatahash" xmlns:w16sdtfl="http://schemas.microsoft.com/office/word/2024/wordml/sdtformatlock" xmlns:w16se="http://schemas.microsoft.com/office/word/2015/wordml/symex" xmlns:wpg="http://schemas.microsoft.com/office/word/2010/wordprocessingGroup" xmlns:wpi="http://schemas.microsoft.com/office/word/2010/wordprocessingInk" xmlns:wne="http://schemas.microsoft.com/office/word/2006/wordml" xmlns:wps="http://schemas.microsoft.com/office/word/2010/wordprocessingShape" mc:Ignorable="w14 w15 w16se w16cid w16 w16cex w16sdtdh w16sdtfl w16du wp14">
+<w:numbering xmlns:wpc="http://schemas.microsoft.com/office/word/2010/wordprocessingCanvas" xmlns:cx="http://schemas.microsoft.com/office/drawing/2014/chartex" xmlns:cx1="http://schemas.microsoft.com/office/drawing/2015/9/8/chartex" xmlns:cx2="http://schemas.microsoft.com/office/drawing/2015/10/21/chartex" xmlns:cx3="http://schemas.microsoft.com/office/drawing/2016/5/9/chartex" xmlns:cx4="http://schemas.microsoft.com/office/drawing/2016/5/10/chartex" xmlns:cx5="http://schemas.microsoft.com/office/drawing/2016/5/11/chartex" xmlns:cx6="http://schemas.microsoft.com/office/drawing/2016/5/12/chartex" xmlns:cx7="http://schemas.microsoft.com/office/drawing/2016/5/13/chartex" xmlns:cx8="http://schemas.microsoft.com/office/drawing/2016/5/14/chartex" xmlns:mc="http://schemas.openxmlformats.org/markup-compatibility/2006" xmlns:m="http://schemas.openxmlformats.org/officeDocument/2006/math" xmlns:aink="http://schemas.microsoft.com/office/drawing/2016/ink" xmlns:am3d="http://schemas.microsoft.com/office/drawing/2017/model3d" xmlns:oel="http://schemas.microsoft.com/office/2019/extlst" xmlns:r="http://schemas.openxmlformats.org/officeDocument/2006/relationships" xmlns:wp14="http://schemas.microsoft.com/office/word/2010/wordprocessingDrawing" xmlns:wp="http://schemas.openxmlformats.org/drawingml/2006/wordprocessingDrawing" xmlns:wpg="http://schemas.microsoft.com/office/word/2010/wordprocessingGroup" xmlns:wpi="http://schemas.microsoft.com/office/word/2010/wordprocessingInk" xmlns:wps="http://schemas.microsoft.com/office/word/2010/wordprocessingShape" xmlns:o="urn:schemas-microsoft-com:office:office" xmlns:v="urn:schemas-microsoft-com:vml" xmlns:w10="urn:schemas-microsoft-com:office:word" xmlns:w="http://schemas.openxmlformats.org/wordprocessingml/2006/main" xmlns:w14="http://schemas.microsoft.com/office/word/2010/wordml" xmlns:w15="http://schemas.microsoft.com/office/word/2012/wordml" xmlns:w16cex="http://schemas.microsoft.com/office/word/2018/wordml/cex" xmlns:w16cid="http://schemas.microsoft.com/office/word/2016/wordml/cid" xmlns:w16="http://schemas.microsoft.com/office/word/2018/wordml" xmlns:w16sdtdh="http://schemas.microsoft.com/office/word/2020/wordml/sdtdatahash" xmlns:w16sdtfl="http://schemas.microsoft.com/office/word/2024/wordml/sdtformatlock" xmlns:w16se="http://schemas.microsoft.com/office/word/2015/wordml/symex" xmlns:w16du="http://schemas.microsoft.com/office/word/2023/wordml/word16du" xmlns:wne="http://schemas.microsoft.com/office/word/2006/wordml" mc:Ignorable="w14 w15 w16se w16cid w16 w16cex w16sdtdh w16sdtfl w16du wp14">
   <w:abstractNum w:abstractNumId="0" w15:restartNumberingAfterBreak="0">
     <w:nsid w:val="00933DC3"/>
     <w:multiLevelType w:val="hybridMultilevel"/>
@@ -22442,7 +22307,7 @@
 </file>
 
 <file path=word/styles.xml><?xml version="1.0" encoding="utf-8"?>
-<w:styles xmlns:mc="http://schemas.openxmlformats.org/markup-compatibility/2006" xmlns:r="http://schemas.openxmlformats.org/officeDocument/2006/relationships" xmlns:w="http://schemas.openxmlformats.org/wordprocessingml/2006/main" xmlns:w14="http://schemas.microsoft.com/office/word/2010/wordml" xmlns:w15="http://schemas.microsoft.com/office/word/2012/wordml" xmlns:w16cex="http://schemas.microsoft.com/office/word/2018/wordml/cex" xmlns:w16cid="http://schemas.microsoft.com/office/word/2016/wordml/cid" xmlns:w16="http://schemas.microsoft.com/office/word/2018/wordml" xmlns:w16du="http://schemas.microsoft.com/office/word/2023/wordml/word16du" xmlns:w16sdtdh="http://schemas.microsoft.com/office/word/2020/wordml/sdtdatahash" xmlns:w16sdtfl="http://schemas.microsoft.com/office/word/2024/wordml/sdtformatlock" xmlns:w16se="http://schemas.microsoft.com/office/word/2015/wordml/symex" mc:Ignorable="w14 w15 w16se w16cid w16 w16cex w16sdtdh w16sdtfl w16du">
+<w:styles xmlns:mc="http://schemas.openxmlformats.org/markup-compatibility/2006" xmlns:r="http://schemas.openxmlformats.org/officeDocument/2006/relationships" xmlns:w="http://schemas.openxmlformats.org/wordprocessingml/2006/main" xmlns:w14="http://schemas.microsoft.com/office/word/2010/wordml" xmlns:w15="http://schemas.microsoft.com/office/word/2012/wordml" xmlns:w16cex="http://schemas.microsoft.com/office/word/2018/wordml/cex" xmlns:w16cid="http://schemas.microsoft.com/office/word/2016/wordml/cid" xmlns:w16="http://schemas.microsoft.com/office/word/2018/wordml" xmlns:w16sdtdh="http://schemas.microsoft.com/office/word/2020/wordml/sdtdatahash" xmlns:w16sdtfl="http://schemas.microsoft.com/office/word/2024/wordml/sdtformatlock" xmlns:w16se="http://schemas.microsoft.com/office/word/2015/wordml/symex" xmlns:w16du="http://schemas.microsoft.com/office/word/2023/wordml/word16du" mc:Ignorable="w14 w15 w16se w16cid w16 w16cex w16sdtdh w16sdtfl w16du">
   <w:docDefaults>
     <w:rPrDefault>
       <w:rPr>
@@ -22910,6 +22775,7 @@
   <w:style w:type="character" w:default="1" w:styleId="DefaultParagraphFont">
     <w:name w:val="Default Paragraph Font"/>
     <w:uiPriority w:val="1"/>
+    <w:semiHidden/>
     <w:unhideWhenUsed/>
   </w:style>
   <w:style w:type="table" w:default="1" w:styleId="TableNormal">
@@ -23465,7 +23331,7 @@
 </file>
 
 <file path=word/glossary/document.xml><?xml version="1.0" encoding="utf-8"?>
-<w:glossaryDocument xmlns:wpc="http://schemas.microsoft.com/office/word/2010/wordprocessingCanvas" xmlns:cx="http://schemas.microsoft.com/office/drawing/2014/chartex" xmlns:cx1="http://schemas.microsoft.com/office/drawing/2015/9/8/chartex" xmlns:cx2="http://schemas.microsoft.com/office/drawing/2015/10/21/chartex" xmlns:cx3="http://schemas.microsoft.com/office/drawing/2016/5/9/chartex" xmlns:cx4="http://schemas.microsoft.com/office/drawing/2016/5/10/chartex" xmlns:cx5="http://schemas.microsoft.com/office/drawing/2016/5/11/chartex" xmlns:cx6="http://schemas.microsoft.com/office/drawing/2016/5/12/chartex" xmlns:cx7="http://schemas.microsoft.com/office/drawing/2016/5/13/chartex" xmlns:cx8="http://schemas.microsoft.com/office/drawing/2016/5/14/chartex" xmlns:mc="http://schemas.openxmlformats.org/markup-compatibility/2006" xmlns:aink="http://schemas.microsoft.com/office/drawing/2016/ink" xmlns:am3d="http://schemas.microsoft.com/office/drawing/2017/model3d" xmlns:o="urn:schemas-microsoft-com:office:office" xmlns:oel="http://schemas.microsoft.com/office/2019/extlst" xmlns:r="http://schemas.openxmlformats.org/officeDocument/2006/relationships" xmlns:m="http://schemas.openxmlformats.org/officeDocument/2006/math" xmlns:v="urn:schemas-microsoft-com:vml" xmlns:wp14="http://schemas.microsoft.com/office/word/2010/wordprocessingDrawing" xmlns:wp="http://schemas.openxmlformats.org/drawingml/2006/wordprocessingDrawing" xmlns:w10="urn:schemas-microsoft-com:office:word" xmlns:w="http://schemas.openxmlformats.org/wordprocessingml/2006/main" xmlns:w14="http://schemas.microsoft.com/office/word/2010/wordml" xmlns:w15="http://schemas.microsoft.com/office/word/2012/wordml" xmlns:w16cex="http://schemas.microsoft.com/office/word/2018/wordml/cex" xmlns:w16cid="http://schemas.microsoft.com/office/word/2016/wordml/cid" xmlns:w16="http://schemas.microsoft.com/office/word/2018/wordml" xmlns:w16du="http://schemas.microsoft.com/office/word/2023/wordml/word16du" xmlns:w16sdtdh="http://schemas.microsoft.com/office/word/2020/wordml/sdtdatahash" xmlns:w16sdtfl="http://schemas.microsoft.com/office/word/2024/wordml/sdtformatlock" xmlns:w16se="http://schemas.microsoft.com/office/word/2015/wordml/symex" xmlns:wpg="http://schemas.microsoft.com/office/word/2010/wordprocessingGroup" xmlns:wpi="http://schemas.microsoft.com/office/word/2010/wordprocessingInk" xmlns:wne="http://schemas.microsoft.com/office/word/2006/wordml" xmlns:wps="http://schemas.microsoft.com/office/word/2010/wordprocessingShape" mc:Ignorable="w14 w15 w16se w16cid w16 w16cex w16sdtdh w16sdtfl w16du wp14">
+<w:glossaryDocument xmlns:wpc="http://schemas.microsoft.com/office/word/2010/wordprocessingCanvas" xmlns:cx="http://schemas.microsoft.com/office/drawing/2014/chartex" xmlns:cx1="http://schemas.microsoft.com/office/drawing/2015/9/8/chartex" xmlns:cx2="http://schemas.microsoft.com/office/drawing/2015/10/21/chartex" xmlns:cx3="http://schemas.microsoft.com/office/drawing/2016/5/9/chartex" xmlns:cx4="http://schemas.microsoft.com/office/drawing/2016/5/10/chartex" xmlns:cx5="http://schemas.microsoft.com/office/drawing/2016/5/11/chartex" xmlns:cx6="http://schemas.microsoft.com/office/drawing/2016/5/12/chartex" xmlns:cx7="http://schemas.microsoft.com/office/drawing/2016/5/13/chartex" xmlns:cx8="http://schemas.microsoft.com/office/drawing/2016/5/14/chartex" xmlns:mc="http://schemas.openxmlformats.org/markup-compatibility/2006" xmlns:m="http://schemas.openxmlformats.org/officeDocument/2006/math" xmlns:aink="http://schemas.microsoft.com/office/drawing/2016/ink" xmlns:am3d="http://schemas.microsoft.com/office/drawing/2017/model3d" xmlns:oel="http://schemas.microsoft.com/office/2019/extlst" xmlns:r="http://schemas.openxmlformats.org/officeDocument/2006/relationships" xmlns:wp14="http://schemas.microsoft.com/office/word/2010/wordprocessingDrawing" xmlns:wp="http://schemas.openxmlformats.org/drawingml/2006/wordprocessingDrawing" xmlns:wpg="http://schemas.microsoft.com/office/word/2010/wordprocessingGroup" xmlns:wpi="http://schemas.microsoft.com/office/word/2010/wordprocessingInk" xmlns:wps="http://schemas.microsoft.com/office/word/2010/wordprocessingShape" xmlns:o="urn:schemas-microsoft-com:office:office" xmlns:v="urn:schemas-microsoft-com:vml" xmlns:w10="urn:schemas-microsoft-com:office:word" xmlns:w="http://schemas.openxmlformats.org/wordprocessingml/2006/main" xmlns:w14="http://schemas.microsoft.com/office/word/2010/wordml" xmlns:w15="http://schemas.microsoft.com/office/word/2012/wordml" xmlns:w16cex="http://schemas.microsoft.com/office/word/2018/wordml/cex" xmlns:w16cid="http://schemas.microsoft.com/office/word/2016/wordml/cid" xmlns:w16="http://schemas.microsoft.com/office/word/2018/wordml" xmlns:w16sdtdh="http://schemas.microsoft.com/office/word/2020/wordml/sdtdatahash" xmlns:w16sdtfl="http://schemas.microsoft.com/office/word/2024/wordml/sdtformatlock" xmlns:w16se="http://schemas.microsoft.com/office/word/2015/wordml/symex" xmlns:w16du="http://schemas.microsoft.com/office/word/2023/wordml/word16du" xmlns:wne="http://schemas.microsoft.com/office/word/2006/wordml" mc:Ignorable="w14 w15 w16se w16cid w16 w16cex w16sdtdh w16sdtfl w16du wp14">
   <w:docParts>
     <w:docPart>
       <w:docPartPr>
@@ -25792,11 +25658,11 @@
 </file>
 
 <file path=word/glossary/fontTable.xml><?xml version="1.0" encoding="utf-8"?>
-<w:fonts xmlns:mc="http://schemas.openxmlformats.org/markup-compatibility/2006" xmlns:r="http://schemas.openxmlformats.org/officeDocument/2006/relationships" xmlns:w="http://schemas.openxmlformats.org/wordprocessingml/2006/main" xmlns:w14="http://schemas.microsoft.com/office/word/2010/wordml" xmlns:w15="http://schemas.microsoft.com/office/word/2012/wordml" xmlns:w16cex="http://schemas.microsoft.com/office/word/2018/wordml/cex" xmlns:w16cid="http://schemas.microsoft.com/office/word/2016/wordml/cid" xmlns:w16="http://schemas.microsoft.com/office/word/2018/wordml" xmlns:w16du="http://schemas.microsoft.com/office/word/2023/wordml/word16du" xmlns:w16sdtdh="http://schemas.microsoft.com/office/word/2020/wordml/sdtdatahash" xmlns:w16sdtfl="http://schemas.microsoft.com/office/word/2024/wordml/sdtformatlock" xmlns:w16se="http://schemas.microsoft.com/office/word/2015/wordml/symex" mc:Ignorable="w14 w15 w16se w16cid w16 w16cex w16sdtdh w16sdtfl w16du">
+<w:fonts xmlns:mc="http://schemas.openxmlformats.org/markup-compatibility/2006" xmlns:r="http://schemas.openxmlformats.org/officeDocument/2006/relationships" xmlns:w="http://schemas.openxmlformats.org/wordprocessingml/2006/main" xmlns:w14="http://schemas.microsoft.com/office/word/2010/wordml" xmlns:w15="http://schemas.microsoft.com/office/word/2012/wordml" xmlns:w16cex="http://schemas.microsoft.com/office/word/2018/wordml/cex" xmlns:w16cid="http://schemas.microsoft.com/office/word/2016/wordml/cid" xmlns:w16="http://schemas.microsoft.com/office/word/2018/wordml" xmlns:w16sdtdh="http://schemas.microsoft.com/office/word/2020/wordml/sdtdatahash" xmlns:w16sdtfl="http://schemas.microsoft.com/office/word/2024/wordml/sdtformatlock" xmlns:w16se="http://schemas.microsoft.com/office/word/2015/wordml/symex" xmlns:w16du="http://schemas.microsoft.com/office/word/2023/wordml/word16du" mc:Ignorable="w14 w15 w16se w16cid w16 w16cex w16sdtdh w16sdtfl w16du">
   <w:font w:name="Symbol">
     <w:panose1 w:val="05050102010706020507"/>
     <w:charset w:val="02"/>
-    <w:family w:val="roman"/>
+    <w:family w:val="decorative"/>
     <w:pitch w:val="variable"/>
     <w:sig w:usb0="00000000" w:usb1="10000000" w:usb2="00000000" w:usb3="00000000" w:csb0="80000000" w:csb1="00000000"/>
   </w:font>
@@ -25816,17 +25682,17 @@
   </w:font>
   <w:font w:name="Wingdings">
     <w:panose1 w:val="05000000000000000000"/>
-    <w:charset w:val="02"/>
-    <w:family w:val="auto"/>
+    <w:charset w:val="4D"/>
+    <w:family w:val="decorative"/>
     <w:pitch w:val="variable"/>
-    <w:sig w:usb0="00000000" w:usb1="10000000" w:usb2="00000000" w:usb3="00000000" w:csb0="80000000" w:csb1="00000000"/>
+    <w:sig w:usb0="00000003" w:usb1="00000000" w:usb2="00000000" w:usb3="00000000" w:csb0="80000001" w:csb1="00000000"/>
   </w:font>
   <w:font w:name="Calibri">
     <w:panose1 w:val="020F0502020204030204"/>
     <w:charset w:val="00"/>
     <w:family w:val="swiss"/>
     <w:pitch w:val="variable"/>
-    <w:sig w:usb0="E4002EFF" w:usb1="C200247B" w:usb2="00000009" w:usb3="00000000" w:csb0="000001FF" w:csb1="00000000"/>
+    <w:sig w:usb0="E4002EFF" w:usb1="C000247B" w:usb2="00000009" w:usb3="00000000" w:csb0="000001FF" w:csb1="00000000"/>
   </w:font>
   <w:font w:name="Tahoma">
     <w:panose1 w:val="020B0604030504040204"/>
@@ -25843,12 +25709,14 @@
     <w:sig w:usb0="E00006FF" w:usb1="420024FF" w:usb2="02000000" w:usb3="00000000" w:csb0="0000019F" w:csb1="00000000"/>
   </w:font>
   <w:font w:name="Aptos">
+    <w:panose1 w:val="020B0004020202020204"/>
     <w:charset w:val="00"/>
     <w:family w:val="swiss"/>
     <w:pitch w:val="variable"/>
     <w:sig w:usb0="20000287" w:usb1="00000003" w:usb2="00000000" w:usb3="00000000" w:csb0="0000019F" w:csb1="00000000"/>
   </w:font>
   <w:font w:name="Aptos Display">
+    <w:panose1 w:val="020B0004020202020204"/>
     <w:charset w:val="00"/>
     <w:family w:val="swiss"/>
     <w:pitch w:val="variable"/>
@@ -25858,7 +25726,7 @@
 </file>
 
 <file path=word/glossary/settings.xml><?xml version="1.0" encoding="utf-8"?>
-<w:settings xmlns:mc="http://schemas.openxmlformats.org/markup-compatibility/2006" xmlns:o="urn:schemas-microsoft-com:office:office" xmlns:r="http://schemas.openxmlformats.org/officeDocument/2006/relationships" xmlns:m="http://schemas.openxmlformats.org/officeDocument/2006/math" xmlns:v="urn:schemas-microsoft-com:vml" xmlns:w10="urn:schemas-microsoft-com:office:word" xmlns:w="http://schemas.openxmlformats.org/wordprocessingml/2006/main" xmlns:w14="http://schemas.microsoft.com/office/word/2010/wordml" xmlns:w15="http://schemas.microsoft.com/office/word/2012/wordml" xmlns:w16cex="http://schemas.microsoft.com/office/word/2018/wordml/cex" xmlns:w16cid="http://schemas.microsoft.com/office/word/2016/wordml/cid" xmlns:w16="http://schemas.microsoft.com/office/word/2018/wordml" xmlns:w16du="http://schemas.microsoft.com/office/word/2023/wordml/word16du" xmlns:w16sdtdh="http://schemas.microsoft.com/office/word/2020/wordml/sdtdatahash" xmlns:w16sdtfl="http://schemas.microsoft.com/office/word/2024/wordml/sdtformatlock" xmlns:w16se="http://schemas.microsoft.com/office/word/2015/wordml/symex" xmlns:sl="http://schemas.openxmlformats.org/schemaLibrary/2006/main" mc:Ignorable="w14 w15 w16se w16cid w16 w16cex w16sdtdh w16sdtfl w16du">
+<w:settings xmlns:mc="http://schemas.openxmlformats.org/markup-compatibility/2006" xmlns:m="http://schemas.openxmlformats.org/officeDocument/2006/math" xmlns:r="http://schemas.openxmlformats.org/officeDocument/2006/relationships" xmlns:sl="http://schemas.openxmlformats.org/schemaLibrary/2006/main" xmlns:o="urn:schemas-microsoft-com:office:office" xmlns:v="urn:schemas-microsoft-com:vml" xmlns:w10="urn:schemas-microsoft-com:office:word" xmlns:w="http://schemas.openxmlformats.org/wordprocessingml/2006/main" xmlns:w14="http://schemas.microsoft.com/office/word/2010/wordml" xmlns:w15="http://schemas.microsoft.com/office/word/2012/wordml" xmlns:w16cex="http://schemas.microsoft.com/office/word/2018/wordml/cex" xmlns:w16cid="http://schemas.microsoft.com/office/word/2016/wordml/cid" xmlns:w16="http://schemas.microsoft.com/office/word/2018/wordml" xmlns:w16sdtdh="http://schemas.microsoft.com/office/word/2020/wordml/sdtdatahash" xmlns:w16sdtfl="http://schemas.microsoft.com/office/word/2024/wordml/sdtformatlock" xmlns:w16se="http://schemas.microsoft.com/office/word/2015/wordml/symex" xmlns:w16du="http://schemas.microsoft.com/office/word/2023/wordml/word16du" mc:Ignorable="w14 w15 w16se w16cid w16 w16cex w16sdtdh w16sdtfl w16du">
   <w:view w:val="normal"/>
   <w:defaultTabStop w:val="720"/>
   <w:characterSpacingControl w:val="doNotCompress"/>
@@ -25874,6 +25742,7 @@
     <w:rsidRoot w:val="002D0402"/>
     <w:rsid w:val="0005792A"/>
     <w:rsid w:val="00116AC6"/>
+    <w:rsid w:val="001A08EE"/>
     <w:rsid w:val="001C3B6D"/>
     <w:rsid w:val="002D0402"/>
     <w:rsid w:val="00365F19"/>
@@ -25882,7 +25751,9 @@
     <w:rsid w:val="004A4C9D"/>
     <w:rsid w:val="004F3F58"/>
     <w:rsid w:val="005B1929"/>
+    <w:rsid w:val="005F66F1"/>
     <w:rsid w:val="007704DE"/>
+    <w:rsid w:val="0078578E"/>
     <w:rsid w:val="007D13A7"/>
     <w:rsid w:val="00813079"/>
     <w:rsid w:val="009117F6"/>
@@ -25910,7 +25781,7 @@
 </file>
 
 <file path=word/glossary/styles.xml><?xml version="1.0" encoding="utf-8"?>
-<w:styles xmlns:mc="http://schemas.openxmlformats.org/markup-compatibility/2006" xmlns:r="http://schemas.openxmlformats.org/officeDocument/2006/relationships" xmlns:w="http://schemas.openxmlformats.org/wordprocessingml/2006/main" xmlns:w14="http://schemas.microsoft.com/office/word/2010/wordml" xmlns:w15="http://schemas.microsoft.com/office/word/2012/wordml" xmlns:w16cex="http://schemas.microsoft.com/office/word/2018/wordml/cex" xmlns:w16cid="http://schemas.microsoft.com/office/word/2016/wordml/cid" xmlns:w16="http://schemas.microsoft.com/office/word/2018/wordml" xmlns:w16du="http://schemas.microsoft.com/office/word/2023/wordml/word16du" xmlns:w16sdtdh="http://schemas.microsoft.com/office/word/2020/wordml/sdtdatahash" xmlns:w16sdtfl="http://schemas.microsoft.com/office/word/2024/wordml/sdtformatlock" xmlns:w16se="http://schemas.microsoft.com/office/word/2015/wordml/symex" mc:Ignorable="w14 w15 w16se w16cid w16 w16cex w16sdtdh w16sdtfl w16du">
+<w:styles xmlns:mc="http://schemas.openxmlformats.org/markup-compatibility/2006" xmlns:r="http://schemas.openxmlformats.org/officeDocument/2006/relationships" xmlns:w="http://schemas.openxmlformats.org/wordprocessingml/2006/main" xmlns:w14="http://schemas.microsoft.com/office/word/2010/wordml" xmlns:w15="http://schemas.microsoft.com/office/word/2012/wordml" xmlns:w16cex="http://schemas.microsoft.com/office/word/2018/wordml/cex" xmlns:w16cid="http://schemas.microsoft.com/office/word/2016/wordml/cid" xmlns:w16="http://schemas.microsoft.com/office/word/2018/wordml" xmlns:w16sdtdh="http://schemas.microsoft.com/office/word/2020/wordml/sdtdatahash" xmlns:w16sdtfl="http://schemas.microsoft.com/office/word/2024/wordml/sdtformatlock" xmlns:w16se="http://schemas.microsoft.com/office/word/2015/wordml/symex" xmlns:w16du="http://schemas.microsoft.com/office/word/2023/wordml/word16du" mc:Ignorable="w14 w15 w16se w16cid w16 w16cex w16sdtdh w16sdtfl w16du">
   <w:docDefaults>
     <w:rPrDefault>
       <w:rPr>
@@ -26371,58 +26242,6 @@
       <w:lang w:eastAsia="en-US"/>
     </w:rPr>
   </w:style>
-  <w:style w:type="paragraph" w:customStyle="1" w:styleId="CE96B7CE2367497E8AA911556B9656481">
-    <w:name w:val="CE96B7CE2367497E8AA911556B9656481"/>
-    <w:rsid w:val="00365F19"/>
-    <w:pPr>
-      <w:spacing w:after="60" w:line="240" w:lineRule="auto"/>
-      <w:outlineLvl w:val="2"/>
-    </w:pPr>
-    <w:rPr>
-      <w:rFonts w:eastAsiaTheme="minorHAnsi"/>
-      <w:b/>
-      <w:lang w:eastAsia="en-US"/>
-    </w:rPr>
-  </w:style>
-  <w:style w:type="paragraph" w:customStyle="1" w:styleId="BC160797A19B4A138977251936D62D701">
-    <w:name w:val="BC160797A19B4A138977251936D62D701"/>
-    <w:rsid w:val="00365F19"/>
-    <w:pPr>
-      <w:spacing w:after="60" w:line="240" w:lineRule="auto"/>
-      <w:outlineLvl w:val="2"/>
-    </w:pPr>
-    <w:rPr>
-      <w:rFonts w:eastAsiaTheme="minorHAnsi"/>
-      <w:b/>
-      <w:lang w:eastAsia="en-US"/>
-    </w:rPr>
-  </w:style>
-  <w:style w:type="paragraph" w:customStyle="1" w:styleId="A11D7FA847DF4FC3BF9BF68A4EA7E0D7">
-    <w:name w:val="A11D7FA847DF4FC3BF9BF68A4EA7E0D7"/>
-    <w:rsid w:val="00116AC6"/>
-    <w:pPr>
-      <w:spacing w:after="160" w:line="278" w:lineRule="auto"/>
-    </w:pPr>
-    <w:rPr>
-      <w:kern w:val="2"/>
-      <w:sz w:val="24"/>
-      <w:szCs w:val="24"/>
-      <w14:ligatures w14:val="standardContextual"/>
-    </w:rPr>
-  </w:style>
-  <w:style w:type="paragraph" w:customStyle="1" w:styleId="5FEA0AE433534C4A969997B067CC717D">
-    <w:name w:val="5FEA0AE433534C4A969997B067CC717D"/>
-    <w:rsid w:val="00116AC6"/>
-    <w:pPr>
-      <w:spacing w:after="160" w:line="278" w:lineRule="auto"/>
-    </w:pPr>
-    <w:rPr>
-      <w:kern w:val="2"/>
-      <w:sz w:val="24"/>
-      <w:szCs w:val="24"/>
-      <w14:ligatures w14:val="standardContextual"/>
-    </w:rPr>
-  </w:style>
   <w:style w:type="paragraph" w:customStyle="1" w:styleId="FDBBA41DE9B84E2DBB15AD5D3806F21B">
     <w:name w:val="FDBBA41DE9B84E2DBB15AD5D3806F21B"/>
     <w:rsid w:val="00116AC6"/>
@@ -26447,58 +26266,6 @@
       <w:sz w:val="24"/>
       <w:szCs w:val="24"/>
       <w14:ligatures w14:val="standardContextual"/>
-    </w:rPr>
-  </w:style>
-  <w:style w:type="paragraph" w:customStyle="1" w:styleId="AB47C6A16BC7458380D3F0AE80FF02D61">
-    <w:name w:val="AB47C6A16BC7458380D3F0AE80FF02D61"/>
-    <w:rsid w:val="00365F19"/>
-    <w:pPr>
-      <w:spacing w:after="60" w:line="240" w:lineRule="auto"/>
-      <w:outlineLvl w:val="2"/>
-    </w:pPr>
-    <w:rPr>
-      <w:rFonts w:eastAsiaTheme="minorHAnsi"/>
-      <w:b/>
-      <w:lang w:eastAsia="en-US"/>
-    </w:rPr>
-  </w:style>
-  <w:style w:type="paragraph" w:customStyle="1" w:styleId="8EC69D583D4242ACB066A6727F153D2E1">
-    <w:name w:val="8EC69D583D4242ACB066A6727F153D2E1"/>
-    <w:rsid w:val="00365F19"/>
-    <w:pPr>
-      <w:spacing w:after="60" w:line="240" w:lineRule="auto"/>
-      <w:outlineLvl w:val="2"/>
-    </w:pPr>
-    <w:rPr>
-      <w:rFonts w:eastAsiaTheme="minorHAnsi"/>
-      <w:b/>
-      <w:lang w:eastAsia="en-US"/>
-    </w:rPr>
-  </w:style>
-  <w:style w:type="paragraph" w:customStyle="1" w:styleId="74941A01B86349E5A719CC4286CE0C791">
-    <w:name w:val="74941A01B86349E5A719CC4286CE0C791"/>
-    <w:rsid w:val="00365F19"/>
-    <w:pPr>
-      <w:spacing w:after="60" w:line="240" w:lineRule="auto"/>
-      <w:outlineLvl w:val="2"/>
-    </w:pPr>
-    <w:rPr>
-      <w:rFonts w:eastAsiaTheme="minorHAnsi"/>
-      <w:b/>
-      <w:lang w:eastAsia="en-US"/>
-    </w:rPr>
-  </w:style>
-  <w:style w:type="paragraph" w:customStyle="1" w:styleId="20570A9F63CE40319AC2A6EA5BFB2BCB1">
-    <w:name w:val="20570A9F63CE40319AC2A6EA5BFB2BCB1"/>
-    <w:rsid w:val="00365F19"/>
-    <w:pPr>
-      <w:spacing w:after="60" w:line="240" w:lineRule="auto"/>
-      <w:outlineLvl w:val="2"/>
-    </w:pPr>
-    <w:rPr>
-      <w:rFonts w:eastAsiaTheme="minorHAnsi"/>
-      <w:b/>
-      <w:lang w:eastAsia="en-US"/>
     </w:rPr>
   </w:style>
   <w:style w:type="paragraph" w:customStyle="1" w:styleId="BB86CF80ABCF4DB2993A3E28DA046755">
@@ -26527,84 +26294,6 @@
       <w14:ligatures w14:val="standardContextual"/>
     </w:rPr>
   </w:style>
-  <w:style w:type="paragraph" w:customStyle="1" w:styleId="1AFB9F58F990492FB50131D00A965CB9">
-    <w:name w:val="1AFB9F58F990492FB50131D00A965CB9"/>
-    <w:rsid w:val="00116AC6"/>
-    <w:pPr>
-      <w:spacing w:after="160" w:line="278" w:lineRule="auto"/>
-    </w:pPr>
-    <w:rPr>
-      <w:kern w:val="2"/>
-      <w:sz w:val="24"/>
-      <w:szCs w:val="24"/>
-      <w14:ligatures w14:val="standardContextual"/>
-    </w:rPr>
-  </w:style>
-  <w:style w:type="paragraph" w:customStyle="1" w:styleId="F82124C7EF59463D806300E3D3D01743">
-    <w:name w:val="F82124C7EF59463D806300E3D3D01743"/>
-    <w:rsid w:val="00116AC6"/>
-    <w:pPr>
-      <w:spacing w:after="160" w:line="278" w:lineRule="auto"/>
-    </w:pPr>
-    <w:rPr>
-      <w:kern w:val="2"/>
-      <w:sz w:val="24"/>
-      <w:szCs w:val="24"/>
-      <w14:ligatures w14:val="standardContextual"/>
-    </w:rPr>
-  </w:style>
-  <w:style w:type="paragraph" w:customStyle="1" w:styleId="97E7F4337560463BB9FCD159666AB6A71">
-    <w:name w:val="97E7F4337560463BB9FCD159666AB6A71"/>
-    <w:rsid w:val="00365F19"/>
-    <w:pPr>
-      <w:spacing w:after="60" w:line="240" w:lineRule="auto"/>
-      <w:outlineLvl w:val="2"/>
-    </w:pPr>
-    <w:rPr>
-      <w:rFonts w:eastAsiaTheme="minorHAnsi"/>
-      <w:b/>
-      <w:lang w:eastAsia="en-US"/>
-    </w:rPr>
-  </w:style>
-  <w:style w:type="paragraph" w:customStyle="1" w:styleId="200FAC56C3C3444E9E83215A105DE07A1">
-    <w:name w:val="200FAC56C3C3444E9E83215A105DE07A1"/>
-    <w:rsid w:val="00365F19"/>
-    <w:pPr>
-      <w:spacing w:after="60" w:line="240" w:lineRule="auto"/>
-      <w:outlineLvl w:val="2"/>
-    </w:pPr>
-    <w:rPr>
-      <w:rFonts w:eastAsiaTheme="minorHAnsi"/>
-      <w:b/>
-      <w:lang w:eastAsia="en-US"/>
-    </w:rPr>
-  </w:style>
-  <w:style w:type="paragraph" w:customStyle="1" w:styleId="579C7FB569F046BFBEDC2AED59DDE2E21">
-    <w:name w:val="579C7FB569F046BFBEDC2AED59DDE2E21"/>
-    <w:rsid w:val="00365F19"/>
-    <w:pPr>
-      <w:spacing w:after="60" w:line="240" w:lineRule="auto"/>
-      <w:outlineLvl w:val="2"/>
-    </w:pPr>
-    <w:rPr>
-      <w:rFonts w:eastAsiaTheme="minorHAnsi"/>
-      <w:b/>
-      <w:lang w:eastAsia="en-US"/>
-    </w:rPr>
-  </w:style>
-  <w:style w:type="paragraph" w:customStyle="1" w:styleId="BDC5E0088F4D4401BCFEDE51FF70399B1">
-    <w:name w:val="BDC5E0088F4D4401BCFEDE51FF70399B1"/>
-    <w:rsid w:val="00365F19"/>
-    <w:pPr>
-      <w:spacing w:after="60" w:line="240" w:lineRule="auto"/>
-      <w:outlineLvl w:val="2"/>
-    </w:pPr>
-    <w:rPr>
-      <w:rFonts w:eastAsiaTheme="minorHAnsi"/>
-      <w:b/>
-      <w:lang w:eastAsia="en-US"/>
-    </w:rPr>
-  </w:style>
   <w:style w:type="paragraph" w:customStyle="1" w:styleId="65D0A7CEAE2743308CDB45739F8E5323">
     <w:name w:val="65D0A7CEAE2743308CDB45739F8E5323"/>
     <w:rsid w:val="00116AC6"/>
@@ -26621,188 +26310,6 @@
   <w:style w:type="paragraph" w:customStyle="1" w:styleId="8C673C5AEDE440B38CADE09A07E4B21C">
     <w:name w:val="8C673C5AEDE440B38CADE09A07E4B21C"/>
     <w:rsid w:val="00116AC6"/>
-    <w:pPr>
-      <w:spacing w:after="160" w:line="278" w:lineRule="auto"/>
-    </w:pPr>
-    <w:rPr>
-      <w:kern w:val="2"/>
-      <w:sz w:val="24"/>
-      <w:szCs w:val="24"/>
-      <w14:ligatures w14:val="standardContextual"/>
-    </w:rPr>
-  </w:style>
-  <w:style w:type="paragraph" w:customStyle="1" w:styleId="F3DAB021328E40E583C4C6444D49B3BD">
-    <w:name w:val="F3DAB021328E40E583C4C6444D49B3BD"/>
-    <w:rsid w:val="00116AC6"/>
-    <w:pPr>
-      <w:spacing w:after="160" w:line="278" w:lineRule="auto"/>
-    </w:pPr>
-    <w:rPr>
-      <w:kern w:val="2"/>
-      <w:sz w:val="24"/>
-      <w:szCs w:val="24"/>
-      <w14:ligatures w14:val="standardContextual"/>
-    </w:rPr>
-  </w:style>
-  <w:style w:type="paragraph" w:customStyle="1" w:styleId="84C421815A2F426796B655D1A6DF07AA">
-    <w:name w:val="84C421815A2F426796B655D1A6DF07AA"/>
-    <w:rsid w:val="00116AC6"/>
-    <w:pPr>
-      <w:spacing w:after="160" w:line="278" w:lineRule="auto"/>
-    </w:pPr>
-    <w:rPr>
-      <w:kern w:val="2"/>
-      <w:sz w:val="24"/>
-      <w:szCs w:val="24"/>
-      <w14:ligatures w14:val="standardContextual"/>
-    </w:rPr>
-  </w:style>
-  <w:style w:type="paragraph" w:customStyle="1" w:styleId="7F27BBC25FA245E2B908C61A0B818FED">
-    <w:name w:val="7F27BBC25FA245E2B908C61A0B818FED"/>
-    <w:rsid w:val="003A20A1"/>
-    <w:pPr>
-      <w:spacing w:after="160" w:line="278" w:lineRule="auto"/>
-    </w:pPr>
-    <w:rPr>
-      <w:kern w:val="2"/>
-      <w:sz w:val="24"/>
-      <w:szCs w:val="24"/>
-      <w14:ligatures w14:val="standardContextual"/>
-    </w:rPr>
-  </w:style>
-  <w:style w:type="paragraph" w:customStyle="1" w:styleId="A0DC2C2417A64669BAAA5E64B229428B">
-    <w:name w:val="A0DC2C2417A64669BAAA5E64B229428B"/>
-    <w:rsid w:val="003A20A1"/>
-    <w:pPr>
-      <w:spacing w:after="160" w:line="278" w:lineRule="auto"/>
-    </w:pPr>
-    <w:rPr>
-      <w:kern w:val="2"/>
-      <w:sz w:val="24"/>
-      <w:szCs w:val="24"/>
-      <w14:ligatures w14:val="standardContextual"/>
-    </w:rPr>
-  </w:style>
-  <w:style w:type="paragraph" w:customStyle="1" w:styleId="33AA4971BE1C41CD9062B1DBE726D85A">
-    <w:name w:val="33AA4971BE1C41CD9062B1DBE726D85A"/>
-    <w:rsid w:val="003A20A1"/>
-    <w:pPr>
-      <w:spacing w:after="160" w:line="278" w:lineRule="auto"/>
-    </w:pPr>
-    <w:rPr>
-      <w:kern w:val="2"/>
-      <w:sz w:val="24"/>
-      <w:szCs w:val="24"/>
-      <w14:ligatures w14:val="standardContextual"/>
-    </w:rPr>
-  </w:style>
-  <w:style w:type="paragraph" w:customStyle="1" w:styleId="B5AEB78D53174337B04A6C6A46901825">
-    <w:name w:val="B5AEB78D53174337B04A6C6A46901825"/>
-    <w:rsid w:val="003A20A1"/>
-    <w:pPr>
-      <w:spacing w:after="160" w:line="278" w:lineRule="auto"/>
-    </w:pPr>
-    <w:rPr>
-      <w:kern w:val="2"/>
-      <w:sz w:val="24"/>
-      <w:szCs w:val="24"/>
-      <w14:ligatures w14:val="standardContextual"/>
-    </w:rPr>
-  </w:style>
-  <w:style w:type="paragraph" w:customStyle="1" w:styleId="81282BE1CF87456DA3FC0177CC6BC549">
-    <w:name w:val="81282BE1CF87456DA3FC0177CC6BC549"/>
-    <w:rsid w:val="00116AC6"/>
-    <w:pPr>
-      <w:spacing w:after="160" w:line="278" w:lineRule="auto"/>
-    </w:pPr>
-    <w:rPr>
-      <w:kern w:val="2"/>
-      <w:sz w:val="24"/>
-      <w:szCs w:val="24"/>
-      <w14:ligatures w14:val="standardContextual"/>
-    </w:rPr>
-  </w:style>
-  <w:style w:type="paragraph" w:customStyle="1" w:styleId="EE3A7CFCFDA34CDB886DD802427BA21F">
-    <w:name w:val="EE3A7CFCFDA34CDB886DD802427BA21F"/>
-    <w:rsid w:val="00116AC6"/>
-    <w:pPr>
-      <w:spacing w:after="160" w:line="278" w:lineRule="auto"/>
-    </w:pPr>
-    <w:rPr>
-      <w:kern w:val="2"/>
-      <w:sz w:val="24"/>
-      <w:szCs w:val="24"/>
-      <w14:ligatures w14:val="standardContextual"/>
-    </w:rPr>
-  </w:style>
-  <w:style w:type="paragraph" w:customStyle="1" w:styleId="BC562B8030824864970D1D478EE72CB9">
-    <w:name w:val="BC562B8030824864970D1D478EE72CB9"/>
-    <w:rsid w:val="00116AC6"/>
-    <w:pPr>
-      <w:spacing w:after="160" w:line="278" w:lineRule="auto"/>
-    </w:pPr>
-    <w:rPr>
-      <w:kern w:val="2"/>
-      <w:sz w:val="24"/>
-      <w:szCs w:val="24"/>
-      <w14:ligatures w14:val="standardContextual"/>
-    </w:rPr>
-  </w:style>
-  <w:style w:type="paragraph" w:customStyle="1" w:styleId="72C8FA01612741D58DA43CC4BA78A1F7">
-    <w:name w:val="72C8FA01612741D58DA43CC4BA78A1F7"/>
-    <w:rsid w:val="00116AC6"/>
-    <w:pPr>
-      <w:spacing w:after="160" w:line="278" w:lineRule="auto"/>
-    </w:pPr>
-    <w:rPr>
-      <w:kern w:val="2"/>
-      <w:sz w:val="24"/>
-      <w:szCs w:val="24"/>
-      <w14:ligatures w14:val="standardContextual"/>
-    </w:rPr>
-  </w:style>
-  <w:style w:type="paragraph" w:customStyle="1" w:styleId="71F304618CD041C6926B83DFC7ADA870">
-    <w:name w:val="71F304618CD041C6926B83DFC7ADA870"/>
-    <w:rsid w:val="003A20A1"/>
-    <w:pPr>
-      <w:spacing w:after="160" w:line="278" w:lineRule="auto"/>
-    </w:pPr>
-    <w:rPr>
-      <w:kern w:val="2"/>
-      <w:sz w:val="24"/>
-      <w:szCs w:val="24"/>
-      <w14:ligatures w14:val="standardContextual"/>
-    </w:rPr>
-  </w:style>
-  <w:style w:type="paragraph" w:customStyle="1" w:styleId="6081636FD9A04F9781CBE3D3DC373A74">
-    <w:name w:val="6081636FD9A04F9781CBE3D3DC373A74"/>
-    <w:rsid w:val="003A20A1"/>
-    <w:pPr>
-      <w:spacing w:after="160" w:line="278" w:lineRule="auto"/>
-    </w:pPr>
-    <w:rPr>
-      <w:kern w:val="2"/>
-      <w:sz w:val="24"/>
-      <w:szCs w:val="24"/>
-      <w14:ligatures w14:val="standardContextual"/>
-    </w:rPr>
-  </w:style>
-  <w:style w:type="paragraph" w:customStyle="1" w:styleId="363952B2627F4EB184412BA35B64CF4F">
-    <w:name w:val="363952B2627F4EB184412BA35B64CF4F"/>
-    <w:rsid w:val="003A20A1"/>
-    <w:pPr>
-      <w:spacing w:after="160" w:line="278" w:lineRule="auto"/>
-    </w:pPr>
-    <w:rPr>
-      <w:kern w:val="2"/>
-      <w:sz w:val="24"/>
-      <w:szCs w:val="24"/>
-      <w14:ligatures w14:val="standardContextual"/>
-    </w:rPr>
-  </w:style>
-  <w:style w:type="paragraph" w:customStyle="1" w:styleId="5156EB736D0E419F82703C76A29EC1B0">
-    <w:name w:val="5156EB736D0E419F82703C76A29EC1B0"/>
-    <w:rsid w:val="003A20A1"/>
     <w:pPr>
       <w:spacing w:after="160" w:line="278" w:lineRule="auto"/>
     </w:pPr>
@@ -26865,58 +26372,6 @@
       <w14:ligatures w14:val="standardContextual"/>
     </w:rPr>
   </w:style>
-  <w:style w:type="paragraph" w:customStyle="1" w:styleId="5BBB7C9AFE614C67BEC55EF91367E5D0">
-    <w:name w:val="5BBB7C9AFE614C67BEC55EF91367E5D0"/>
-    <w:rsid w:val="003A20A1"/>
-    <w:pPr>
-      <w:spacing w:after="160" w:line="278" w:lineRule="auto"/>
-    </w:pPr>
-    <w:rPr>
-      <w:kern w:val="2"/>
-      <w:sz w:val="24"/>
-      <w:szCs w:val="24"/>
-      <w14:ligatures w14:val="standardContextual"/>
-    </w:rPr>
-  </w:style>
-  <w:style w:type="paragraph" w:customStyle="1" w:styleId="C7632DD0D87A4D2B81D20C8696C9828A">
-    <w:name w:val="C7632DD0D87A4D2B81D20C8696C9828A"/>
-    <w:rsid w:val="003A20A1"/>
-    <w:pPr>
-      <w:spacing w:after="160" w:line="278" w:lineRule="auto"/>
-    </w:pPr>
-    <w:rPr>
-      <w:kern w:val="2"/>
-      <w:sz w:val="24"/>
-      <w:szCs w:val="24"/>
-      <w14:ligatures w14:val="standardContextual"/>
-    </w:rPr>
-  </w:style>
-  <w:style w:type="paragraph" w:customStyle="1" w:styleId="ADE8645C0CD84AE3AD1917B9B5829F02">
-    <w:name w:val="ADE8645C0CD84AE3AD1917B9B5829F02"/>
-    <w:rsid w:val="003A20A1"/>
-    <w:pPr>
-      <w:spacing w:after="160" w:line="278" w:lineRule="auto"/>
-    </w:pPr>
-    <w:rPr>
-      <w:kern w:val="2"/>
-      <w:sz w:val="24"/>
-      <w:szCs w:val="24"/>
-      <w14:ligatures w14:val="standardContextual"/>
-    </w:rPr>
-  </w:style>
-  <w:style w:type="paragraph" w:customStyle="1" w:styleId="C54C395F2FE1470AB968128E94B38AA0">
-    <w:name w:val="C54C395F2FE1470AB968128E94B38AA0"/>
-    <w:rsid w:val="003A20A1"/>
-    <w:pPr>
-      <w:spacing w:after="160" w:line="278" w:lineRule="auto"/>
-    </w:pPr>
-    <w:rPr>
-      <w:kern w:val="2"/>
-      <w:sz w:val="24"/>
-      <w:szCs w:val="24"/>
-      <w14:ligatures w14:val="standardContextual"/>
-    </w:rPr>
-  </w:style>
   <w:style w:type="paragraph" w:customStyle="1" w:styleId="82274C4565524EF7866CB9A7B70F354A">
     <w:name w:val="82274C4565524EF7866CB9A7B70F354A"/>
     <w:rsid w:val="00116AC6"/>
@@ -26932,110 +26387,6 @@
   </w:style>
   <w:style w:type="paragraph" w:customStyle="1" w:styleId="025DE1BE6D43471FB4427EBBB5FBD868">
     <w:name w:val="025DE1BE6D43471FB4427EBBB5FBD868"/>
-    <w:rsid w:val="00116AC6"/>
-    <w:pPr>
-      <w:spacing w:after="160" w:line="278" w:lineRule="auto"/>
-    </w:pPr>
-    <w:rPr>
-      <w:kern w:val="2"/>
-      <w:sz w:val="24"/>
-      <w:szCs w:val="24"/>
-      <w14:ligatures w14:val="standardContextual"/>
-    </w:rPr>
-  </w:style>
-  <w:style w:type="paragraph" w:customStyle="1" w:styleId="A4380D94A6AA42EFA32F27EAF71FC31A">
-    <w:name w:val="A4380D94A6AA42EFA32F27EAF71FC31A"/>
-    <w:rsid w:val="00116AC6"/>
-    <w:pPr>
-      <w:spacing w:after="160" w:line="278" w:lineRule="auto"/>
-    </w:pPr>
-    <w:rPr>
-      <w:kern w:val="2"/>
-      <w:sz w:val="24"/>
-      <w:szCs w:val="24"/>
-      <w14:ligatures w14:val="standardContextual"/>
-    </w:rPr>
-  </w:style>
-  <w:style w:type="paragraph" w:customStyle="1" w:styleId="B7E663C47EC4484EA9E9EC814B52E1F8">
-    <w:name w:val="B7E663C47EC4484EA9E9EC814B52E1F8"/>
-    <w:rsid w:val="00116AC6"/>
-    <w:pPr>
-      <w:spacing w:after="160" w:line="278" w:lineRule="auto"/>
-    </w:pPr>
-    <w:rPr>
-      <w:kern w:val="2"/>
-      <w:sz w:val="24"/>
-      <w:szCs w:val="24"/>
-      <w14:ligatures w14:val="standardContextual"/>
-    </w:rPr>
-  </w:style>
-  <w:style w:type="paragraph" w:customStyle="1" w:styleId="A7F21F30BA214716BBDB6EDD08EE537F">
-    <w:name w:val="A7F21F30BA214716BBDB6EDD08EE537F"/>
-    <w:rsid w:val="003A20A1"/>
-    <w:pPr>
-      <w:spacing w:after="160" w:line="278" w:lineRule="auto"/>
-    </w:pPr>
-    <w:rPr>
-      <w:kern w:val="2"/>
-      <w:sz w:val="24"/>
-      <w:szCs w:val="24"/>
-      <w14:ligatures w14:val="standardContextual"/>
-    </w:rPr>
-  </w:style>
-  <w:style w:type="paragraph" w:customStyle="1" w:styleId="81AD85A4198B4D26A3B729D6E1EDF6D4">
-    <w:name w:val="81AD85A4198B4D26A3B729D6E1EDF6D4"/>
-    <w:rsid w:val="003A20A1"/>
-    <w:pPr>
-      <w:spacing w:after="160" w:line="278" w:lineRule="auto"/>
-    </w:pPr>
-    <w:rPr>
-      <w:kern w:val="2"/>
-      <w:sz w:val="24"/>
-      <w:szCs w:val="24"/>
-      <w14:ligatures w14:val="standardContextual"/>
-    </w:rPr>
-  </w:style>
-  <w:style w:type="paragraph" w:customStyle="1" w:styleId="5CC9DFBB83EC49F19532B63043B804F6">
-    <w:name w:val="5CC9DFBB83EC49F19532B63043B804F6"/>
-    <w:rsid w:val="003A20A1"/>
-    <w:pPr>
-      <w:spacing w:after="160" w:line="278" w:lineRule="auto"/>
-    </w:pPr>
-    <w:rPr>
-      <w:kern w:val="2"/>
-      <w:sz w:val="24"/>
-      <w:szCs w:val="24"/>
-      <w14:ligatures w14:val="standardContextual"/>
-    </w:rPr>
-  </w:style>
-  <w:style w:type="paragraph" w:customStyle="1" w:styleId="BB054B4F7918405B893483357FCE0CAD">
-    <w:name w:val="BB054B4F7918405B893483357FCE0CAD"/>
-    <w:rsid w:val="003A20A1"/>
-    <w:pPr>
-      <w:spacing w:after="160" w:line="278" w:lineRule="auto"/>
-    </w:pPr>
-    <w:rPr>
-      <w:kern w:val="2"/>
-      <w:sz w:val="24"/>
-      <w:szCs w:val="24"/>
-      <w14:ligatures w14:val="standardContextual"/>
-    </w:rPr>
-  </w:style>
-  <w:style w:type="paragraph" w:customStyle="1" w:styleId="483D556CCF1E4B559E5E352037524335">
-    <w:name w:val="483D556CCF1E4B559E5E352037524335"/>
-    <w:rsid w:val="00116AC6"/>
-    <w:pPr>
-      <w:spacing w:after="160" w:line="278" w:lineRule="auto"/>
-    </w:pPr>
-    <w:rPr>
-      <w:kern w:val="2"/>
-      <w:sz w:val="24"/>
-      <w:szCs w:val="24"/>
-      <w14:ligatures w14:val="standardContextual"/>
-    </w:rPr>
-  </w:style>
-  <w:style w:type="paragraph" w:customStyle="1" w:styleId="A2AAC5006A2E4B8FA4F5C39DCA617E54">
-    <w:name w:val="A2AAC5006A2E4B8FA4F5C39DCA617E54"/>
     <w:rsid w:val="00116AC6"/>
     <w:pPr>
       <w:spacing w:after="160" w:line="278" w:lineRule="auto"/>
@@ -27063,266 +26414,6 @@
   <w:style w:type="paragraph" w:customStyle="1" w:styleId="BD443548564E4D8CA5D358DA21184065">
     <w:name w:val="BD443548564E4D8CA5D358DA21184065"/>
     <w:rsid w:val="00116AC6"/>
-    <w:pPr>
-      <w:spacing w:after="160" w:line="278" w:lineRule="auto"/>
-    </w:pPr>
-    <w:rPr>
-      <w:kern w:val="2"/>
-      <w:sz w:val="24"/>
-      <w:szCs w:val="24"/>
-      <w14:ligatures w14:val="standardContextual"/>
-    </w:rPr>
-  </w:style>
-  <w:style w:type="paragraph" w:customStyle="1" w:styleId="CEC216A0FBB648D49940669515A9E7F0">
-    <w:name w:val="CEC216A0FBB648D49940669515A9E7F0"/>
-    <w:rsid w:val="003A20A1"/>
-    <w:pPr>
-      <w:spacing w:after="160" w:line="278" w:lineRule="auto"/>
-    </w:pPr>
-    <w:rPr>
-      <w:kern w:val="2"/>
-      <w:sz w:val="24"/>
-      <w:szCs w:val="24"/>
-      <w14:ligatures w14:val="standardContextual"/>
-    </w:rPr>
-  </w:style>
-  <w:style w:type="paragraph" w:customStyle="1" w:styleId="CD30A48393B64F379AACEB70A105DB51">
-    <w:name w:val="CD30A48393B64F379AACEB70A105DB51"/>
-    <w:rsid w:val="003A20A1"/>
-    <w:pPr>
-      <w:spacing w:after="160" w:line="278" w:lineRule="auto"/>
-    </w:pPr>
-    <w:rPr>
-      <w:kern w:val="2"/>
-      <w:sz w:val="24"/>
-      <w:szCs w:val="24"/>
-      <w14:ligatures w14:val="standardContextual"/>
-    </w:rPr>
-  </w:style>
-  <w:style w:type="paragraph" w:customStyle="1" w:styleId="F742173627494E8A8D5334CBD9B4902D">
-    <w:name w:val="F742173627494E8A8D5334CBD9B4902D"/>
-    <w:rsid w:val="003A20A1"/>
-    <w:pPr>
-      <w:spacing w:after="160" w:line="278" w:lineRule="auto"/>
-    </w:pPr>
-    <w:rPr>
-      <w:kern w:val="2"/>
-      <w:sz w:val="24"/>
-      <w:szCs w:val="24"/>
-      <w14:ligatures w14:val="standardContextual"/>
-    </w:rPr>
-  </w:style>
-  <w:style w:type="paragraph" w:customStyle="1" w:styleId="413D879F6F47405EAE765B60B0F5420D">
-    <w:name w:val="413D879F6F47405EAE765B60B0F5420D"/>
-    <w:rsid w:val="003A20A1"/>
-    <w:pPr>
-      <w:spacing w:after="160" w:line="278" w:lineRule="auto"/>
-    </w:pPr>
-    <w:rPr>
-      <w:kern w:val="2"/>
-      <w:sz w:val="24"/>
-      <w:szCs w:val="24"/>
-      <w14:ligatures w14:val="standardContextual"/>
-    </w:rPr>
-  </w:style>
-  <w:style w:type="paragraph" w:customStyle="1" w:styleId="D95666FAA71543F58172892557756E8D">
-    <w:name w:val="D95666FAA71543F58172892557756E8D"/>
-    <w:rsid w:val="00116AC6"/>
-    <w:pPr>
-      <w:spacing w:after="160" w:line="278" w:lineRule="auto"/>
-    </w:pPr>
-    <w:rPr>
-      <w:kern w:val="2"/>
-      <w:sz w:val="24"/>
-      <w:szCs w:val="24"/>
-      <w14:ligatures w14:val="standardContextual"/>
-    </w:rPr>
-  </w:style>
-  <w:style w:type="paragraph" w:customStyle="1" w:styleId="15B2CACE6BD54209A4986C1D80BD4DB9">
-    <w:name w:val="15B2CACE6BD54209A4986C1D80BD4DB9"/>
-    <w:rsid w:val="00116AC6"/>
-    <w:pPr>
-      <w:spacing w:after="160" w:line="278" w:lineRule="auto"/>
-    </w:pPr>
-    <w:rPr>
-      <w:kern w:val="2"/>
-      <w:sz w:val="24"/>
-      <w:szCs w:val="24"/>
-      <w14:ligatures w14:val="standardContextual"/>
-    </w:rPr>
-  </w:style>
-  <w:style w:type="paragraph" w:customStyle="1" w:styleId="5F3C5C0298FE4F2A86A3EAB3C5B30A4E">
-    <w:name w:val="5F3C5C0298FE4F2A86A3EAB3C5B30A4E"/>
-    <w:rsid w:val="00116AC6"/>
-    <w:pPr>
-      <w:spacing w:after="160" w:line="278" w:lineRule="auto"/>
-    </w:pPr>
-    <w:rPr>
-      <w:kern w:val="2"/>
-      <w:sz w:val="24"/>
-      <w:szCs w:val="24"/>
-      <w14:ligatures w14:val="standardContextual"/>
-    </w:rPr>
-  </w:style>
-  <w:style w:type="paragraph" w:customStyle="1" w:styleId="30B50D98441D45819D1CB188276CC08C">
-    <w:name w:val="30B50D98441D45819D1CB188276CC08C"/>
-    <w:rsid w:val="00116AC6"/>
-    <w:pPr>
-      <w:spacing w:after="160" w:line="278" w:lineRule="auto"/>
-    </w:pPr>
-    <w:rPr>
-      <w:kern w:val="2"/>
-      <w:sz w:val="24"/>
-      <w:szCs w:val="24"/>
-      <w14:ligatures w14:val="standardContextual"/>
-    </w:rPr>
-  </w:style>
-  <w:style w:type="paragraph" w:customStyle="1" w:styleId="B7B1E4B4524643648D2AD1A0A2685C48">
-    <w:name w:val="B7B1E4B4524643648D2AD1A0A2685C48"/>
-    <w:rsid w:val="003A20A1"/>
-    <w:pPr>
-      <w:spacing w:after="160" w:line="278" w:lineRule="auto"/>
-    </w:pPr>
-    <w:rPr>
-      <w:kern w:val="2"/>
-      <w:sz w:val="24"/>
-      <w:szCs w:val="24"/>
-      <w14:ligatures w14:val="standardContextual"/>
-    </w:rPr>
-  </w:style>
-  <w:style w:type="paragraph" w:customStyle="1" w:styleId="981B793784D24316924977DD1E725C4A">
-    <w:name w:val="981B793784D24316924977DD1E725C4A"/>
-    <w:rsid w:val="003A20A1"/>
-    <w:pPr>
-      <w:spacing w:after="160" w:line="278" w:lineRule="auto"/>
-    </w:pPr>
-    <w:rPr>
-      <w:kern w:val="2"/>
-      <w:sz w:val="24"/>
-      <w:szCs w:val="24"/>
-      <w14:ligatures w14:val="standardContextual"/>
-    </w:rPr>
-  </w:style>
-  <w:style w:type="paragraph" w:customStyle="1" w:styleId="523CDA4E20D041CA9F8302A353EBCAA1">
-    <w:name w:val="523CDA4E20D041CA9F8302A353EBCAA1"/>
-    <w:rsid w:val="003A20A1"/>
-    <w:pPr>
-      <w:spacing w:after="160" w:line="278" w:lineRule="auto"/>
-    </w:pPr>
-    <w:rPr>
-      <w:kern w:val="2"/>
-      <w:sz w:val="24"/>
-      <w:szCs w:val="24"/>
-      <w14:ligatures w14:val="standardContextual"/>
-    </w:rPr>
-  </w:style>
-  <w:style w:type="paragraph" w:customStyle="1" w:styleId="340D946DF1AF44AFA2E987DEF5487156">
-    <w:name w:val="340D946DF1AF44AFA2E987DEF5487156"/>
-    <w:rsid w:val="003A20A1"/>
-    <w:pPr>
-      <w:spacing w:after="160" w:line="278" w:lineRule="auto"/>
-    </w:pPr>
-    <w:rPr>
-      <w:kern w:val="2"/>
-      <w:sz w:val="24"/>
-      <w:szCs w:val="24"/>
-      <w14:ligatures w14:val="standardContextual"/>
-    </w:rPr>
-  </w:style>
-  <w:style w:type="paragraph" w:customStyle="1" w:styleId="164B32556F284ABD8C5206A3356E526E">
-    <w:name w:val="164B32556F284ABD8C5206A3356E526E"/>
-    <w:rsid w:val="00116AC6"/>
-    <w:pPr>
-      <w:spacing w:after="160" w:line="278" w:lineRule="auto"/>
-    </w:pPr>
-    <w:rPr>
-      <w:kern w:val="2"/>
-      <w:sz w:val="24"/>
-      <w:szCs w:val="24"/>
-      <w14:ligatures w14:val="standardContextual"/>
-    </w:rPr>
-  </w:style>
-  <w:style w:type="paragraph" w:customStyle="1" w:styleId="34736ADC66964E7FBE36B91BDF719050">
-    <w:name w:val="34736ADC66964E7FBE36B91BDF719050"/>
-    <w:rsid w:val="00116AC6"/>
-    <w:pPr>
-      <w:spacing w:after="160" w:line="278" w:lineRule="auto"/>
-    </w:pPr>
-    <w:rPr>
-      <w:kern w:val="2"/>
-      <w:sz w:val="24"/>
-      <w:szCs w:val="24"/>
-      <w14:ligatures w14:val="standardContextual"/>
-    </w:rPr>
-  </w:style>
-  <w:style w:type="paragraph" w:customStyle="1" w:styleId="775FC4EBADFF4131A414106AF2198B82">
-    <w:name w:val="775FC4EBADFF4131A414106AF2198B82"/>
-    <w:rsid w:val="00116AC6"/>
-    <w:pPr>
-      <w:spacing w:after="160" w:line="278" w:lineRule="auto"/>
-    </w:pPr>
-    <w:rPr>
-      <w:kern w:val="2"/>
-      <w:sz w:val="24"/>
-      <w:szCs w:val="24"/>
-      <w14:ligatures w14:val="standardContextual"/>
-    </w:rPr>
-  </w:style>
-  <w:style w:type="paragraph" w:customStyle="1" w:styleId="30750457ADB041BA91A0CEBB879DAF41">
-    <w:name w:val="30750457ADB041BA91A0CEBB879DAF41"/>
-    <w:rsid w:val="00116AC6"/>
-    <w:pPr>
-      <w:spacing w:after="160" w:line="278" w:lineRule="auto"/>
-    </w:pPr>
-    <w:rPr>
-      <w:kern w:val="2"/>
-      <w:sz w:val="24"/>
-      <w:szCs w:val="24"/>
-      <w14:ligatures w14:val="standardContextual"/>
-    </w:rPr>
-  </w:style>
-  <w:style w:type="paragraph" w:customStyle="1" w:styleId="F8E53B6E5FE441E6B90EFFE558CF3125">
-    <w:name w:val="F8E53B6E5FE441E6B90EFFE558CF3125"/>
-    <w:rsid w:val="003A20A1"/>
-    <w:pPr>
-      <w:spacing w:after="160" w:line="278" w:lineRule="auto"/>
-    </w:pPr>
-    <w:rPr>
-      <w:kern w:val="2"/>
-      <w:sz w:val="24"/>
-      <w:szCs w:val="24"/>
-      <w14:ligatures w14:val="standardContextual"/>
-    </w:rPr>
-  </w:style>
-  <w:style w:type="paragraph" w:customStyle="1" w:styleId="66B3E2515636412A95807C2A78D6BDE3">
-    <w:name w:val="66B3E2515636412A95807C2A78D6BDE3"/>
-    <w:rsid w:val="003A20A1"/>
-    <w:pPr>
-      <w:spacing w:after="160" w:line="278" w:lineRule="auto"/>
-    </w:pPr>
-    <w:rPr>
-      <w:kern w:val="2"/>
-      <w:sz w:val="24"/>
-      <w:szCs w:val="24"/>
-      <w14:ligatures w14:val="standardContextual"/>
-    </w:rPr>
-  </w:style>
-  <w:style w:type="paragraph" w:customStyle="1" w:styleId="7D5C1526051A46AFAAF09918CADCB560">
-    <w:name w:val="7D5C1526051A46AFAAF09918CADCB560"/>
-    <w:rsid w:val="003A20A1"/>
-    <w:pPr>
-      <w:spacing w:after="160" w:line="278" w:lineRule="auto"/>
-    </w:pPr>
-    <w:rPr>
-      <w:kern w:val="2"/>
-      <w:sz w:val="24"/>
-      <w:szCs w:val="24"/>
-      <w14:ligatures w14:val="standardContextual"/>
-    </w:rPr>
-  </w:style>
-  <w:style w:type="paragraph" w:customStyle="1" w:styleId="E61077809E21416EB9C2B8406664EC45">
-    <w:name w:val="E61077809E21416EB9C2B8406664EC45"/>
-    <w:rsid w:val="003A20A1"/>
     <w:pPr>
       <w:spacing w:after="160" w:line="278" w:lineRule="auto"/>
     </w:pPr>
@@ -27385,1124 +26476,6 @@
       <w14:ligatures w14:val="standardContextual"/>
     </w:rPr>
   </w:style>
-  <w:style w:type="paragraph" w:customStyle="1" w:styleId="550108E18BB74DEC935B8319D5671E73">
-    <w:name w:val="550108E18BB74DEC935B8319D5671E73"/>
-    <w:rsid w:val="003A20A1"/>
-    <w:pPr>
-      <w:spacing w:after="160" w:line="278" w:lineRule="auto"/>
-    </w:pPr>
-    <w:rPr>
-      <w:kern w:val="2"/>
-      <w:sz w:val="24"/>
-      <w:szCs w:val="24"/>
-      <w14:ligatures w14:val="standardContextual"/>
-    </w:rPr>
-  </w:style>
-  <w:style w:type="paragraph" w:customStyle="1" w:styleId="93A4628643B645CBAFF4DDE3ABDB8F5D">
-    <w:name w:val="93A4628643B645CBAFF4DDE3ABDB8F5D"/>
-    <w:rsid w:val="003A20A1"/>
-    <w:pPr>
-      <w:spacing w:after="160" w:line="278" w:lineRule="auto"/>
-    </w:pPr>
-    <w:rPr>
-      <w:kern w:val="2"/>
-      <w:sz w:val="24"/>
-      <w:szCs w:val="24"/>
-      <w14:ligatures w14:val="standardContextual"/>
-    </w:rPr>
-  </w:style>
-  <w:style w:type="paragraph" w:customStyle="1" w:styleId="33D10C4B1214415BBCF5F1D495583C3E">
-    <w:name w:val="33D10C4B1214415BBCF5F1D495583C3E"/>
-    <w:rsid w:val="003A20A1"/>
-    <w:pPr>
-      <w:spacing w:after="160" w:line="278" w:lineRule="auto"/>
-    </w:pPr>
-    <w:rPr>
-      <w:kern w:val="2"/>
-      <w:sz w:val="24"/>
-      <w:szCs w:val="24"/>
-      <w14:ligatures w14:val="standardContextual"/>
-    </w:rPr>
-  </w:style>
-  <w:style w:type="paragraph" w:customStyle="1" w:styleId="C3BCA1B81DAF49949A9F62EDAA5A85A1">
-    <w:name w:val="C3BCA1B81DAF49949A9F62EDAA5A85A1"/>
-    <w:rsid w:val="003A20A1"/>
-    <w:pPr>
-      <w:spacing w:after="160" w:line="278" w:lineRule="auto"/>
-    </w:pPr>
-    <w:rPr>
-      <w:kern w:val="2"/>
-      <w:sz w:val="24"/>
-      <w:szCs w:val="24"/>
-      <w14:ligatures w14:val="standardContextual"/>
-    </w:rPr>
-  </w:style>
-  <w:style w:type="paragraph" w:customStyle="1" w:styleId="DD22055B4225445F8D5CAE3434DD3130">
-    <w:name w:val="DD22055B4225445F8D5CAE3434DD3130"/>
-    <w:rsid w:val="00116AC6"/>
-    <w:pPr>
-      <w:spacing w:after="160" w:line="278" w:lineRule="auto"/>
-    </w:pPr>
-    <w:rPr>
-      <w:kern w:val="2"/>
-      <w:sz w:val="24"/>
-      <w:szCs w:val="24"/>
-      <w14:ligatures w14:val="standardContextual"/>
-    </w:rPr>
-  </w:style>
-  <w:style w:type="paragraph" w:customStyle="1" w:styleId="2016FF960ECC48BE9FCD1AD7CC4FD129">
-    <w:name w:val="2016FF960ECC48BE9FCD1AD7CC4FD129"/>
-    <w:rsid w:val="00116AC6"/>
-    <w:pPr>
-      <w:spacing w:after="160" w:line="278" w:lineRule="auto"/>
-    </w:pPr>
-    <w:rPr>
-      <w:kern w:val="2"/>
-      <w:sz w:val="24"/>
-      <w:szCs w:val="24"/>
-      <w14:ligatures w14:val="standardContextual"/>
-    </w:rPr>
-  </w:style>
-  <w:style w:type="paragraph" w:customStyle="1" w:styleId="B246B230B3DA4D61A13DA93609473558">
-    <w:name w:val="B246B230B3DA4D61A13DA93609473558"/>
-    <w:rsid w:val="00116AC6"/>
-    <w:pPr>
-      <w:spacing w:after="160" w:line="278" w:lineRule="auto"/>
-    </w:pPr>
-    <w:rPr>
-      <w:kern w:val="2"/>
-      <w:sz w:val="24"/>
-      <w:szCs w:val="24"/>
-      <w14:ligatures w14:val="standardContextual"/>
-    </w:rPr>
-  </w:style>
-  <w:style w:type="paragraph" w:customStyle="1" w:styleId="E882A76702024EFABE3F28BAE3F9E6BF">
-    <w:name w:val="E882A76702024EFABE3F28BAE3F9E6BF"/>
-    <w:rsid w:val="00116AC6"/>
-    <w:pPr>
-      <w:spacing w:after="160" w:line="278" w:lineRule="auto"/>
-    </w:pPr>
-    <w:rPr>
-      <w:kern w:val="2"/>
-      <w:sz w:val="24"/>
-      <w:szCs w:val="24"/>
-      <w14:ligatures w14:val="standardContextual"/>
-    </w:rPr>
-  </w:style>
-  <w:style w:type="paragraph" w:customStyle="1" w:styleId="76A50AF35DA1409CA4231E6B20923974">
-    <w:name w:val="76A50AF35DA1409CA4231E6B20923974"/>
-    <w:rsid w:val="003A20A1"/>
-    <w:pPr>
-      <w:spacing w:after="160" w:line="278" w:lineRule="auto"/>
-    </w:pPr>
-    <w:rPr>
-      <w:kern w:val="2"/>
-      <w:sz w:val="24"/>
-      <w:szCs w:val="24"/>
-      <w14:ligatures w14:val="standardContextual"/>
-    </w:rPr>
-  </w:style>
-  <w:style w:type="paragraph" w:customStyle="1" w:styleId="839E8CB17C454339ACB5E634511B462D">
-    <w:name w:val="839E8CB17C454339ACB5E634511B462D"/>
-    <w:rsid w:val="003A20A1"/>
-    <w:pPr>
-      <w:spacing w:after="160" w:line="278" w:lineRule="auto"/>
-    </w:pPr>
-    <w:rPr>
-      <w:kern w:val="2"/>
-      <w:sz w:val="24"/>
-      <w:szCs w:val="24"/>
-      <w14:ligatures w14:val="standardContextual"/>
-    </w:rPr>
-  </w:style>
-  <w:style w:type="paragraph" w:customStyle="1" w:styleId="E3475AB0C11A453095FB76F52B04465E">
-    <w:name w:val="E3475AB0C11A453095FB76F52B04465E"/>
-    <w:rsid w:val="003A20A1"/>
-    <w:pPr>
-      <w:spacing w:after="160" w:line="278" w:lineRule="auto"/>
-    </w:pPr>
-    <w:rPr>
-      <w:kern w:val="2"/>
-      <w:sz w:val="24"/>
-      <w:szCs w:val="24"/>
-      <w14:ligatures w14:val="standardContextual"/>
-    </w:rPr>
-  </w:style>
-  <w:style w:type="paragraph" w:customStyle="1" w:styleId="81955DB306D34BB485D11E754C9BFBE0">
-    <w:name w:val="81955DB306D34BB485D11E754C9BFBE0"/>
-    <w:rsid w:val="003A20A1"/>
-    <w:pPr>
-      <w:spacing w:after="160" w:line="278" w:lineRule="auto"/>
-    </w:pPr>
-    <w:rPr>
-      <w:kern w:val="2"/>
-      <w:sz w:val="24"/>
-      <w:szCs w:val="24"/>
-      <w14:ligatures w14:val="standardContextual"/>
-    </w:rPr>
-  </w:style>
-  <w:style w:type="paragraph" w:customStyle="1" w:styleId="06C2F15857F04CBBADE54D482D2E77A4">
-    <w:name w:val="06C2F15857F04CBBADE54D482D2E77A4"/>
-    <w:rsid w:val="00116AC6"/>
-    <w:pPr>
-      <w:spacing w:after="160" w:line="278" w:lineRule="auto"/>
-    </w:pPr>
-    <w:rPr>
-      <w:kern w:val="2"/>
-      <w:sz w:val="24"/>
-      <w:szCs w:val="24"/>
-      <w14:ligatures w14:val="standardContextual"/>
-    </w:rPr>
-  </w:style>
-  <w:style w:type="paragraph" w:customStyle="1" w:styleId="C2DB9F66F8134DF39A311CF4873C7AA5">
-    <w:name w:val="C2DB9F66F8134DF39A311CF4873C7AA5"/>
-    <w:rsid w:val="00116AC6"/>
-    <w:pPr>
-      <w:spacing w:after="160" w:line="278" w:lineRule="auto"/>
-    </w:pPr>
-    <w:rPr>
-      <w:kern w:val="2"/>
-      <w:sz w:val="24"/>
-      <w:szCs w:val="24"/>
-      <w14:ligatures w14:val="standardContextual"/>
-    </w:rPr>
-  </w:style>
-  <w:style w:type="paragraph" w:customStyle="1" w:styleId="9B451A6AC22247DD84F1C2A71061614E">
-    <w:name w:val="9B451A6AC22247DD84F1C2A71061614E"/>
-    <w:rsid w:val="00116AC6"/>
-    <w:pPr>
-      <w:spacing w:after="160" w:line="278" w:lineRule="auto"/>
-    </w:pPr>
-    <w:rPr>
-      <w:kern w:val="2"/>
-      <w:sz w:val="24"/>
-      <w:szCs w:val="24"/>
-      <w14:ligatures w14:val="standardContextual"/>
-    </w:rPr>
-  </w:style>
-  <w:style w:type="paragraph" w:customStyle="1" w:styleId="047A3A098613466A98BDB6B13A05EC42">
-    <w:name w:val="047A3A098613466A98BDB6B13A05EC42"/>
-    <w:rsid w:val="00116AC6"/>
-    <w:pPr>
-      <w:spacing w:after="160" w:line="278" w:lineRule="auto"/>
-    </w:pPr>
-    <w:rPr>
-      <w:kern w:val="2"/>
-      <w:sz w:val="24"/>
-      <w:szCs w:val="24"/>
-      <w14:ligatures w14:val="standardContextual"/>
-    </w:rPr>
-  </w:style>
-  <w:style w:type="paragraph" w:customStyle="1" w:styleId="9C5D1CB68984418DB5DAE9D04234FD13">
-    <w:name w:val="9C5D1CB68984418DB5DAE9D04234FD13"/>
-    <w:rsid w:val="003A20A1"/>
-    <w:pPr>
-      <w:spacing w:after="160" w:line="278" w:lineRule="auto"/>
-    </w:pPr>
-    <w:rPr>
-      <w:kern w:val="2"/>
-      <w:sz w:val="24"/>
-      <w:szCs w:val="24"/>
-      <w14:ligatures w14:val="standardContextual"/>
-    </w:rPr>
-  </w:style>
-  <w:style w:type="paragraph" w:customStyle="1" w:styleId="2F5B33ED57644C7090CFB01DA4D84363">
-    <w:name w:val="2F5B33ED57644C7090CFB01DA4D84363"/>
-    <w:rsid w:val="003A20A1"/>
-    <w:pPr>
-      <w:spacing w:after="160" w:line="278" w:lineRule="auto"/>
-    </w:pPr>
-    <w:rPr>
-      <w:kern w:val="2"/>
-      <w:sz w:val="24"/>
-      <w:szCs w:val="24"/>
-      <w14:ligatures w14:val="standardContextual"/>
-    </w:rPr>
-  </w:style>
-  <w:style w:type="paragraph" w:customStyle="1" w:styleId="2628F397C21A4F769F6124B963820DC5">
-    <w:name w:val="2628F397C21A4F769F6124B963820DC5"/>
-    <w:rsid w:val="003A20A1"/>
-    <w:pPr>
-      <w:spacing w:after="160" w:line="278" w:lineRule="auto"/>
-    </w:pPr>
-    <w:rPr>
-      <w:kern w:val="2"/>
-      <w:sz w:val="24"/>
-      <w:szCs w:val="24"/>
-      <w14:ligatures w14:val="standardContextual"/>
-    </w:rPr>
-  </w:style>
-  <w:style w:type="paragraph" w:customStyle="1" w:styleId="E2BB0260D85C4ED590B71F9E562999C4">
-    <w:name w:val="E2BB0260D85C4ED590B71F9E562999C4"/>
-    <w:rsid w:val="003A20A1"/>
-    <w:pPr>
-      <w:spacing w:after="160" w:line="278" w:lineRule="auto"/>
-    </w:pPr>
-    <w:rPr>
-      <w:kern w:val="2"/>
-      <w:sz w:val="24"/>
-      <w:szCs w:val="24"/>
-      <w14:ligatures w14:val="standardContextual"/>
-    </w:rPr>
-  </w:style>
-  <w:style w:type="paragraph" w:customStyle="1" w:styleId="622E4ADA2FE94A4FBF08955A24F8A13D">
-    <w:name w:val="622E4ADA2FE94A4FBF08955A24F8A13D"/>
-    <w:rsid w:val="00116AC6"/>
-    <w:pPr>
-      <w:spacing w:after="160" w:line="278" w:lineRule="auto"/>
-    </w:pPr>
-    <w:rPr>
-      <w:kern w:val="2"/>
-      <w:sz w:val="24"/>
-      <w:szCs w:val="24"/>
-      <w14:ligatures w14:val="standardContextual"/>
-    </w:rPr>
-  </w:style>
-  <w:style w:type="paragraph" w:customStyle="1" w:styleId="E22D4989EE4645B395E1423F3B3C4CC3">
-    <w:name w:val="E22D4989EE4645B395E1423F3B3C4CC3"/>
-    <w:rsid w:val="00116AC6"/>
-    <w:pPr>
-      <w:spacing w:after="160" w:line="278" w:lineRule="auto"/>
-    </w:pPr>
-    <w:rPr>
-      <w:kern w:val="2"/>
-      <w:sz w:val="24"/>
-      <w:szCs w:val="24"/>
-      <w14:ligatures w14:val="standardContextual"/>
-    </w:rPr>
-  </w:style>
-  <w:style w:type="paragraph" w:customStyle="1" w:styleId="A97AA865DC344C53810D464AF57CB16B">
-    <w:name w:val="A97AA865DC344C53810D464AF57CB16B"/>
-    <w:rsid w:val="00116AC6"/>
-    <w:pPr>
-      <w:spacing w:after="160" w:line="278" w:lineRule="auto"/>
-    </w:pPr>
-    <w:rPr>
-      <w:kern w:val="2"/>
-      <w:sz w:val="24"/>
-      <w:szCs w:val="24"/>
-      <w14:ligatures w14:val="standardContextual"/>
-    </w:rPr>
-  </w:style>
-  <w:style w:type="paragraph" w:customStyle="1" w:styleId="E7CF7A6A98AA4941A4F63B1F046813CF">
-    <w:name w:val="E7CF7A6A98AA4941A4F63B1F046813CF"/>
-    <w:rsid w:val="00116AC6"/>
-    <w:pPr>
-      <w:spacing w:after="160" w:line="278" w:lineRule="auto"/>
-    </w:pPr>
-    <w:rPr>
-      <w:kern w:val="2"/>
-      <w:sz w:val="24"/>
-      <w:szCs w:val="24"/>
-      <w14:ligatures w14:val="standardContextual"/>
-    </w:rPr>
-  </w:style>
-  <w:style w:type="paragraph" w:customStyle="1" w:styleId="E8EE77B287664F8C91C4B1DA2688D5EA">
-    <w:name w:val="E8EE77B287664F8C91C4B1DA2688D5EA"/>
-    <w:rsid w:val="003A20A1"/>
-    <w:pPr>
-      <w:spacing w:after="160" w:line="278" w:lineRule="auto"/>
-    </w:pPr>
-    <w:rPr>
-      <w:kern w:val="2"/>
-      <w:sz w:val="24"/>
-      <w:szCs w:val="24"/>
-      <w14:ligatures w14:val="standardContextual"/>
-    </w:rPr>
-  </w:style>
-  <w:style w:type="paragraph" w:customStyle="1" w:styleId="DCEA22734EA94AABA96523BDC6A22FE1">
-    <w:name w:val="DCEA22734EA94AABA96523BDC6A22FE1"/>
-    <w:rsid w:val="003A20A1"/>
-    <w:pPr>
-      <w:spacing w:after="160" w:line="278" w:lineRule="auto"/>
-    </w:pPr>
-    <w:rPr>
-      <w:kern w:val="2"/>
-      <w:sz w:val="24"/>
-      <w:szCs w:val="24"/>
-      <w14:ligatures w14:val="standardContextual"/>
-    </w:rPr>
-  </w:style>
-  <w:style w:type="paragraph" w:customStyle="1" w:styleId="46E9095BD7B14EC5945E1863FCE0C7F2">
-    <w:name w:val="46E9095BD7B14EC5945E1863FCE0C7F2"/>
-    <w:rsid w:val="003A20A1"/>
-    <w:pPr>
-      <w:spacing w:after="160" w:line="278" w:lineRule="auto"/>
-    </w:pPr>
-    <w:rPr>
-      <w:kern w:val="2"/>
-      <w:sz w:val="24"/>
-      <w:szCs w:val="24"/>
-      <w14:ligatures w14:val="standardContextual"/>
-    </w:rPr>
-  </w:style>
-  <w:style w:type="paragraph" w:customStyle="1" w:styleId="47C48744B55345B0A9AAA376A0C37557">
-    <w:name w:val="47C48744B55345B0A9AAA376A0C37557"/>
-    <w:rsid w:val="003A20A1"/>
-    <w:pPr>
-      <w:spacing w:after="160" w:line="278" w:lineRule="auto"/>
-    </w:pPr>
-    <w:rPr>
-      <w:kern w:val="2"/>
-      <w:sz w:val="24"/>
-      <w:szCs w:val="24"/>
-      <w14:ligatures w14:val="standardContextual"/>
-    </w:rPr>
-  </w:style>
-  <w:style w:type="paragraph" w:customStyle="1" w:styleId="8AABD00ABB4640CE98D47BAE5B87D05B">
-    <w:name w:val="8AABD00ABB4640CE98D47BAE5B87D05B"/>
-    <w:rsid w:val="00116AC6"/>
-    <w:pPr>
-      <w:spacing w:after="160" w:line="278" w:lineRule="auto"/>
-    </w:pPr>
-    <w:rPr>
-      <w:kern w:val="2"/>
-      <w:sz w:val="24"/>
-      <w:szCs w:val="24"/>
-      <w14:ligatures w14:val="standardContextual"/>
-    </w:rPr>
-  </w:style>
-  <w:style w:type="paragraph" w:customStyle="1" w:styleId="1930CBF566D44545958C47481EEC668E">
-    <w:name w:val="1930CBF566D44545958C47481EEC668E"/>
-    <w:rsid w:val="00116AC6"/>
-    <w:pPr>
-      <w:spacing w:after="160" w:line="278" w:lineRule="auto"/>
-    </w:pPr>
-    <w:rPr>
-      <w:kern w:val="2"/>
-      <w:sz w:val="24"/>
-      <w:szCs w:val="24"/>
-      <w14:ligatures w14:val="standardContextual"/>
-    </w:rPr>
-  </w:style>
-  <w:style w:type="paragraph" w:customStyle="1" w:styleId="93D272EF7F644154B234EFC4F7335AD3">
-    <w:name w:val="93D272EF7F644154B234EFC4F7335AD3"/>
-    <w:rsid w:val="00116AC6"/>
-    <w:pPr>
-      <w:spacing w:after="160" w:line="278" w:lineRule="auto"/>
-    </w:pPr>
-    <w:rPr>
-      <w:kern w:val="2"/>
-      <w:sz w:val="24"/>
-      <w:szCs w:val="24"/>
-      <w14:ligatures w14:val="standardContextual"/>
-    </w:rPr>
-  </w:style>
-  <w:style w:type="paragraph" w:customStyle="1" w:styleId="5EFDB950D80348DEA899CE3046D6F90D">
-    <w:name w:val="5EFDB950D80348DEA899CE3046D6F90D"/>
-    <w:rsid w:val="00116AC6"/>
-    <w:pPr>
-      <w:spacing w:after="160" w:line="278" w:lineRule="auto"/>
-    </w:pPr>
-    <w:rPr>
-      <w:kern w:val="2"/>
-      <w:sz w:val="24"/>
-      <w:szCs w:val="24"/>
-      <w14:ligatures w14:val="standardContextual"/>
-    </w:rPr>
-  </w:style>
-  <w:style w:type="paragraph" w:customStyle="1" w:styleId="25AD2D154FF346CA9378CBE526C049AE">
-    <w:name w:val="25AD2D154FF346CA9378CBE526C049AE"/>
-    <w:rsid w:val="003A20A1"/>
-    <w:pPr>
-      <w:spacing w:after="160" w:line="278" w:lineRule="auto"/>
-    </w:pPr>
-    <w:rPr>
-      <w:kern w:val="2"/>
-      <w:sz w:val="24"/>
-      <w:szCs w:val="24"/>
-      <w14:ligatures w14:val="standardContextual"/>
-    </w:rPr>
-  </w:style>
-  <w:style w:type="paragraph" w:customStyle="1" w:styleId="00BACEDFDE7A413C8A45BCB1B993B562">
-    <w:name w:val="00BACEDFDE7A413C8A45BCB1B993B562"/>
-    <w:rsid w:val="003A20A1"/>
-    <w:pPr>
-      <w:spacing w:after="160" w:line="278" w:lineRule="auto"/>
-    </w:pPr>
-    <w:rPr>
-      <w:kern w:val="2"/>
-      <w:sz w:val="24"/>
-      <w:szCs w:val="24"/>
-      <w14:ligatures w14:val="standardContextual"/>
-    </w:rPr>
-  </w:style>
-  <w:style w:type="paragraph" w:customStyle="1" w:styleId="6C59D684FFA04F048B412AF7565DCBEA">
-    <w:name w:val="6C59D684FFA04F048B412AF7565DCBEA"/>
-    <w:rsid w:val="003A20A1"/>
-    <w:pPr>
-      <w:spacing w:after="160" w:line="278" w:lineRule="auto"/>
-    </w:pPr>
-    <w:rPr>
-      <w:kern w:val="2"/>
-      <w:sz w:val="24"/>
-      <w:szCs w:val="24"/>
-      <w14:ligatures w14:val="standardContextual"/>
-    </w:rPr>
-  </w:style>
-  <w:style w:type="paragraph" w:customStyle="1" w:styleId="F9B92F8F8AAE4838B2210B6E6488D707">
-    <w:name w:val="F9B92F8F8AAE4838B2210B6E6488D707"/>
-    <w:rsid w:val="003A20A1"/>
-    <w:pPr>
-      <w:spacing w:after="160" w:line="278" w:lineRule="auto"/>
-    </w:pPr>
-    <w:rPr>
-      <w:kern w:val="2"/>
-      <w:sz w:val="24"/>
-      <w:szCs w:val="24"/>
-      <w14:ligatures w14:val="standardContextual"/>
-    </w:rPr>
-  </w:style>
-  <w:style w:type="paragraph" w:customStyle="1" w:styleId="7EA7208C85DE46ED84D094B9E494B268">
-    <w:name w:val="7EA7208C85DE46ED84D094B9E494B268"/>
-    <w:rsid w:val="00116AC6"/>
-    <w:pPr>
-      <w:spacing w:after="160" w:line="278" w:lineRule="auto"/>
-    </w:pPr>
-    <w:rPr>
-      <w:kern w:val="2"/>
-      <w:sz w:val="24"/>
-      <w:szCs w:val="24"/>
-      <w14:ligatures w14:val="standardContextual"/>
-    </w:rPr>
-  </w:style>
-  <w:style w:type="paragraph" w:customStyle="1" w:styleId="1EE6DF80C3D24B549BE91DD3B95A1593">
-    <w:name w:val="1EE6DF80C3D24B549BE91DD3B95A1593"/>
-    <w:rsid w:val="00116AC6"/>
-    <w:pPr>
-      <w:spacing w:after="160" w:line="278" w:lineRule="auto"/>
-    </w:pPr>
-    <w:rPr>
-      <w:kern w:val="2"/>
-      <w:sz w:val="24"/>
-      <w:szCs w:val="24"/>
-      <w14:ligatures w14:val="standardContextual"/>
-    </w:rPr>
-  </w:style>
-  <w:style w:type="paragraph" w:customStyle="1" w:styleId="DE40C989FB324F649F6D44F0DF662D5A">
-    <w:name w:val="DE40C989FB324F649F6D44F0DF662D5A"/>
-    <w:rsid w:val="00116AC6"/>
-    <w:pPr>
-      <w:spacing w:after="160" w:line="278" w:lineRule="auto"/>
-    </w:pPr>
-    <w:rPr>
-      <w:kern w:val="2"/>
-      <w:sz w:val="24"/>
-      <w:szCs w:val="24"/>
-      <w14:ligatures w14:val="standardContextual"/>
-    </w:rPr>
-  </w:style>
-  <w:style w:type="paragraph" w:customStyle="1" w:styleId="945CB4D6D7814277A2F4BDD70D228CCC">
-    <w:name w:val="945CB4D6D7814277A2F4BDD70D228CCC"/>
-    <w:rsid w:val="00116AC6"/>
-    <w:pPr>
-      <w:spacing w:after="160" w:line="278" w:lineRule="auto"/>
-    </w:pPr>
-    <w:rPr>
-      <w:kern w:val="2"/>
-      <w:sz w:val="24"/>
-      <w:szCs w:val="24"/>
-      <w14:ligatures w14:val="standardContextual"/>
-    </w:rPr>
-  </w:style>
-  <w:style w:type="paragraph" w:customStyle="1" w:styleId="C2499F881F5C46F28F81AD50F9AE148E">
-    <w:name w:val="C2499F881F5C46F28F81AD50F9AE148E"/>
-    <w:rsid w:val="003A20A1"/>
-    <w:pPr>
-      <w:spacing w:after="160" w:line="278" w:lineRule="auto"/>
-    </w:pPr>
-    <w:rPr>
-      <w:kern w:val="2"/>
-      <w:sz w:val="24"/>
-      <w:szCs w:val="24"/>
-      <w14:ligatures w14:val="standardContextual"/>
-    </w:rPr>
-  </w:style>
-  <w:style w:type="paragraph" w:customStyle="1" w:styleId="6C6C331E8E6642318B12FF972521A11A">
-    <w:name w:val="6C6C331E8E6642318B12FF972521A11A"/>
-    <w:rsid w:val="003A20A1"/>
-    <w:pPr>
-      <w:spacing w:after="160" w:line="278" w:lineRule="auto"/>
-    </w:pPr>
-    <w:rPr>
-      <w:kern w:val="2"/>
-      <w:sz w:val="24"/>
-      <w:szCs w:val="24"/>
-      <w14:ligatures w14:val="standardContextual"/>
-    </w:rPr>
-  </w:style>
-  <w:style w:type="paragraph" w:customStyle="1" w:styleId="B3EAC933022C47A98EDDF3D6691412F8">
-    <w:name w:val="B3EAC933022C47A98EDDF3D6691412F8"/>
-    <w:rsid w:val="003A20A1"/>
-    <w:pPr>
-      <w:spacing w:after="160" w:line="278" w:lineRule="auto"/>
-    </w:pPr>
-    <w:rPr>
-      <w:kern w:val="2"/>
-      <w:sz w:val="24"/>
-      <w:szCs w:val="24"/>
-      <w14:ligatures w14:val="standardContextual"/>
-    </w:rPr>
-  </w:style>
-  <w:style w:type="paragraph" w:customStyle="1" w:styleId="07345E8E76C04CD4935B7822276BE96E">
-    <w:name w:val="07345E8E76C04CD4935B7822276BE96E"/>
-    <w:rsid w:val="003A20A1"/>
-    <w:pPr>
-      <w:spacing w:after="160" w:line="278" w:lineRule="auto"/>
-    </w:pPr>
-    <w:rPr>
-      <w:kern w:val="2"/>
-      <w:sz w:val="24"/>
-      <w:szCs w:val="24"/>
-      <w14:ligatures w14:val="standardContextual"/>
-    </w:rPr>
-  </w:style>
-  <w:style w:type="paragraph" w:customStyle="1" w:styleId="D467D2F6C6564024A1D0035F533B2F3E">
-    <w:name w:val="D467D2F6C6564024A1D0035F533B2F3E"/>
-    <w:rsid w:val="00116AC6"/>
-    <w:pPr>
-      <w:spacing w:after="160" w:line="278" w:lineRule="auto"/>
-    </w:pPr>
-    <w:rPr>
-      <w:kern w:val="2"/>
-      <w:sz w:val="24"/>
-      <w:szCs w:val="24"/>
-      <w14:ligatures w14:val="standardContextual"/>
-    </w:rPr>
-  </w:style>
-  <w:style w:type="paragraph" w:customStyle="1" w:styleId="4A7EB93C29174D189E92157828012C90">
-    <w:name w:val="4A7EB93C29174D189E92157828012C90"/>
-    <w:rsid w:val="00116AC6"/>
-    <w:pPr>
-      <w:spacing w:after="160" w:line="278" w:lineRule="auto"/>
-    </w:pPr>
-    <w:rPr>
-      <w:kern w:val="2"/>
-      <w:sz w:val="24"/>
-      <w:szCs w:val="24"/>
-      <w14:ligatures w14:val="standardContextual"/>
-    </w:rPr>
-  </w:style>
-  <w:style w:type="paragraph" w:customStyle="1" w:styleId="3C6591FABC4E45D5829A6DAE66C9937D">
-    <w:name w:val="3C6591FABC4E45D5829A6DAE66C9937D"/>
-    <w:rsid w:val="00116AC6"/>
-    <w:pPr>
-      <w:spacing w:after="160" w:line="278" w:lineRule="auto"/>
-    </w:pPr>
-    <w:rPr>
-      <w:kern w:val="2"/>
-      <w:sz w:val="24"/>
-      <w:szCs w:val="24"/>
-      <w14:ligatures w14:val="standardContextual"/>
-    </w:rPr>
-  </w:style>
-  <w:style w:type="paragraph" w:customStyle="1" w:styleId="208FF260F6A04B90907DB7124C35F890">
-    <w:name w:val="208FF260F6A04B90907DB7124C35F890"/>
-    <w:rsid w:val="00116AC6"/>
-    <w:pPr>
-      <w:spacing w:after="160" w:line="278" w:lineRule="auto"/>
-    </w:pPr>
-    <w:rPr>
-      <w:kern w:val="2"/>
-      <w:sz w:val="24"/>
-      <w:szCs w:val="24"/>
-      <w14:ligatures w14:val="standardContextual"/>
-    </w:rPr>
-  </w:style>
-  <w:style w:type="paragraph" w:customStyle="1" w:styleId="8ED7C19ED9DE4DCFBBCD0D452B8B25D5">
-    <w:name w:val="8ED7C19ED9DE4DCFBBCD0D452B8B25D5"/>
-    <w:rsid w:val="003A20A1"/>
-    <w:pPr>
-      <w:spacing w:after="160" w:line="278" w:lineRule="auto"/>
-    </w:pPr>
-    <w:rPr>
-      <w:kern w:val="2"/>
-      <w:sz w:val="24"/>
-      <w:szCs w:val="24"/>
-      <w14:ligatures w14:val="standardContextual"/>
-    </w:rPr>
-  </w:style>
-  <w:style w:type="paragraph" w:customStyle="1" w:styleId="9D6CC7A64668447CA5C65A0FE7F1ED63">
-    <w:name w:val="9D6CC7A64668447CA5C65A0FE7F1ED63"/>
-    <w:rsid w:val="003A20A1"/>
-    <w:pPr>
-      <w:spacing w:after="160" w:line="278" w:lineRule="auto"/>
-    </w:pPr>
-    <w:rPr>
-      <w:kern w:val="2"/>
-      <w:sz w:val="24"/>
-      <w:szCs w:val="24"/>
-      <w14:ligatures w14:val="standardContextual"/>
-    </w:rPr>
-  </w:style>
-  <w:style w:type="paragraph" w:customStyle="1" w:styleId="33ACE37D9D904CC69FB0B8F47DC97FD3">
-    <w:name w:val="33ACE37D9D904CC69FB0B8F47DC97FD3"/>
-    <w:rsid w:val="003A20A1"/>
-    <w:pPr>
-      <w:spacing w:after="160" w:line="278" w:lineRule="auto"/>
-    </w:pPr>
-    <w:rPr>
-      <w:kern w:val="2"/>
-      <w:sz w:val="24"/>
-      <w:szCs w:val="24"/>
-      <w14:ligatures w14:val="standardContextual"/>
-    </w:rPr>
-  </w:style>
-  <w:style w:type="paragraph" w:customStyle="1" w:styleId="0B3F68389C7E44F7B597DC269EECFE56">
-    <w:name w:val="0B3F68389C7E44F7B597DC269EECFE56"/>
-    <w:rsid w:val="003A20A1"/>
-    <w:pPr>
-      <w:spacing w:after="160" w:line="278" w:lineRule="auto"/>
-    </w:pPr>
-    <w:rPr>
-      <w:kern w:val="2"/>
-      <w:sz w:val="24"/>
-      <w:szCs w:val="24"/>
-      <w14:ligatures w14:val="standardContextual"/>
-    </w:rPr>
-  </w:style>
-  <w:style w:type="paragraph" w:customStyle="1" w:styleId="4987C35B833D44BCAE06BC0A9BF57C74">
-    <w:name w:val="4987C35B833D44BCAE06BC0A9BF57C74"/>
-    <w:rsid w:val="00116AC6"/>
-    <w:pPr>
-      <w:spacing w:after="160" w:line="278" w:lineRule="auto"/>
-    </w:pPr>
-    <w:rPr>
-      <w:kern w:val="2"/>
-      <w:sz w:val="24"/>
-      <w:szCs w:val="24"/>
-      <w14:ligatures w14:val="standardContextual"/>
-    </w:rPr>
-  </w:style>
-  <w:style w:type="paragraph" w:customStyle="1" w:styleId="9CCE74CDA98E48FD9CDC90505535252C">
-    <w:name w:val="9CCE74CDA98E48FD9CDC90505535252C"/>
-    <w:rsid w:val="00116AC6"/>
-    <w:pPr>
-      <w:spacing w:after="160" w:line="278" w:lineRule="auto"/>
-    </w:pPr>
-    <w:rPr>
-      <w:kern w:val="2"/>
-      <w:sz w:val="24"/>
-      <w:szCs w:val="24"/>
-      <w14:ligatures w14:val="standardContextual"/>
-    </w:rPr>
-  </w:style>
-  <w:style w:type="paragraph" w:customStyle="1" w:styleId="A0AACC63EB224513AEFD72EAF95842C0">
-    <w:name w:val="A0AACC63EB224513AEFD72EAF95842C0"/>
-    <w:rsid w:val="00116AC6"/>
-    <w:pPr>
-      <w:spacing w:after="160" w:line="278" w:lineRule="auto"/>
-    </w:pPr>
-    <w:rPr>
-      <w:kern w:val="2"/>
-      <w:sz w:val="24"/>
-      <w:szCs w:val="24"/>
-      <w14:ligatures w14:val="standardContextual"/>
-    </w:rPr>
-  </w:style>
-  <w:style w:type="paragraph" w:customStyle="1" w:styleId="3FA37816D59B416A89AAEF247C17911B">
-    <w:name w:val="3FA37816D59B416A89AAEF247C17911B"/>
-    <w:rsid w:val="00116AC6"/>
-    <w:pPr>
-      <w:spacing w:after="160" w:line="278" w:lineRule="auto"/>
-    </w:pPr>
-    <w:rPr>
-      <w:kern w:val="2"/>
-      <w:sz w:val="24"/>
-      <w:szCs w:val="24"/>
-      <w14:ligatures w14:val="standardContextual"/>
-    </w:rPr>
-  </w:style>
-  <w:style w:type="paragraph" w:customStyle="1" w:styleId="EF05DA595F69477BA22309ED4B562996">
-    <w:name w:val="EF05DA595F69477BA22309ED4B562996"/>
-    <w:rsid w:val="003A20A1"/>
-    <w:pPr>
-      <w:spacing w:after="160" w:line="278" w:lineRule="auto"/>
-    </w:pPr>
-    <w:rPr>
-      <w:kern w:val="2"/>
-      <w:sz w:val="24"/>
-      <w:szCs w:val="24"/>
-      <w14:ligatures w14:val="standardContextual"/>
-    </w:rPr>
-  </w:style>
-  <w:style w:type="paragraph" w:customStyle="1" w:styleId="350B5C690D5644EFB99903A06637E1E5">
-    <w:name w:val="350B5C690D5644EFB99903A06637E1E5"/>
-    <w:rsid w:val="003A20A1"/>
-    <w:pPr>
-      <w:spacing w:after="160" w:line="278" w:lineRule="auto"/>
-    </w:pPr>
-    <w:rPr>
-      <w:kern w:val="2"/>
-      <w:sz w:val="24"/>
-      <w:szCs w:val="24"/>
-      <w14:ligatures w14:val="standardContextual"/>
-    </w:rPr>
-  </w:style>
-  <w:style w:type="paragraph" w:customStyle="1" w:styleId="AC72024D125C490CA0F5EA924DC695DE">
-    <w:name w:val="AC72024D125C490CA0F5EA924DC695DE"/>
-    <w:rsid w:val="003A20A1"/>
-    <w:pPr>
-      <w:spacing w:after="160" w:line="278" w:lineRule="auto"/>
-    </w:pPr>
-    <w:rPr>
-      <w:kern w:val="2"/>
-      <w:sz w:val="24"/>
-      <w:szCs w:val="24"/>
-      <w14:ligatures w14:val="standardContextual"/>
-    </w:rPr>
-  </w:style>
-  <w:style w:type="paragraph" w:customStyle="1" w:styleId="1BF9DA2F214048BE9D8A3405ACD02D33">
-    <w:name w:val="1BF9DA2F214048BE9D8A3405ACD02D33"/>
-    <w:rsid w:val="003A20A1"/>
-    <w:pPr>
-      <w:spacing w:after="160" w:line="278" w:lineRule="auto"/>
-    </w:pPr>
-    <w:rPr>
-      <w:kern w:val="2"/>
-      <w:sz w:val="24"/>
-      <w:szCs w:val="24"/>
-      <w14:ligatures w14:val="standardContextual"/>
-    </w:rPr>
-  </w:style>
-  <w:style w:type="paragraph" w:customStyle="1" w:styleId="0211920900514C278B2E8FE648BF0E4E">
-    <w:name w:val="0211920900514C278B2E8FE648BF0E4E"/>
-    <w:rsid w:val="00116AC6"/>
-    <w:pPr>
-      <w:spacing w:after="160" w:line="278" w:lineRule="auto"/>
-    </w:pPr>
-    <w:rPr>
-      <w:kern w:val="2"/>
-      <w:sz w:val="24"/>
-      <w:szCs w:val="24"/>
-      <w14:ligatures w14:val="standardContextual"/>
-    </w:rPr>
-  </w:style>
-  <w:style w:type="paragraph" w:customStyle="1" w:styleId="AB37FACA70674F33A16FC3B8F41DC33D">
-    <w:name w:val="AB37FACA70674F33A16FC3B8F41DC33D"/>
-    <w:rsid w:val="00116AC6"/>
-    <w:pPr>
-      <w:spacing w:after="160" w:line="278" w:lineRule="auto"/>
-    </w:pPr>
-    <w:rPr>
-      <w:kern w:val="2"/>
-      <w:sz w:val="24"/>
-      <w:szCs w:val="24"/>
-      <w14:ligatures w14:val="standardContextual"/>
-    </w:rPr>
-  </w:style>
-  <w:style w:type="paragraph" w:customStyle="1" w:styleId="93FE829C69814E16B4BBD90BB7D6BA35">
-    <w:name w:val="93FE829C69814E16B4BBD90BB7D6BA35"/>
-    <w:rsid w:val="00116AC6"/>
-    <w:pPr>
-      <w:spacing w:after="160" w:line="278" w:lineRule="auto"/>
-    </w:pPr>
-    <w:rPr>
-      <w:kern w:val="2"/>
-      <w:sz w:val="24"/>
-      <w:szCs w:val="24"/>
-      <w14:ligatures w14:val="standardContextual"/>
-    </w:rPr>
-  </w:style>
-  <w:style w:type="paragraph" w:customStyle="1" w:styleId="4070691A4D39499CBCBEFE70D0D8A417">
-    <w:name w:val="4070691A4D39499CBCBEFE70D0D8A417"/>
-    <w:rsid w:val="00116AC6"/>
-    <w:pPr>
-      <w:spacing w:after="160" w:line="278" w:lineRule="auto"/>
-    </w:pPr>
-    <w:rPr>
-      <w:kern w:val="2"/>
-      <w:sz w:val="24"/>
-      <w:szCs w:val="24"/>
-      <w14:ligatures w14:val="standardContextual"/>
-    </w:rPr>
-  </w:style>
-  <w:style w:type="paragraph" w:customStyle="1" w:styleId="4DA2EC5F63B4489AA1625E09B0B7E2C0">
-    <w:name w:val="4DA2EC5F63B4489AA1625E09B0B7E2C0"/>
-    <w:rsid w:val="003A20A1"/>
-    <w:pPr>
-      <w:spacing w:after="160" w:line="278" w:lineRule="auto"/>
-    </w:pPr>
-    <w:rPr>
-      <w:kern w:val="2"/>
-      <w:sz w:val="24"/>
-      <w:szCs w:val="24"/>
-      <w14:ligatures w14:val="standardContextual"/>
-    </w:rPr>
-  </w:style>
-  <w:style w:type="paragraph" w:customStyle="1" w:styleId="F0BE93ECEAF34D498B875D240D8D2B76">
-    <w:name w:val="F0BE93ECEAF34D498B875D240D8D2B76"/>
-    <w:rsid w:val="003A20A1"/>
-    <w:pPr>
-      <w:spacing w:after="160" w:line="278" w:lineRule="auto"/>
-    </w:pPr>
-    <w:rPr>
-      <w:kern w:val="2"/>
-      <w:sz w:val="24"/>
-      <w:szCs w:val="24"/>
-      <w14:ligatures w14:val="standardContextual"/>
-    </w:rPr>
-  </w:style>
-  <w:style w:type="paragraph" w:customStyle="1" w:styleId="BF59E0DE717B4EC1973DE3EB0ED587A8">
-    <w:name w:val="BF59E0DE717B4EC1973DE3EB0ED587A8"/>
-    <w:rsid w:val="003A20A1"/>
-    <w:pPr>
-      <w:spacing w:after="160" w:line="278" w:lineRule="auto"/>
-    </w:pPr>
-    <w:rPr>
-      <w:kern w:val="2"/>
-      <w:sz w:val="24"/>
-      <w:szCs w:val="24"/>
-      <w14:ligatures w14:val="standardContextual"/>
-    </w:rPr>
-  </w:style>
-  <w:style w:type="paragraph" w:customStyle="1" w:styleId="F2107C9080F741FDB110BAA5A0824688">
-    <w:name w:val="F2107C9080F741FDB110BAA5A0824688"/>
-    <w:rsid w:val="003A20A1"/>
-    <w:pPr>
-      <w:spacing w:after="160" w:line="278" w:lineRule="auto"/>
-    </w:pPr>
-    <w:rPr>
-      <w:kern w:val="2"/>
-      <w:sz w:val="24"/>
-      <w:szCs w:val="24"/>
-      <w14:ligatures w14:val="standardContextual"/>
-    </w:rPr>
-  </w:style>
-  <w:style w:type="paragraph" w:customStyle="1" w:styleId="2AFDA42CBC504A6DA44175213FD5562B">
-    <w:name w:val="2AFDA42CBC504A6DA44175213FD5562B"/>
-    <w:rsid w:val="00116AC6"/>
-    <w:pPr>
-      <w:spacing w:after="160" w:line="278" w:lineRule="auto"/>
-    </w:pPr>
-    <w:rPr>
-      <w:kern w:val="2"/>
-      <w:sz w:val="24"/>
-      <w:szCs w:val="24"/>
-      <w14:ligatures w14:val="standardContextual"/>
-    </w:rPr>
-  </w:style>
-  <w:style w:type="paragraph" w:customStyle="1" w:styleId="5D4DA5BB72E641D78A14710B76BD9209">
-    <w:name w:val="5D4DA5BB72E641D78A14710B76BD9209"/>
-    <w:rsid w:val="00116AC6"/>
-    <w:pPr>
-      <w:spacing w:after="160" w:line="278" w:lineRule="auto"/>
-    </w:pPr>
-    <w:rPr>
-      <w:kern w:val="2"/>
-      <w:sz w:val="24"/>
-      <w:szCs w:val="24"/>
-      <w14:ligatures w14:val="standardContextual"/>
-    </w:rPr>
-  </w:style>
-  <w:style w:type="paragraph" w:customStyle="1" w:styleId="2296AD98EA0447238AE2296CB6E24C78">
-    <w:name w:val="2296AD98EA0447238AE2296CB6E24C78"/>
-    <w:rsid w:val="00116AC6"/>
-    <w:pPr>
-      <w:spacing w:after="160" w:line="278" w:lineRule="auto"/>
-    </w:pPr>
-    <w:rPr>
-      <w:kern w:val="2"/>
-      <w:sz w:val="24"/>
-      <w:szCs w:val="24"/>
-      <w14:ligatures w14:val="standardContextual"/>
-    </w:rPr>
-  </w:style>
-  <w:style w:type="paragraph" w:customStyle="1" w:styleId="95E43255C9D64E5F88ECE73E76B57B65">
-    <w:name w:val="95E43255C9D64E5F88ECE73E76B57B65"/>
-    <w:rsid w:val="00116AC6"/>
-    <w:pPr>
-      <w:spacing w:after="160" w:line="278" w:lineRule="auto"/>
-    </w:pPr>
-    <w:rPr>
-      <w:kern w:val="2"/>
-      <w:sz w:val="24"/>
-      <w:szCs w:val="24"/>
-      <w14:ligatures w14:val="standardContextual"/>
-    </w:rPr>
-  </w:style>
-  <w:style w:type="paragraph" w:customStyle="1" w:styleId="56E74FA52CE04F9CBA02F1FD2A554C89">
-    <w:name w:val="56E74FA52CE04F9CBA02F1FD2A554C89"/>
-    <w:rsid w:val="003A20A1"/>
-    <w:pPr>
-      <w:spacing w:after="160" w:line="278" w:lineRule="auto"/>
-    </w:pPr>
-    <w:rPr>
-      <w:kern w:val="2"/>
-      <w:sz w:val="24"/>
-      <w:szCs w:val="24"/>
-      <w14:ligatures w14:val="standardContextual"/>
-    </w:rPr>
-  </w:style>
-  <w:style w:type="paragraph" w:customStyle="1" w:styleId="89527C2565DB4BBDBCA21CEE3544AC7A">
-    <w:name w:val="89527C2565DB4BBDBCA21CEE3544AC7A"/>
-    <w:rsid w:val="003A20A1"/>
-    <w:pPr>
-      <w:spacing w:after="160" w:line="278" w:lineRule="auto"/>
-    </w:pPr>
-    <w:rPr>
-      <w:kern w:val="2"/>
-      <w:sz w:val="24"/>
-      <w:szCs w:val="24"/>
-      <w14:ligatures w14:val="standardContextual"/>
-    </w:rPr>
-  </w:style>
-  <w:style w:type="paragraph" w:customStyle="1" w:styleId="581DA85BC2AF4CAEA321AF09B988BEA4">
-    <w:name w:val="581DA85BC2AF4CAEA321AF09B988BEA4"/>
-    <w:rsid w:val="003A20A1"/>
-    <w:pPr>
-      <w:spacing w:after="160" w:line="278" w:lineRule="auto"/>
-    </w:pPr>
-    <w:rPr>
-      <w:kern w:val="2"/>
-      <w:sz w:val="24"/>
-      <w:szCs w:val="24"/>
-      <w14:ligatures w14:val="standardContextual"/>
-    </w:rPr>
-  </w:style>
-  <w:style w:type="paragraph" w:customStyle="1" w:styleId="A65DA12ECE88428497FFABD5892B60C4">
-    <w:name w:val="A65DA12ECE88428497FFABD5892B60C4"/>
-    <w:rsid w:val="003A20A1"/>
-    <w:pPr>
-      <w:spacing w:after="160" w:line="278" w:lineRule="auto"/>
-    </w:pPr>
-    <w:rPr>
-      <w:kern w:val="2"/>
-      <w:sz w:val="24"/>
-      <w:szCs w:val="24"/>
-      <w14:ligatures w14:val="standardContextual"/>
-    </w:rPr>
-  </w:style>
-  <w:style w:type="paragraph" w:customStyle="1" w:styleId="766A73ECCE404810A5B0268C0AE04358">
-    <w:name w:val="766A73ECCE404810A5B0268C0AE04358"/>
-    <w:rsid w:val="00116AC6"/>
-    <w:pPr>
-      <w:spacing w:after="160" w:line="278" w:lineRule="auto"/>
-    </w:pPr>
-    <w:rPr>
-      <w:kern w:val="2"/>
-      <w:sz w:val="24"/>
-      <w:szCs w:val="24"/>
-      <w14:ligatures w14:val="standardContextual"/>
-    </w:rPr>
-  </w:style>
-  <w:style w:type="paragraph" w:customStyle="1" w:styleId="AB666A3FCF1440CAAFCAA9044830C270">
-    <w:name w:val="AB666A3FCF1440CAAFCAA9044830C270"/>
-    <w:rsid w:val="00116AC6"/>
-    <w:pPr>
-      <w:spacing w:after="160" w:line="278" w:lineRule="auto"/>
-    </w:pPr>
-    <w:rPr>
-      <w:kern w:val="2"/>
-      <w:sz w:val="24"/>
-      <w:szCs w:val="24"/>
-      <w14:ligatures w14:val="standardContextual"/>
-    </w:rPr>
-  </w:style>
-  <w:style w:type="paragraph" w:customStyle="1" w:styleId="258838FB079C4D3DA86DB2DE49938A5D">
-    <w:name w:val="258838FB079C4D3DA86DB2DE49938A5D"/>
-    <w:rsid w:val="00116AC6"/>
-    <w:pPr>
-      <w:spacing w:after="160" w:line="278" w:lineRule="auto"/>
-    </w:pPr>
-    <w:rPr>
-      <w:kern w:val="2"/>
-      <w:sz w:val="24"/>
-      <w:szCs w:val="24"/>
-      <w14:ligatures w14:val="standardContextual"/>
-    </w:rPr>
-  </w:style>
-  <w:style w:type="paragraph" w:customStyle="1" w:styleId="3CF3AFE2BFBA471A9009DE71D80882E9">
-    <w:name w:val="3CF3AFE2BFBA471A9009DE71D80882E9"/>
-    <w:rsid w:val="00116AC6"/>
-    <w:pPr>
-      <w:spacing w:after="160" w:line="278" w:lineRule="auto"/>
-    </w:pPr>
-    <w:rPr>
-      <w:kern w:val="2"/>
-      <w:sz w:val="24"/>
-      <w:szCs w:val="24"/>
-      <w14:ligatures w14:val="standardContextual"/>
-    </w:rPr>
-  </w:style>
-  <w:style w:type="paragraph" w:customStyle="1" w:styleId="52118C6FAB914385A13F69C38016C4DD">
-    <w:name w:val="52118C6FAB914385A13F69C38016C4DD"/>
-    <w:rsid w:val="003A20A1"/>
-    <w:pPr>
-      <w:spacing w:after="160" w:line="278" w:lineRule="auto"/>
-    </w:pPr>
-    <w:rPr>
-      <w:kern w:val="2"/>
-      <w:sz w:val="24"/>
-      <w:szCs w:val="24"/>
-      <w14:ligatures w14:val="standardContextual"/>
-    </w:rPr>
-  </w:style>
-  <w:style w:type="paragraph" w:customStyle="1" w:styleId="E46FB4B8CD4C465997D0CDB37A91D204">
-    <w:name w:val="E46FB4B8CD4C465997D0CDB37A91D204"/>
-    <w:rsid w:val="003A20A1"/>
-    <w:pPr>
-      <w:spacing w:after="160" w:line="278" w:lineRule="auto"/>
-    </w:pPr>
-    <w:rPr>
-      <w:kern w:val="2"/>
-      <w:sz w:val="24"/>
-      <w:szCs w:val="24"/>
-      <w14:ligatures w14:val="standardContextual"/>
-    </w:rPr>
-  </w:style>
-  <w:style w:type="paragraph" w:customStyle="1" w:styleId="1D2473ADDBD5477DA92A20B0237B40C7">
-    <w:name w:val="1D2473ADDBD5477DA92A20B0237B40C7"/>
-    <w:rsid w:val="003A20A1"/>
-    <w:pPr>
-      <w:spacing w:after="160" w:line="278" w:lineRule="auto"/>
-    </w:pPr>
-    <w:rPr>
-      <w:kern w:val="2"/>
-      <w:sz w:val="24"/>
-      <w:szCs w:val="24"/>
-      <w14:ligatures w14:val="standardContextual"/>
-    </w:rPr>
-  </w:style>
-  <w:style w:type="paragraph" w:customStyle="1" w:styleId="4F26CA700E2846B4B677E893CC9083C8">
-    <w:name w:val="4F26CA700E2846B4B677E893CC9083C8"/>
-    <w:rsid w:val="003A20A1"/>
-    <w:pPr>
-      <w:spacing w:after="160" w:line="278" w:lineRule="auto"/>
-    </w:pPr>
-    <w:rPr>
-      <w:kern w:val="2"/>
-      <w:sz w:val="24"/>
-      <w:szCs w:val="24"/>
-      <w14:ligatures w14:val="standardContextual"/>
-    </w:rPr>
-  </w:style>
-  <w:style w:type="paragraph" w:customStyle="1" w:styleId="3671660CD65A44AA8531D9D2A0340927">
-    <w:name w:val="3671660CD65A44AA8531D9D2A0340927"/>
-    <w:rsid w:val="00116AC6"/>
-    <w:pPr>
-      <w:spacing w:after="160" w:line="278" w:lineRule="auto"/>
-    </w:pPr>
-    <w:rPr>
-      <w:kern w:val="2"/>
-      <w:sz w:val="24"/>
-      <w:szCs w:val="24"/>
-      <w14:ligatures w14:val="standardContextual"/>
-    </w:rPr>
-  </w:style>
-  <w:style w:type="paragraph" w:customStyle="1" w:styleId="5CAC46D1B6A147728DD944D111E30735">
-    <w:name w:val="5CAC46D1B6A147728DD944D111E30735"/>
-    <w:rsid w:val="00116AC6"/>
-    <w:pPr>
-      <w:spacing w:after="160" w:line="278" w:lineRule="auto"/>
-    </w:pPr>
-    <w:rPr>
-      <w:kern w:val="2"/>
-      <w:sz w:val="24"/>
-      <w:szCs w:val="24"/>
-      <w14:ligatures w14:val="standardContextual"/>
-    </w:rPr>
-  </w:style>
   <w:style w:type="paragraph" w:customStyle="1" w:styleId="28F23E507220477F8FCB1C14359B4975">
     <w:name w:val="28F23E507220477F8FCB1C14359B4975"/>
     <w:rsid w:val="00116AC6"/>
@@ -28519,58 +26492,6 @@
   <w:style w:type="paragraph" w:customStyle="1" w:styleId="EBBE7DA70CC54F32A3803B64938EBAF6">
     <w:name w:val="EBBE7DA70CC54F32A3803B64938EBAF6"/>
     <w:rsid w:val="00116AC6"/>
-    <w:pPr>
-      <w:spacing w:after="160" w:line="278" w:lineRule="auto"/>
-    </w:pPr>
-    <w:rPr>
-      <w:kern w:val="2"/>
-      <w:sz w:val="24"/>
-      <w:szCs w:val="24"/>
-      <w14:ligatures w14:val="standardContextual"/>
-    </w:rPr>
-  </w:style>
-  <w:style w:type="paragraph" w:customStyle="1" w:styleId="4DBA9DFB3F794EC2834F68262262418A">
-    <w:name w:val="4DBA9DFB3F794EC2834F68262262418A"/>
-    <w:rsid w:val="003A20A1"/>
-    <w:pPr>
-      <w:spacing w:after="160" w:line="278" w:lineRule="auto"/>
-    </w:pPr>
-    <w:rPr>
-      <w:kern w:val="2"/>
-      <w:sz w:val="24"/>
-      <w:szCs w:val="24"/>
-      <w14:ligatures w14:val="standardContextual"/>
-    </w:rPr>
-  </w:style>
-  <w:style w:type="paragraph" w:customStyle="1" w:styleId="DC18FDDAA1B04287960468E35E3F2F98">
-    <w:name w:val="DC18FDDAA1B04287960468E35E3F2F98"/>
-    <w:rsid w:val="003A20A1"/>
-    <w:pPr>
-      <w:spacing w:after="160" w:line="278" w:lineRule="auto"/>
-    </w:pPr>
-    <w:rPr>
-      <w:kern w:val="2"/>
-      <w:sz w:val="24"/>
-      <w:szCs w:val="24"/>
-      <w14:ligatures w14:val="standardContextual"/>
-    </w:rPr>
-  </w:style>
-  <w:style w:type="paragraph" w:customStyle="1" w:styleId="24D5F25DFC644913A90D9677A1D4F095">
-    <w:name w:val="24D5F25DFC644913A90D9677A1D4F095"/>
-    <w:rsid w:val="003A20A1"/>
-    <w:pPr>
-      <w:spacing w:after="160" w:line="278" w:lineRule="auto"/>
-    </w:pPr>
-    <w:rPr>
-      <w:kern w:val="2"/>
-      <w:sz w:val="24"/>
-      <w:szCs w:val="24"/>
-      <w14:ligatures w14:val="standardContextual"/>
-    </w:rPr>
-  </w:style>
-  <w:style w:type="paragraph" w:customStyle="1" w:styleId="F4FA8CF52BE4449783CA26C6DFBBA33F">
-    <w:name w:val="F4FA8CF52BE4449783CA26C6DFBBA33F"/>
-    <w:rsid w:val="003A20A1"/>
     <w:pPr>
       <w:spacing w:after="160" w:line="278" w:lineRule="auto"/>
     </w:pPr>
@@ -28633,58 +26554,6 @@
       <w14:ligatures w14:val="standardContextual"/>
     </w:rPr>
   </w:style>
-  <w:style w:type="paragraph" w:customStyle="1" w:styleId="1F7A41C9E2A440E6B9CC32CCFA668397">
-    <w:name w:val="1F7A41C9E2A440E6B9CC32CCFA668397"/>
-    <w:rsid w:val="003A20A1"/>
-    <w:pPr>
-      <w:spacing w:after="160" w:line="278" w:lineRule="auto"/>
-    </w:pPr>
-    <w:rPr>
-      <w:kern w:val="2"/>
-      <w:sz w:val="24"/>
-      <w:szCs w:val="24"/>
-      <w14:ligatures w14:val="standardContextual"/>
-    </w:rPr>
-  </w:style>
-  <w:style w:type="paragraph" w:customStyle="1" w:styleId="51704CE117A948BBBFFE2BC5F76F1D30">
-    <w:name w:val="51704CE117A948BBBFFE2BC5F76F1D30"/>
-    <w:rsid w:val="003A20A1"/>
-    <w:pPr>
-      <w:spacing w:after="160" w:line="278" w:lineRule="auto"/>
-    </w:pPr>
-    <w:rPr>
-      <w:kern w:val="2"/>
-      <w:sz w:val="24"/>
-      <w:szCs w:val="24"/>
-      <w14:ligatures w14:val="standardContextual"/>
-    </w:rPr>
-  </w:style>
-  <w:style w:type="paragraph" w:customStyle="1" w:styleId="A7821193716948E3989440D48C67A724">
-    <w:name w:val="A7821193716948E3989440D48C67A724"/>
-    <w:rsid w:val="003A20A1"/>
-    <w:pPr>
-      <w:spacing w:after="160" w:line="278" w:lineRule="auto"/>
-    </w:pPr>
-    <w:rPr>
-      <w:kern w:val="2"/>
-      <w:sz w:val="24"/>
-      <w:szCs w:val="24"/>
-      <w14:ligatures w14:val="standardContextual"/>
-    </w:rPr>
-  </w:style>
-  <w:style w:type="paragraph" w:customStyle="1" w:styleId="61E96970FBC946BEA3B39B88C2E1ABE5">
-    <w:name w:val="61E96970FBC946BEA3B39B88C2E1ABE5"/>
-    <w:rsid w:val="003A20A1"/>
-    <w:pPr>
-      <w:spacing w:after="160" w:line="278" w:lineRule="auto"/>
-    </w:pPr>
-    <w:rPr>
-      <w:kern w:val="2"/>
-      <w:sz w:val="24"/>
-      <w:szCs w:val="24"/>
-      <w14:ligatures w14:val="standardContextual"/>
-    </w:rPr>
-  </w:style>
   <w:style w:type="paragraph" w:customStyle="1" w:styleId="59BA5092468F4436B8FB3F6B2834BFE3">
     <w:name w:val="59BA5092468F4436B8FB3F6B2834BFE3"/>
     <w:rsid w:val="00116AC6"/>
@@ -28727,58 +26596,6 @@
   <w:style w:type="paragraph" w:customStyle="1" w:styleId="6BDC4D4095F145099D1D6042945C1F86">
     <w:name w:val="6BDC4D4095F145099D1D6042945C1F86"/>
     <w:rsid w:val="00116AC6"/>
-    <w:pPr>
-      <w:spacing w:after="160" w:line="278" w:lineRule="auto"/>
-    </w:pPr>
-    <w:rPr>
-      <w:kern w:val="2"/>
-      <w:sz w:val="24"/>
-      <w:szCs w:val="24"/>
-      <w14:ligatures w14:val="standardContextual"/>
-    </w:rPr>
-  </w:style>
-  <w:style w:type="paragraph" w:customStyle="1" w:styleId="2E1E0B9D8C6145759643B5DAD6E5A23C">
-    <w:name w:val="2E1E0B9D8C6145759643B5DAD6E5A23C"/>
-    <w:rsid w:val="003A20A1"/>
-    <w:pPr>
-      <w:spacing w:after="160" w:line="278" w:lineRule="auto"/>
-    </w:pPr>
-    <w:rPr>
-      <w:kern w:val="2"/>
-      <w:sz w:val="24"/>
-      <w:szCs w:val="24"/>
-      <w14:ligatures w14:val="standardContextual"/>
-    </w:rPr>
-  </w:style>
-  <w:style w:type="paragraph" w:customStyle="1" w:styleId="F9ADDC98149249BBBAC9303A0F2EF75C">
-    <w:name w:val="F9ADDC98149249BBBAC9303A0F2EF75C"/>
-    <w:rsid w:val="003A20A1"/>
-    <w:pPr>
-      <w:spacing w:after="160" w:line="278" w:lineRule="auto"/>
-    </w:pPr>
-    <w:rPr>
-      <w:kern w:val="2"/>
-      <w:sz w:val="24"/>
-      <w:szCs w:val="24"/>
-      <w14:ligatures w14:val="standardContextual"/>
-    </w:rPr>
-  </w:style>
-  <w:style w:type="paragraph" w:customStyle="1" w:styleId="AAFE40F697A4472DB5D3168183AE5506">
-    <w:name w:val="AAFE40F697A4472DB5D3168183AE5506"/>
-    <w:rsid w:val="003A20A1"/>
-    <w:pPr>
-      <w:spacing w:after="160" w:line="278" w:lineRule="auto"/>
-    </w:pPr>
-    <w:rPr>
-      <w:kern w:val="2"/>
-      <w:sz w:val="24"/>
-      <w:szCs w:val="24"/>
-      <w14:ligatures w14:val="standardContextual"/>
-    </w:rPr>
-  </w:style>
-  <w:style w:type="paragraph" w:customStyle="1" w:styleId="94BEB0C23C2E475A87E5D9DC0F420207">
-    <w:name w:val="94BEB0C23C2E475A87E5D9DC0F420207"/>
-    <w:rsid w:val="003A20A1"/>
     <w:pPr>
       <w:spacing w:after="160" w:line="278" w:lineRule="auto"/>
     </w:pPr>
@@ -28841,58 +26658,6 @@
       <w14:ligatures w14:val="standardContextual"/>
     </w:rPr>
   </w:style>
-  <w:style w:type="paragraph" w:customStyle="1" w:styleId="1FF3497608E04AD0AEFA6632E7E70777">
-    <w:name w:val="1FF3497608E04AD0AEFA6632E7E70777"/>
-    <w:rsid w:val="003A20A1"/>
-    <w:pPr>
-      <w:spacing w:after="160" w:line="278" w:lineRule="auto"/>
-    </w:pPr>
-    <w:rPr>
-      <w:kern w:val="2"/>
-      <w:sz w:val="24"/>
-      <w:szCs w:val="24"/>
-      <w14:ligatures w14:val="standardContextual"/>
-    </w:rPr>
-  </w:style>
-  <w:style w:type="paragraph" w:customStyle="1" w:styleId="CFAE3100EC5442D383FA2CB6C5C417C9">
-    <w:name w:val="CFAE3100EC5442D383FA2CB6C5C417C9"/>
-    <w:rsid w:val="003A20A1"/>
-    <w:pPr>
-      <w:spacing w:after="160" w:line="278" w:lineRule="auto"/>
-    </w:pPr>
-    <w:rPr>
-      <w:kern w:val="2"/>
-      <w:sz w:val="24"/>
-      <w:szCs w:val="24"/>
-      <w14:ligatures w14:val="standardContextual"/>
-    </w:rPr>
-  </w:style>
-  <w:style w:type="paragraph" w:customStyle="1" w:styleId="9D55E286C2D142D18C47F4B9BEEE88A5">
-    <w:name w:val="9D55E286C2D142D18C47F4B9BEEE88A5"/>
-    <w:rsid w:val="003A20A1"/>
-    <w:pPr>
-      <w:spacing w:after="160" w:line="278" w:lineRule="auto"/>
-    </w:pPr>
-    <w:rPr>
-      <w:kern w:val="2"/>
-      <w:sz w:val="24"/>
-      <w:szCs w:val="24"/>
-      <w14:ligatures w14:val="standardContextual"/>
-    </w:rPr>
-  </w:style>
-  <w:style w:type="paragraph" w:customStyle="1" w:styleId="38BB672C629141CAAD6BC023C80EE24C">
-    <w:name w:val="38BB672C629141CAAD6BC023C80EE24C"/>
-    <w:rsid w:val="003A20A1"/>
-    <w:pPr>
-      <w:spacing w:after="160" w:line="278" w:lineRule="auto"/>
-    </w:pPr>
-    <w:rPr>
-      <w:kern w:val="2"/>
-      <w:sz w:val="24"/>
-      <w:szCs w:val="24"/>
-      <w14:ligatures w14:val="standardContextual"/>
-    </w:rPr>
-  </w:style>
   <w:style w:type="paragraph" w:customStyle="1" w:styleId="9655F5A4EDD84F99B29FD0C75D756EFA">
     <w:name w:val="9655F5A4EDD84F99B29FD0C75D756EFA"/>
     <w:rsid w:val="00116AC6"/>
@@ -28935,58 +26700,6 @@
   <w:style w:type="paragraph" w:customStyle="1" w:styleId="79E796C28E1C4BA18E94CBF54F6BEE9E">
     <w:name w:val="79E796C28E1C4BA18E94CBF54F6BEE9E"/>
     <w:rsid w:val="00116AC6"/>
-    <w:pPr>
-      <w:spacing w:after="160" w:line="278" w:lineRule="auto"/>
-    </w:pPr>
-    <w:rPr>
-      <w:kern w:val="2"/>
-      <w:sz w:val="24"/>
-      <w:szCs w:val="24"/>
-      <w14:ligatures w14:val="standardContextual"/>
-    </w:rPr>
-  </w:style>
-  <w:style w:type="paragraph" w:customStyle="1" w:styleId="D4C58E4B235E47EBBA68F2626583E7A6">
-    <w:name w:val="D4C58E4B235E47EBBA68F2626583E7A6"/>
-    <w:rsid w:val="003A20A1"/>
-    <w:pPr>
-      <w:spacing w:after="160" w:line="278" w:lineRule="auto"/>
-    </w:pPr>
-    <w:rPr>
-      <w:kern w:val="2"/>
-      <w:sz w:val="24"/>
-      <w:szCs w:val="24"/>
-      <w14:ligatures w14:val="standardContextual"/>
-    </w:rPr>
-  </w:style>
-  <w:style w:type="paragraph" w:customStyle="1" w:styleId="9491B5C58E2F429DBAE87372CB348E1A">
-    <w:name w:val="9491B5C58E2F429DBAE87372CB348E1A"/>
-    <w:rsid w:val="003A20A1"/>
-    <w:pPr>
-      <w:spacing w:after="160" w:line="278" w:lineRule="auto"/>
-    </w:pPr>
-    <w:rPr>
-      <w:kern w:val="2"/>
-      <w:sz w:val="24"/>
-      <w:szCs w:val="24"/>
-      <w14:ligatures w14:val="standardContextual"/>
-    </w:rPr>
-  </w:style>
-  <w:style w:type="paragraph" w:customStyle="1" w:styleId="7330199058A14E48B4AD02ECF975D470">
-    <w:name w:val="7330199058A14E48B4AD02ECF975D470"/>
-    <w:rsid w:val="003A20A1"/>
-    <w:pPr>
-      <w:spacing w:after="160" w:line="278" w:lineRule="auto"/>
-    </w:pPr>
-    <w:rPr>
-      <w:kern w:val="2"/>
-      <w:sz w:val="24"/>
-      <w:szCs w:val="24"/>
-      <w14:ligatures w14:val="standardContextual"/>
-    </w:rPr>
-  </w:style>
-  <w:style w:type="paragraph" w:customStyle="1" w:styleId="3B08DA8860164479994676942E5BE23C">
-    <w:name w:val="3B08DA8860164479994676942E5BE23C"/>
-    <w:rsid w:val="003A20A1"/>
     <w:pPr>
       <w:spacing w:after="160" w:line="278" w:lineRule="auto"/>
     </w:pPr>
@@ -29049,58 +26762,6 @@
       <w14:ligatures w14:val="standardContextual"/>
     </w:rPr>
   </w:style>
-  <w:style w:type="paragraph" w:customStyle="1" w:styleId="C981CD48E261424A8E28873F37082367">
-    <w:name w:val="C981CD48E261424A8E28873F37082367"/>
-    <w:rsid w:val="003A20A1"/>
-    <w:pPr>
-      <w:spacing w:after="160" w:line="278" w:lineRule="auto"/>
-    </w:pPr>
-    <w:rPr>
-      <w:kern w:val="2"/>
-      <w:sz w:val="24"/>
-      <w:szCs w:val="24"/>
-      <w14:ligatures w14:val="standardContextual"/>
-    </w:rPr>
-  </w:style>
-  <w:style w:type="paragraph" w:customStyle="1" w:styleId="63BB245D4E1B45CD840ADAD41DE456CF">
-    <w:name w:val="63BB245D4E1B45CD840ADAD41DE456CF"/>
-    <w:rsid w:val="003A20A1"/>
-    <w:pPr>
-      <w:spacing w:after="160" w:line="278" w:lineRule="auto"/>
-    </w:pPr>
-    <w:rPr>
-      <w:kern w:val="2"/>
-      <w:sz w:val="24"/>
-      <w:szCs w:val="24"/>
-      <w14:ligatures w14:val="standardContextual"/>
-    </w:rPr>
-  </w:style>
-  <w:style w:type="paragraph" w:customStyle="1" w:styleId="4950B01AE0204A4FB695BF177545B221">
-    <w:name w:val="4950B01AE0204A4FB695BF177545B221"/>
-    <w:rsid w:val="003A20A1"/>
-    <w:pPr>
-      <w:spacing w:after="160" w:line="278" w:lineRule="auto"/>
-    </w:pPr>
-    <w:rPr>
-      <w:kern w:val="2"/>
-      <w:sz w:val="24"/>
-      <w:szCs w:val="24"/>
-      <w14:ligatures w14:val="standardContextual"/>
-    </w:rPr>
-  </w:style>
-  <w:style w:type="paragraph" w:customStyle="1" w:styleId="28F0DB7AE3044239A968E9E11865932C">
-    <w:name w:val="28F0DB7AE3044239A968E9E11865932C"/>
-    <w:rsid w:val="003A20A1"/>
-    <w:pPr>
-      <w:spacing w:after="160" w:line="278" w:lineRule="auto"/>
-    </w:pPr>
-    <w:rPr>
-      <w:kern w:val="2"/>
-      <w:sz w:val="24"/>
-      <w:szCs w:val="24"/>
-      <w14:ligatures w14:val="standardContextual"/>
-    </w:rPr>
-  </w:style>
   <w:style w:type="paragraph" w:customStyle="1" w:styleId="7F842923FB724C1C8E8C2941EE5D3AF8">
     <w:name w:val="7F842923FB724C1C8E8C2941EE5D3AF8"/>
     <w:rsid w:val="00116AC6"/>
@@ -29143,58 +26804,6 @@
   <w:style w:type="paragraph" w:customStyle="1" w:styleId="62A1A0C622194929AC79AF9320F0808A">
     <w:name w:val="62A1A0C622194929AC79AF9320F0808A"/>
     <w:rsid w:val="00116AC6"/>
-    <w:pPr>
-      <w:spacing w:after="160" w:line="278" w:lineRule="auto"/>
-    </w:pPr>
-    <w:rPr>
-      <w:kern w:val="2"/>
-      <w:sz w:val="24"/>
-      <w:szCs w:val="24"/>
-      <w14:ligatures w14:val="standardContextual"/>
-    </w:rPr>
-  </w:style>
-  <w:style w:type="paragraph" w:customStyle="1" w:styleId="82609E7CB26B4E3791AB12D8DB0B6D14">
-    <w:name w:val="82609E7CB26B4E3791AB12D8DB0B6D14"/>
-    <w:rsid w:val="003A20A1"/>
-    <w:pPr>
-      <w:spacing w:after="160" w:line="278" w:lineRule="auto"/>
-    </w:pPr>
-    <w:rPr>
-      <w:kern w:val="2"/>
-      <w:sz w:val="24"/>
-      <w:szCs w:val="24"/>
-      <w14:ligatures w14:val="standardContextual"/>
-    </w:rPr>
-  </w:style>
-  <w:style w:type="paragraph" w:customStyle="1" w:styleId="A65BB1DBF27A45D3B3A27911037ECA8F">
-    <w:name w:val="A65BB1DBF27A45D3B3A27911037ECA8F"/>
-    <w:rsid w:val="003A20A1"/>
-    <w:pPr>
-      <w:spacing w:after="160" w:line="278" w:lineRule="auto"/>
-    </w:pPr>
-    <w:rPr>
-      <w:kern w:val="2"/>
-      <w:sz w:val="24"/>
-      <w:szCs w:val="24"/>
-      <w14:ligatures w14:val="standardContextual"/>
-    </w:rPr>
-  </w:style>
-  <w:style w:type="paragraph" w:customStyle="1" w:styleId="EAADE1742D1248E68E1F430B79EC3F81">
-    <w:name w:val="EAADE1742D1248E68E1F430B79EC3F81"/>
-    <w:rsid w:val="003A20A1"/>
-    <w:pPr>
-      <w:spacing w:after="160" w:line="278" w:lineRule="auto"/>
-    </w:pPr>
-    <w:rPr>
-      <w:kern w:val="2"/>
-      <w:sz w:val="24"/>
-      <w:szCs w:val="24"/>
-      <w14:ligatures w14:val="standardContextual"/>
-    </w:rPr>
-  </w:style>
-  <w:style w:type="paragraph" w:customStyle="1" w:styleId="D70FC7D69A3041E8A0142018E0E07D85">
-    <w:name w:val="D70FC7D69A3041E8A0142018E0E07D85"/>
-    <w:rsid w:val="003A20A1"/>
     <w:pPr>
       <w:spacing w:after="160" w:line="278" w:lineRule="auto"/>
     </w:pPr>
@@ -29257,58 +26866,6 @@
       <w14:ligatures w14:val="standardContextual"/>
     </w:rPr>
   </w:style>
-  <w:style w:type="paragraph" w:customStyle="1" w:styleId="D664E92287D4496D8F24A64DCB86463E">
-    <w:name w:val="D664E92287D4496D8F24A64DCB86463E"/>
-    <w:rsid w:val="003A20A1"/>
-    <w:pPr>
-      <w:spacing w:after="160" w:line="278" w:lineRule="auto"/>
-    </w:pPr>
-    <w:rPr>
-      <w:kern w:val="2"/>
-      <w:sz w:val="24"/>
-      <w:szCs w:val="24"/>
-      <w14:ligatures w14:val="standardContextual"/>
-    </w:rPr>
-  </w:style>
-  <w:style w:type="paragraph" w:customStyle="1" w:styleId="386E13FCC413496D9E4FE7D917414FBC">
-    <w:name w:val="386E13FCC413496D9E4FE7D917414FBC"/>
-    <w:rsid w:val="003A20A1"/>
-    <w:pPr>
-      <w:spacing w:after="160" w:line="278" w:lineRule="auto"/>
-    </w:pPr>
-    <w:rPr>
-      <w:kern w:val="2"/>
-      <w:sz w:val="24"/>
-      <w:szCs w:val="24"/>
-      <w14:ligatures w14:val="standardContextual"/>
-    </w:rPr>
-  </w:style>
-  <w:style w:type="paragraph" w:customStyle="1" w:styleId="EE6470495C3A44ACB50CFF720CB31F1B">
-    <w:name w:val="EE6470495C3A44ACB50CFF720CB31F1B"/>
-    <w:rsid w:val="003A20A1"/>
-    <w:pPr>
-      <w:spacing w:after="160" w:line="278" w:lineRule="auto"/>
-    </w:pPr>
-    <w:rPr>
-      <w:kern w:val="2"/>
-      <w:sz w:val="24"/>
-      <w:szCs w:val="24"/>
-      <w14:ligatures w14:val="standardContextual"/>
-    </w:rPr>
-  </w:style>
-  <w:style w:type="paragraph" w:customStyle="1" w:styleId="09E9DAB7072A4870B28C924F879CBB49">
-    <w:name w:val="09E9DAB7072A4870B28C924F879CBB49"/>
-    <w:rsid w:val="003A20A1"/>
-    <w:pPr>
-      <w:spacing w:after="160" w:line="278" w:lineRule="auto"/>
-    </w:pPr>
-    <w:rPr>
-      <w:kern w:val="2"/>
-      <w:sz w:val="24"/>
-      <w:szCs w:val="24"/>
-      <w14:ligatures w14:val="standardContextual"/>
-    </w:rPr>
-  </w:style>
   <w:style w:type="paragraph" w:customStyle="1" w:styleId="7315E9AE59AE4D37B4F7844673348ACE">
     <w:name w:val="7315E9AE59AE4D37B4F7844673348ACE"/>
     <w:rsid w:val="00116AC6"/>
@@ -29351,58 +26908,6 @@
   <w:style w:type="paragraph" w:customStyle="1" w:styleId="90C7F6A87C044C18AF8E0C531A2BCE2C">
     <w:name w:val="90C7F6A87C044C18AF8E0C531A2BCE2C"/>
     <w:rsid w:val="00116AC6"/>
-    <w:pPr>
-      <w:spacing w:after="160" w:line="278" w:lineRule="auto"/>
-    </w:pPr>
-    <w:rPr>
-      <w:kern w:val="2"/>
-      <w:sz w:val="24"/>
-      <w:szCs w:val="24"/>
-      <w14:ligatures w14:val="standardContextual"/>
-    </w:rPr>
-  </w:style>
-  <w:style w:type="paragraph" w:customStyle="1" w:styleId="0A6240D5634348CDA6919FF4FC1E117C">
-    <w:name w:val="0A6240D5634348CDA6919FF4FC1E117C"/>
-    <w:rsid w:val="003A20A1"/>
-    <w:pPr>
-      <w:spacing w:after="160" w:line="278" w:lineRule="auto"/>
-    </w:pPr>
-    <w:rPr>
-      <w:kern w:val="2"/>
-      <w:sz w:val="24"/>
-      <w:szCs w:val="24"/>
-      <w14:ligatures w14:val="standardContextual"/>
-    </w:rPr>
-  </w:style>
-  <w:style w:type="paragraph" w:customStyle="1" w:styleId="5F870F8D3BB9425490EDD6ED4E1DFD09">
-    <w:name w:val="5F870F8D3BB9425490EDD6ED4E1DFD09"/>
-    <w:rsid w:val="003A20A1"/>
-    <w:pPr>
-      <w:spacing w:after="160" w:line="278" w:lineRule="auto"/>
-    </w:pPr>
-    <w:rPr>
-      <w:kern w:val="2"/>
-      <w:sz w:val="24"/>
-      <w:szCs w:val="24"/>
-      <w14:ligatures w14:val="standardContextual"/>
-    </w:rPr>
-  </w:style>
-  <w:style w:type="paragraph" w:customStyle="1" w:styleId="A6651F4516604D489A59A4B392A1FE80">
-    <w:name w:val="A6651F4516604D489A59A4B392A1FE80"/>
-    <w:rsid w:val="003A20A1"/>
-    <w:pPr>
-      <w:spacing w:after="160" w:line="278" w:lineRule="auto"/>
-    </w:pPr>
-    <w:rPr>
-      <w:kern w:val="2"/>
-      <w:sz w:val="24"/>
-      <w:szCs w:val="24"/>
-      <w14:ligatures w14:val="standardContextual"/>
-    </w:rPr>
-  </w:style>
-  <w:style w:type="paragraph" w:customStyle="1" w:styleId="5EF6C126F1D944DCA918FEBB61D44041">
-    <w:name w:val="5EF6C126F1D944DCA918FEBB61D44041"/>
-    <w:rsid w:val="003A20A1"/>
     <w:pPr>
       <w:spacing w:after="160" w:line="278" w:lineRule="auto"/>
     </w:pPr>
@@ -29465,58 +26970,6 @@
       <w14:ligatures w14:val="standardContextual"/>
     </w:rPr>
   </w:style>
-  <w:style w:type="paragraph" w:customStyle="1" w:styleId="B5A6416842DE432EB55B70275B7AA135">
-    <w:name w:val="B5A6416842DE432EB55B70275B7AA135"/>
-    <w:rsid w:val="003A20A1"/>
-    <w:pPr>
-      <w:spacing w:after="160" w:line="278" w:lineRule="auto"/>
-    </w:pPr>
-    <w:rPr>
-      <w:kern w:val="2"/>
-      <w:sz w:val="24"/>
-      <w:szCs w:val="24"/>
-      <w14:ligatures w14:val="standardContextual"/>
-    </w:rPr>
-  </w:style>
-  <w:style w:type="paragraph" w:customStyle="1" w:styleId="C179FC529A304A1DBD49E9688D918BAA">
-    <w:name w:val="C179FC529A304A1DBD49E9688D918BAA"/>
-    <w:rsid w:val="003A20A1"/>
-    <w:pPr>
-      <w:spacing w:after="160" w:line="278" w:lineRule="auto"/>
-    </w:pPr>
-    <w:rPr>
-      <w:kern w:val="2"/>
-      <w:sz w:val="24"/>
-      <w:szCs w:val="24"/>
-      <w14:ligatures w14:val="standardContextual"/>
-    </w:rPr>
-  </w:style>
-  <w:style w:type="paragraph" w:customStyle="1" w:styleId="5595DF4F1FF744EAAE4A33E17B721D0D">
-    <w:name w:val="5595DF4F1FF744EAAE4A33E17B721D0D"/>
-    <w:rsid w:val="003A20A1"/>
-    <w:pPr>
-      <w:spacing w:after="160" w:line="278" w:lineRule="auto"/>
-    </w:pPr>
-    <w:rPr>
-      <w:kern w:val="2"/>
-      <w:sz w:val="24"/>
-      <w:szCs w:val="24"/>
-      <w14:ligatures w14:val="standardContextual"/>
-    </w:rPr>
-  </w:style>
-  <w:style w:type="paragraph" w:customStyle="1" w:styleId="AB44CA02B6E2409E8B96915CC18639B1">
-    <w:name w:val="AB44CA02B6E2409E8B96915CC18639B1"/>
-    <w:rsid w:val="003A20A1"/>
-    <w:pPr>
-      <w:spacing w:after="160" w:line="278" w:lineRule="auto"/>
-    </w:pPr>
-    <w:rPr>
-      <w:kern w:val="2"/>
-      <w:sz w:val="24"/>
-      <w:szCs w:val="24"/>
-      <w14:ligatures w14:val="standardContextual"/>
-    </w:rPr>
-  </w:style>
   <w:style w:type="paragraph" w:customStyle="1" w:styleId="4D7891BC8CE4478EB8BBCE12FCBE85FA">
     <w:name w:val="4D7891BC8CE4478EB8BBCE12FCBE85FA"/>
     <w:rsid w:val="00116AC6"/>
@@ -29559,58 +27012,6 @@
   <w:style w:type="paragraph" w:customStyle="1" w:styleId="37AC834734A84EC2B533B76EC02DAD87">
     <w:name w:val="37AC834734A84EC2B533B76EC02DAD87"/>
     <w:rsid w:val="00116AC6"/>
-    <w:pPr>
-      <w:spacing w:after="160" w:line="278" w:lineRule="auto"/>
-    </w:pPr>
-    <w:rPr>
-      <w:kern w:val="2"/>
-      <w:sz w:val="24"/>
-      <w:szCs w:val="24"/>
-      <w14:ligatures w14:val="standardContextual"/>
-    </w:rPr>
-  </w:style>
-  <w:style w:type="paragraph" w:customStyle="1" w:styleId="4799DD209367469DB9832CB61565F749">
-    <w:name w:val="4799DD209367469DB9832CB61565F749"/>
-    <w:rsid w:val="003A20A1"/>
-    <w:pPr>
-      <w:spacing w:after="160" w:line="278" w:lineRule="auto"/>
-    </w:pPr>
-    <w:rPr>
-      <w:kern w:val="2"/>
-      <w:sz w:val="24"/>
-      <w:szCs w:val="24"/>
-      <w14:ligatures w14:val="standardContextual"/>
-    </w:rPr>
-  </w:style>
-  <w:style w:type="paragraph" w:customStyle="1" w:styleId="65C700C54F1444B2B73F0633D369D634">
-    <w:name w:val="65C700C54F1444B2B73F0633D369D634"/>
-    <w:rsid w:val="003A20A1"/>
-    <w:pPr>
-      <w:spacing w:after="160" w:line="278" w:lineRule="auto"/>
-    </w:pPr>
-    <w:rPr>
-      <w:kern w:val="2"/>
-      <w:sz w:val="24"/>
-      <w:szCs w:val="24"/>
-      <w14:ligatures w14:val="standardContextual"/>
-    </w:rPr>
-  </w:style>
-  <w:style w:type="paragraph" w:customStyle="1" w:styleId="EE4BC300A73042F891C1FD1890D223AD">
-    <w:name w:val="EE4BC300A73042F891C1FD1890D223AD"/>
-    <w:rsid w:val="003A20A1"/>
-    <w:pPr>
-      <w:spacing w:after="160" w:line="278" w:lineRule="auto"/>
-    </w:pPr>
-    <w:rPr>
-      <w:kern w:val="2"/>
-      <w:sz w:val="24"/>
-      <w:szCs w:val="24"/>
-      <w14:ligatures w14:val="standardContextual"/>
-    </w:rPr>
-  </w:style>
-  <w:style w:type="paragraph" w:customStyle="1" w:styleId="3B43A984527A452C84E081A0028EFFA8">
-    <w:name w:val="3B43A984527A452C84E081A0028EFFA8"/>
-    <w:rsid w:val="003A20A1"/>
     <w:pPr>
       <w:spacing w:after="160" w:line="278" w:lineRule="auto"/>
     </w:pPr>
@@ -29688,58 +27089,6 @@
   </w:style>
   <w:style w:type="paragraph" w:customStyle="1" w:styleId="D97294BEC1EB490B86473493D81BC278">
     <w:name w:val="D97294BEC1EB490B86473493D81BC278"/>
-    <w:rsid w:val="00116AC6"/>
-    <w:pPr>
-      <w:spacing w:after="160" w:line="278" w:lineRule="auto"/>
-    </w:pPr>
-    <w:rPr>
-      <w:kern w:val="2"/>
-      <w:sz w:val="24"/>
-      <w:szCs w:val="24"/>
-      <w14:ligatures w14:val="standardContextual"/>
-    </w:rPr>
-  </w:style>
-  <w:style w:type="paragraph" w:customStyle="1" w:styleId="6852291C779C4CA182780A608D94B565">
-    <w:name w:val="6852291C779C4CA182780A608D94B565"/>
-    <w:rsid w:val="00116AC6"/>
-    <w:pPr>
-      <w:spacing w:after="160" w:line="278" w:lineRule="auto"/>
-    </w:pPr>
-    <w:rPr>
-      <w:kern w:val="2"/>
-      <w:sz w:val="24"/>
-      <w:szCs w:val="24"/>
-      <w14:ligatures w14:val="standardContextual"/>
-    </w:rPr>
-  </w:style>
-  <w:style w:type="paragraph" w:customStyle="1" w:styleId="EB5C55BCDB804926A07CEF01C152F4E5">
-    <w:name w:val="EB5C55BCDB804926A07CEF01C152F4E5"/>
-    <w:rsid w:val="00116AC6"/>
-    <w:pPr>
-      <w:spacing w:after="160" w:line="278" w:lineRule="auto"/>
-    </w:pPr>
-    <w:rPr>
-      <w:kern w:val="2"/>
-      <w:sz w:val="24"/>
-      <w:szCs w:val="24"/>
-      <w14:ligatures w14:val="standardContextual"/>
-    </w:rPr>
-  </w:style>
-  <w:style w:type="paragraph" w:customStyle="1" w:styleId="452ADAF49C19430FB4991018555F1AD2">
-    <w:name w:val="452ADAF49C19430FB4991018555F1AD2"/>
-    <w:rsid w:val="00116AC6"/>
-    <w:pPr>
-      <w:spacing w:after="160" w:line="278" w:lineRule="auto"/>
-    </w:pPr>
-    <w:rPr>
-      <w:kern w:val="2"/>
-      <w:sz w:val="24"/>
-      <w:szCs w:val="24"/>
-      <w14:ligatures w14:val="standardContextual"/>
-    </w:rPr>
-  </w:style>
-  <w:style w:type="paragraph" w:customStyle="1" w:styleId="84E8DDCE5A544828BE1824CE5517A7EE">
-    <w:name w:val="84E8DDCE5A544828BE1824CE5517A7EE"/>
     <w:rsid w:val="00116AC6"/>
     <w:pPr>
       <w:spacing w:after="160" w:line="278" w:lineRule="auto"/>
@@ -29911,7 +27260,7 @@
 </file>
 
 <file path=word/glossary/webSettings.xml><?xml version="1.0" encoding="utf-8"?>
-<w:webSettings xmlns:mc="http://schemas.openxmlformats.org/markup-compatibility/2006" xmlns:r="http://schemas.openxmlformats.org/officeDocument/2006/relationships" xmlns:w="http://schemas.openxmlformats.org/wordprocessingml/2006/main" xmlns:w14="http://schemas.microsoft.com/office/word/2010/wordml" xmlns:w15="http://schemas.microsoft.com/office/word/2012/wordml" xmlns:w16cex="http://schemas.microsoft.com/office/word/2018/wordml/cex" xmlns:w16cid="http://schemas.microsoft.com/office/word/2016/wordml/cid" xmlns:w16="http://schemas.microsoft.com/office/word/2018/wordml" xmlns:w16du="http://schemas.microsoft.com/office/word/2023/wordml/word16du" xmlns:w16sdtdh="http://schemas.microsoft.com/office/word/2020/wordml/sdtdatahash" xmlns:w16sdtfl="http://schemas.microsoft.com/office/word/2024/wordml/sdtformatlock" xmlns:w16se="http://schemas.microsoft.com/office/word/2015/wordml/symex" mc:Ignorable="w14 w15 w16se w16cid w16 w16cex w16sdtdh w16sdtfl w16du">
+<w:webSettings xmlns:mc="http://schemas.openxmlformats.org/markup-compatibility/2006" xmlns:r="http://schemas.openxmlformats.org/officeDocument/2006/relationships" xmlns:w="http://schemas.openxmlformats.org/wordprocessingml/2006/main" xmlns:w14="http://schemas.microsoft.com/office/word/2010/wordml" xmlns:w15="http://schemas.microsoft.com/office/word/2012/wordml" xmlns:w16cex="http://schemas.microsoft.com/office/word/2018/wordml/cex" xmlns:w16cid="http://schemas.microsoft.com/office/word/2016/wordml/cid" xmlns:w16="http://schemas.microsoft.com/office/word/2018/wordml" xmlns:w16sdtdh="http://schemas.microsoft.com/office/word/2020/wordml/sdtdatahash" xmlns:w16sdtfl="http://schemas.microsoft.com/office/word/2024/wordml/sdtformatlock" xmlns:w16se="http://schemas.microsoft.com/office/word/2015/wordml/symex" xmlns:w16du="http://schemas.microsoft.com/office/word/2023/wordml/word16du" mc:Ignorable="w14 w15 w16se w16cid w16 w16cex w16sdtdh w16sdtfl w16du">
   <w:optimizeForBrowser/>
   <w:allowPNG/>
 </w:webSettings>
@@ -30203,6 +27552,38 @@
 </file>
 
 <file path=customXml/item1.xml><?xml version="1.0" encoding="utf-8"?>
+<?mso-contentType ?>
+<FormTemplates xmlns="http://schemas.microsoft.com/sharepoint/v3/contenttype/forms">
+  <Display>DocumentLibraryForm</Display>
+  <Edit>DocumentLibraryForm</Edit>
+  <New>DocumentLibraryForm</New>
+</FormTemplates>
+</file>
+
+<file path=customXml/item2.xml><?xml version="1.0" encoding="utf-8"?>
+<b:Sources xmlns:b="http://schemas.openxmlformats.org/officeDocument/2006/bibliography" xmlns="http://schemas.openxmlformats.org/officeDocument/2006/bibliography" SelectedStyle="\APA.XSL" StyleName="APA"/>
+</file>
+
+<file path=customXml/item3.xml><?xml version="1.0" encoding="utf-8"?>
+<p:properties xmlns:p="http://schemas.microsoft.com/office/2006/metadata/properties" xmlns:xsi="http://www.w3.org/2001/XMLSchema-instance" xmlns:pc="http://schemas.microsoft.com/office/infopath/2007/PartnerControls">
+  <documentManagement>
+    <Category0 xmlns="bef73783-b83a-4f38-94d5-1aaaa1b3b0a2">3</Category0>
+    <i0f84bba906045b4af568ee102a52dcb xmlns="2933ac1b-cace-482f-bed9-bf9b7d80f34a">
+      <Terms xmlns="http://schemas.microsoft.com/office/infopath/2007/PartnerControls">
+        <TermInfo xmlns="http://schemas.microsoft.com/office/infopath/2007/PartnerControls">
+          <TermName xmlns="http://schemas.microsoft.com/office/infopath/2007/PartnerControls">Corporate Records</TermName>
+          <TermId xmlns="http://schemas.microsoft.com/office/infopath/2007/PartnerControls">2c702203-4f28-4769-bfc5-dad5ef3425c7</TermId>
+        </TermInfo>
+      </Terms>
+    </i0f84bba906045b4af568ee102a52dcb>
+    <TaxCatchAll xmlns="2933ac1b-cace-482f-bed9-bf9b7d80f34a">
+      <Value>1</Value>
+    </TaxCatchAll>
+  </documentManagement>
+</p:properties>
+</file>
+
+<file path=customXml/item4.xml><?xml version="1.0" encoding="utf-8"?>
 <ct:contentTypeSchema xmlns:ct="http://schemas.microsoft.com/office/2006/metadata/contentType" xmlns:ma="http://schemas.microsoft.com/office/2006/metadata/properties/metaAttributes" ct:_="" ma:_="" ma:contentTypeName="Document" ma:contentTypeID="0x010100D17E1B4D89D91D49A316865B50B76B78" ma:contentTypeVersion="26" ma:contentTypeDescription="Create a new document." ma:contentTypeScope="" ma:versionID="2e43e94bda34b09537a48d601b321f81">
   <xsd:schema xmlns:xsd="http://www.w3.org/2001/XMLSchema" xmlns:xs="http://www.w3.org/2001/XMLSchema" xmlns:p="http://schemas.microsoft.com/office/2006/metadata/properties" xmlns:ns2="bef73783-b83a-4f38-94d5-1aaaa1b3b0a2" xmlns:ns3="2933ac1b-cace-482f-bed9-bf9b7d80f34a" targetNamespace="http://schemas.microsoft.com/office/2006/metadata/properties" ma:root="true" ma:fieldsID="68ad2338b471bae35515ce7eaf1f964b" ns2:_="" ns3:_="">
     <xsd:import namespace="bef73783-b83a-4f38-94d5-1aaaa1b3b0a2"/>
@@ -30417,39 +27798,34 @@
 </ct:contentTypeSchema>
 </file>
 
-<file path=customXml/item2.xml><?xml version="1.0" encoding="utf-8"?>
-<p:properties xmlns:p="http://schemas.microsoft.com/office/2006/metadata/properties" xmlns:xsi="http://www.w3.org/2001/XMLSchema-instance" xmlns:pc="http://schemas.microsoft.com/office/infopath/2007/PartnerControls">
-  <documentManagement>
-    <Category0 xmlns="bef73783-b83a-4f38-94d5-1aaaa1b3b0a2">3</Category0>
-    <i0f84bba906045b4af568ee102a52dcb xmlns="2933ac1b-cace-482f-bed9-bf9b7d80f34a">
-      <Terms xmlns="http://schemas.microsoft.com/office/infopath/2007/PartnerControls">
-        <TermInfo xmlns="http://schemas.microsoft.com/office/infopath/2007/PartnerControls">
-          <TermName xmlns="http://schemas.microsoft.com/office/infopath/2007/PartnerControls">Corporate Records</TermName>
-          <TermId xmlns="http://schemas.microsoft.com/office/infopath/2007/PartnerControls">2c702203-4f28-4769-bfc5-dad5ef3425c7</TermId>
-        </TermInfo>
-      </Terms>
-    </i0f84bba906045b4af568ee102a52dcb>
-    <TaxCatchAll xmlns="2933ac1b-cace-482f-bed9-bf9b7d80f34a">
-      <Value>1</Value>
-    </TaxCatchAll>
-  </documentManagement>
-</p:properties>
+<file path=customXml/itemProps1.xml><?xml version="1.0" encoding="utf-8"?>
+<ds:datastoreItem xmlns:ds="http://schemas.openxmlformats.org/officeDocument/2006/customXml" ds:itemID="{227EF4DE-3A26-43E7-8C63-D3AE2FAE7651}">
+  <ds:schemaRefs>
+    <ds:schemaRef ds:uri="http://schemas.microsoft.com/sharepoint/v3/contenttype/forms"/>
+  </ds:schemaRefs>
+</ds:datastoreItem>
 </file>
 
-<file path=customXml/item3.xml><?xml version="1.0" encoding="utf-8"?>
-<b:Sources xmlns:b="http://schemas.openxmlformats.org/officeDocument/2006/bibliography" xmlns="http://schemas.openxmlformats.org/officeDocument/2006/bibliography" SelectedStyle="\APA.XSL" StyleName="APA"/>
+<file path=customXml/itemProps2.xml><?xml version="1.0" encoding="utf-8"?>
+<ds:datastoreItem xmlns:ds="http://schemas.openxmlformats.org/officeDocument/2006/customXml" ds:itemID="{F5357EA8-96A6-4EBA-9454-1016EF6663A1}">
+  <ds:schemaRefs>
+    <ds:schemaRef ds:uri="http://schemas.openxmlformats.org/officeDocument/2006/bibliography"/>
+  </ds:schemaRefs>
+</ds:datastoreItem>
 </file>
 
-<file path=customXml/item4.xml><?xml version="1.0" encoding="utf-8"?>
-<?mso-contentType ?>
-<FormTemplates xmlns="http://schemas.microsoft.com/sharepoint/v3/contenttype/forms">
-  <Display>DocumentLibraryForm</Display>
-  <Edit>DocumentLibraryForm</Edit>
-  <New>DocumentLibraryForm</New>
-</FormTemplates>
+<file path=customXml/itemProps3.xml><?xml version="1.0" encoding="utf-8"?>
+<ds:datastoreItem xmlns:ds="http://schemas.openxmlformats.org/officeDocument/2006/customXml" ds:itemID="{39FF4767-EA88-401E-8F8C-4A882E090646}">
+  <ds:schemaRefs>
+    <ds:schemaRef ds:uri="http://schemas.microsoft.com/office/2006/metadata/properties"/>
+    <ds:schemaRef ds:uri="http://schemas.microsoft.com/office/infopath/2007/PartnerControls"/>
+    <ds:schemaRef ds:uri="bef73783-b83a-4f38-94d5-1aaaa1b3b0a2"/>
+    <ds:schemaRef ds:uri="2933ac1b-cace-482f-bed9-bf9b7d80f34a"/>
+  </ds:schemaRefs>
+</ds:datastoreItem>
 </file>
 
-<file path=customXml/itemProps1.xml><?xml version="1.0" encoding="utf-8"?>
+<file path=customXml/itemProps4.xml><?xml version="1.0" encoding="utf-8"?>
 <ds:datastoreItem xmlns:ds="http://schemas.openxmlformats.org/officeDocument/2006/customXml" ds:itemID="{67AB8C25-FD5F-417B-A0C9-5FA555662FD9}">
   <ds:schemaRefs>
     <ds:schemaRef ds:uri="http://schemas.microsoft.com/office/2006/metadata/contentType"/>
@@ -30466,31 +27842,4 @@
     <ds:schemaRef ds:uri="http://schemas.microsoft.com/internal/obd"/>
   </ds:schemaRefs>
 </ds:datastoreItem>
-</file>
-
-<file path=customXml/itemProps2.xml><?xml version="1.0" encoding="utf-8"?>
-<ds:datastoreItem xmlns:ds="http://schemas.openxmlformats.org/officeDocument/2006/customXml" ds:itemID="{39FF4767-EA88-401E-8F8C-4A882E090646}">
-  <ds:schemaRefs>
-    <ds:schemaRef ds:uri="http://schemas.microsoft.com/office/2006/metadata/properties"/>
-    <ds:schemaRef ds:uri="http://schemas.microsoft.com/office/infopath/2007/PartnerControls"/>
-    <ds:schemaRef ds:uri="bef73783-b83a-4f38-94d5-1aaaa1b3b0a2"/>
-    <ds:schemaRef ds:uri="2933ac1b-cace-482f-bed9-bf9b7d80f34a"/>
-  </ds:schemaRefs>
-</ds:datastoreItem>
-</file>
-
-<file path=customXml/itemProps3.xml><?xml version="1.0" encoding="utf-8"?>
-<ds:datastoreItem xmlns:ds="http://schemas.openxmlformats.org/officeDocument/2006/customXml" ds:itemID="{F5357EA8-96A6-4EBA-9454-1016EF6663A1}">
-  <ds:schemaRefs>
-    <ds:schemaRef ds:uri="http://schemas.openxmlformats.org/officeDocument/2006/bibliography"/>
-  </ds:schemaRefs>
-</ds:datastoreItem>
-</file>
-
-<file path=customXml/itemProps4.xml><?xml version="1.0" encoding="utf-8"?>
-<ds:datastoreItem xmlns:ds="http://schemas.openxmlformats.org/officeDocument/2006/customXml" ds:itemID="{227EF4DE-3A26-43E7-8C63-D3AE2FAE7651}">
-  <ds:schemaRefs>
-    <ds:schemaRef ds:uri="http://schemas.microsoft.com/sharepoint/v3/contenttype/forms"/>
-  </ds:schemaRefs>
-</ds:datastoreItem>
 </file>